--- a/templates/claim_ru.docx
+++ b/templates/claim_ru.docx
@@ -44,68 +44,13 @@
           <w:szCs w:val="22"/>
           <w:highlight w:val="white"/>
         </w:rPr>
-        <w:t xml:space="preserve">ОТ (ФИО): </w:t>
+        <w:t>ОТ (ФИО): {{fio}}</w:t>
       </w:r>
       <w:proofErr w:type="spellStart"/>
-      <w:r>
-        <w:rPr>
-          <w:rFonts w:ascii="Times New Roman" w:eastAsia="Times New Roman" w:hAnsi="Times New Roman" w:cs="Times New Roman"/>
-          <w:b/>
-          <w:color w:val="000000"/>
-          <w:sz w:val="22"/>
-          <w:szCs w:val="22"/>
-          <w:highlight w:val="white"/>
-        </w:rPr>
-        <w:t>Абдурахимов</w:t>
-      </w:r>
       <w:proofErr w:type="spellEnd"/>
-      <w:r>
-        <w:rPr>
-          <w:rFonts w:ascii="Times New Roman" w:eastAsia="Times New Roman" w:hAnsi="Times New Roman" w:cs="Times New Roman"/>
-          <w:b/>
-          <w:color w:val="000000"/>
-          <w:sz w:val="22"/>
-          <w:szCs w:val="22"/>
-          <w:highlight w:val="white"/>
-        </w:rPr>
-        <w:t xml:space="preserve"> </w:t>
-      </w:r>
       <w:proofErr w:type="spellStart"/>
-      <w:r>
-        <w:rPr>
-          <w:rFonts w:ascii="Times New Roman" w:eastAsia="Times New Roman" w:hAnsi="Times New Roman" w:cs="Times New Roman"/>
-          <w:b/>
-          <w:color w:val="000000"/>
-          <w:sz w:val="22"/>
-          <w:szCs w:val="22"/>
-          <w:highlight w:val="white"/>
-        </w:rPr>
-        <w:t>Фозил</w:t>
-      </w:r>
       <w:proofErr w:type="spellEnd"/>
-      <w:r>
-        <w:rPr>
-          <w:rFonts w:ascii="Times New Roman" w:eastAsia="Times New Roman" w:hAnsi="Times New Roman" w:cs="Times New Roman"/>
-          <w:b/>
-          <w:color w:val="000000"/>
-          <w:sz w:val="22"/>
-          <w:szCs w:val="22"/>
-          <w:highlight w:val="white"/>
-        </w:rPr>
-        <w:t xml:space="preserve"> </w:t>
-      </w:r>
       <w:proofErr w:type="spellStart"/>
-      <w:r>
-        <w:rPr>
-          <w:rFonts w:ascii="Times New Roman" w:eastAsia="Times New Roman" w:hAnsi="Times New Roman" w:cs="Times New Roman"/>
-          <w:b/>
-          <w:color w:val="000000"/>
-          <w:sz w:val="22"/>
-          <w:szCs w:val="22"/>
-          <w:highlight w:val="white"/>
-        </w:rPr>
-        <w:t>Тошкулович</w:t>
-      </w:r>
       <w:proofErr w:type="spellEnd"/>
     </w:p>
     <w:p>
@@ -123,182 +68,11 @@
           <w:szCs w:val="22"/>
           <w:highlight w:val="white"/>
         </w:rPr>
-        <w:t xml:space="preserve">                                                                        </w:t>
-      </w:r>
-      <w:r>
-        <w:rPr>
-          <w:rFonts w:ascii="Times New Roman" w:eastAsia="Times New Roman" w:hAnsi="Times New Roman" w:cs="Times New Roman"/>
-          <w:b/>
-          <w:color w:val="000000"/>
-          <w:sz w:val="22"/>
-          <w:szCs w:val="22"/>
-          <w:highlight w:val="white"/>
-        </w:rPr>
-        <w:t xml:space="preserve">ИП/ООО: </w:t>
-      </w:r>
-      <w:r>
-        <w:rPr>
-          <w:rFonts w:ascii="Times New Roman" w:eastAsia="Times New Roman" w:hAnsi="Times New Roman" w:cs="Times New Roman"/>
-          <w:b/>
-          <w:sz w:val="24"/>
-          <w:szCs w:val="24"/>
-        </w:rPr>
-        <w:t>ООО</w:t>
-      </w:r>
-      <w:r>
-        <w:rPr>
-          <w:rFonts w:ascii="Times New Roman" w:eastAsia="Times New Roman" w:hAnsi="Times New Roman" w:cs="Times New Roman"/>
-          <w:b/>
-          <w:sz w:val="24"/>
-          <w:szCs w:val="24"/>
-        </w:rPr>
-        <w:t xml:space="preserve"> «</w:t>
-      </w:r>
-      <w:r>
-        <w:rPr>
-          <w:rFonts w:ascii="Times New Roman" w:eastAsia="Times New Roman" w:hAnsi="Times New Roman" w:cs="Times New Roman"/>
-          <w:b/>
-          <w:sz w:val="24"/>
-          <w:szCs w:val="24"/>
-          <w:lang w:val="en-US"/>
-        </w:rPr>
-        <w:t>ALFA</w:t>
-      </w:r>
-      <w:r>
-        <w:rPr>
-          <w:rFonts w:ascii="Times New Roman" w:eastAsia="Times New Roman" w:hAnsi="Times New Roman" w:cs="Times New Roman"/>
-          <w:b/>
-          <w:sz w:val="24"/>
-          <w:szCs w:val="24"/>
-        </w:rPr>
-        <w:t xml:space="preserve"> </w:t>
-      </w:r>
-      <w:r>
-        <w:rPr>
-          <w:rFonts w:ascii="Times New Roman" w:eastAsia="Times New Roman" w:hAnsi="Times New Roman" w:cs="Times New Roman"/>
-          <w:b/>
-          <w:sz w:val="24"/>
-          <w:szCs w:val="24"/>
-          <w:lang w:val="en-US"/>
-        </w:rPr>
-        <w:t>POLIMER</w:t>
-      </w:r>
-      <w:r>
-        <w:rPr>
-          <w:rFonts w:ascii="Times New Roman" w:eastAsia="Times New Roman" w:hAnsi="Times New Roman" w:cs="Times New Roman"/>
-          <w:b/>
-          <w:sz w:val="24"/>
-          <w:szCs w:val="24"/>
-        </w:rPr>
-        <w:t xml:space="preserve"> </w:t>
-      </w:r>
-      <w:r>
-        <w:rPr>
-          <w:rFonts w:ascii="Times New Roman" w:eastAsia="Times New Roman" w:hAnsi="Times New Roman" w:cs="Times New Roman"/>
-          <w:b/>
-          <w:sz w:val="24"/>
-          <w:szCs w:val="24"/>
-          <w:lang w:val="en-US"/>
-        </w:rPr>
-        <w:t>LINE</w:t>
-      </w:r>
-      <w:r>
-        <w:rPr>
-          <w:rFonts w:ascii="Times New Roman" w:eastAsia="Times New Roman" w:hAnsi="Times New Roman" w:cs="Times New Roman"/>
-          <w:b/>
-          <w:sz w:val="24"/>
-          <w:szCs w:val="24"/>
-        </w:rPr>
-        <w:t>»</w:t>
-      </w:r>
-      <w:r>
-        <w:rPr>
-          <w:rFonts w:ascii="Times New Roman" w:eastAsia="Times New Roman" w:hAnsi="Times New Roman" w:cs="Times New Roman"/>
-          <w:b/>
-          <w:color w:val="000000"/>
-          <w:sz w:val="22"/>
-          <w:szCs w:val="22"/>
-          <w:highlight w:val="white"/>
-        </w:rPr>
+        <w:t xml:space="preserve">                                                                        ИП/ООО: {{legal_form}} «{{legal_name}}»</w:t>
         <w:br/>
-      </w:r>
-      <w:r>
-        <w:rPr>
-          <w:rFonts w:ascii="Times New Roman" w:eastAsia="Times New Roman" w:hAnsi="Times New Roman" w:cs="Times New Roman"/>
-          <w:b/>
-          <w:color w:val="000000"/>
-          <w:sz w:val="22"/>
-          <w:szCs w:val="22"/>
-          <w:highlight w:val="white"/>
-        </w:rPr>
-        <w:t xml:space="preserve">                                                                        </w:t>
-      </w:r>
-      <w:r>
-        <w:rPr>
-          <w:rFonts w:ascii="Times New Roman" w:eastAsia="Times New Roman" w:hAnsi="Times New Roman" w:cs="Times New Roman"/>
-          <w:b/>
-          <w:color w:val="000000"/>
-          <w:sz w:val="22"/>
-          <w:szCs w:val="22"/>
-          <w:highlight w:val="white"/>
-        </w:rPr>
-        <w:t>ИНН/ПИНФЛ: _</w:t>
-      </w:r>
-      <w:r>
-        <w:rPr>
-          <w:rFonts w:ascii="Times New Roman" w:eastAsia="Times New Roman" w:hAnsi="Times New Roman" w:cs="Times New Roman"/>
-        </w:rPr>
-        <w:t>306338752</w:t>
-      </w:r>
-      <w:r>
-        <w:rPr>
-          <w:rFonts w:ascii="Times New Roman" w:eastAsia="Times New Roman" w:hAnsi="Times New Roman" w:cs="Times New Roman"/>
-          <w:b/>
-          <w:color w:val="000000"/>
-          <w:sz w:val="22"/>
-          <w:szCs w:val="22"/>
-          <w:highlight w:val="white"/>
-        </w:rPr>
-        <w:t>__</w:t>
-      </w:r>
-      <w:r>
-        <w:rPr>
-          <w:rFonts w:ascii="Times New Roman" w:eastAsia="Times New Roman" w:hAnsi="Times New Roman" w:cs="Times New Roman"/>
-          <w:b/>
-          <w:color w:val="000000"/>
-          <w:sz w:val="22"/>
-          <w:szCs w:val="22"/>
-          <w:highlight w:val="white"/>
-        </w:rPr>
+        <w:t xml:space="preserve">                                                                        ИНН/ПИНФЛ: _{{inn}}__</w:t>
         <w:br/>
-      </w:r>
-      <w:r>
-        <w:rPr>
-          <w:rFonts w:ascii="Times New Roman" w:eastAsia="Times New Roman" w:hAnsi="Times New Roman" w:cs="Times New Roman"/>
-          <w:b/>
-          <w:color w:val="000000"/>
-          <w:sz w:val="22"/>
-          <w:szCs w:val="22"/>
-          <w:highlight w:val="white"/>
-        </w:rPr>
-        <w:t xml:space="preserve">                                                                        </w:t>
-      </w:r>
-      <w:r>
-        <w:rPr>
-          <w:rFonts w:ascii="Times New Roman" w:eastAsia="Times New Roman" w:hAnsi="Times New Roman" w:cs="Times New Roman"/>
-          <w:b/>
-          <w:color w:val="000000"/>
-          <w:sz w:val="22"/>
-          <w:szCs w:val="22"/>
-          <w:highlight w:val="white"/>
-        </w:rPr>
-        <w:t xml:space="preserve">РАСЧЕТНЫЙ СЧЕТ: </w:t>
-      </w:r>
-      <w:r>
-        <w:rPr>
-          <w:rFonts w:ascii="Times New Roman" w:eastAsia="Times New Roman" w:hAnsi="Times New Roman" w:cs="Times New Roman"/>
-        </w:rPr>
-        <w:t>20208000305061552001</w:t>
+        <w:t xml:space="preserve">                                                                        РАСЧЕТНЫЙ СЧЕТ: {{bank_account}}</w:t>
       </w:r>
     </w:p>
     <w:p>
@@ -330,43 +104,11 @@
           <w:szCs w:val="22"/>
           <w:highlight w:val="white"/>
         </w:rPr>
-        <w:t>МФО: ____</w:t>
-      </w:r>
-      <w:r>
-        <w:rPr>
-          <w:rFonts w:ascii="Times New Roman" w:eastAsia="Times New Roman" w:hAnsi="Times New Roman" w:cs="Times New Roman"/>
-          <w:b/>
-          <w:color w:val="000000"/>
-          <w:sz w:val="22"/>
-          <w:szCs w:val="22"/>
-          <w:highlight w:val="white"/>
-        </w:rPr>
-        <w:t xml:space="preserve">00083    АК </w:t>
+        <w:t>МФО: ____{{mfo}}    {{bank_name}}</w:t>
+        <w:br/>
       </w:r>
       <w:proofErr w:type="spellStart"/>
-      <w:r>
-        <w:rPr>
-          <w:rFonts w:ascii="Times New Roman" w:eastAsia="Times New Roman" w:hAnsi="Times New Roman" w:cs="Times New Roman"/>
-          <w:b/>
-          <w:color w:val="000000"/>
-          <w:sz w:val="22"/>
-          <w:szCs w:val="22"/>
-          <w:highlight w:val="white"/>
-        </w:rPr>
-        <w:t>Хамкорбанк</w:t>
-      </w:r>
       <w:proofErr w:type="spellEnd"/>
-      <w:r>
-        <w:rPr>
-          <w:rFonts w:ascii="Times New Roman" w:eastAsia="Times New Roman" w:hAnsi="Times New Roman" w:cs="Times New Roman"/>
-          <w:b/>
-          <w:color w:val="000000"/>
-          <w:sz w:val="22"/>
-          <w:szCs w:val="22"/>
-          <w:highlight w:val="white"/>
-        </w:rPr>
-        <w:br/>
-      </w:r>
     </w:p>
     <w:p>
       <w:pPr>
@@ -781,7 +523,7 @@
                 <w:rFonts w:ascii="Arial" w:eastAsia="Times New Roman" w:hAnsi="Arial" w:cs="Arial"/>
                 <w:color w:val="000000"/>
               </w:rPr>
-              <w:t>Корзина для хранения овощей</w:t>
+              <w:t>{{item.product_title}}</w:t>
             </w:r>
           </w:p>
         </w:tc>
@@ -815,7 +557,7 @@
                 <w:sz w:val="18"/>
                 <w:szCs w:val="18"/>
               </w:rPr>
-              <w:t>1000079493825</w:t>
+              <w:t>{{item.barcode}}</w:t>
             </w:r>
           </w:p>
         </w:tc>
@@ -848,7 +590,7 @@
                 <w:sz w:val="22"/>
                 <w:szCs w:val="22"/>
               </w:rPr>
-              <w:t>утеря</w:t>
+              <w:t>{{item.reason}}</w:t>
             </w:r>
           </w:p>
         </w:tc>
@@ -882,7 +624,7 @@
                 <w:sz w:val="22"/>
                 <w:szCs w:val="22"/>
               </w:rPr>
-              <w:t>39 865,30</w:t>
+              <w:t>{{item.unit_compensation}}</w:t>
             </w:r>
           </w:p>
         </w:tc>
@@ -916,7 +658,7 @@
                 <w:sz w:val="18"/>
                 <w:szCs w:val="18"/>
               </w:rPr>
-              <w:t>8</w:t>
+              <w:t>{{item.expected_qty}}</w:t>
             </w:r>
           </w:p>
         </w:tc>
@@ -950,4989 +692,7 @@
                 <w:sz w:val="22"/>
                 <w:szCs w:val="22"/>
               </w:rPr>
-              <w:t>318 922,40</w:t>
-            </w:r>
-          </w:p>
-        </w:tc>
-      </w:tr>
-      <w:tr>
-        <w:trPr>
-          <w:trHeight w:val="300"/>
-        </w:trPr>
-        <w:tc>
-          <w:tcPr>
-            <w:tcW w:w="2378" w:type="dxa"/>
-            <w:tcBorders>
-              <w:top w:val="single" w:sz="4" w:space="0" w:color="000000"/>
-              <w:left w:val="single" w:sz="4" w:space="0" w:color="000000"/>
-              <w:bottom w:val="single" w:sz="4" w:space="0" w:color="000000"/>
-              <w:right w:val="single" w:sz="4" w:space="0" w:color="000000"/>
-            </w:tcBorders>
-            <w:shd w:val="clear" w:color="000000" w:fill="FFFFFF"/>
-            <w:noWrap/>
-            <w:vAlign w:val="center"/>
-          </w:tcPr>
-          <w:p>
-            <w:pPr>
-              <w:ind w:firstLine="400"/>
-              <w:rPr>
-                <w:rFonts w:ascii="Arial" w:eastAsia="Times New Roman" w:hAnsi="Arial" w:cs="Arial"/>
-                <w:color w:val="000000"/>
-              </w:rPr>
-            </w:pPr>
-            <w:r>
-              <w:rPr>
-                <w:rFonts w:ascii="Arial" w:eastAsia="Times New Roman" w:hAnsi="Arial" w:cs="Arial"/>
-                <w:color w:val="000000"/>
-              </w:rPr>
-              <w:t>Набор пластиковых тарелок «</w:t>
-            </w:r>
-            <w:proofErr w:type="spellStart"/>
-            <w:r>
-              <w:rPr>
-                <w:rFonts w:ascii="Arial" w:eastAsia="Times New Roman" w:hAnsi="Arial" w:cs="Arial"/>
-                <w:color w:val="000000"/>
-              </w:rPr>
-              <w:t>Emerald</w:t>
-            </w:r>
-            <w:proofErr w:type="spellEnd"/>
-            <w:r>
-              <w:rPr>
-                <w:rFonts w:ascii="Arial" w:eastAsia="Times New Roman" w:hAnsi="Arial" w:cs="Arial"/>
-                <w:color w:val="000000"/>
-              </w:rPr>
-              <w:t xml:space="preserve">», 6 </w:t>
-            </w:r>
-            <w:proofErr w:type="spellStart"/>
-            <w:r>
-              <w:rPr>
-                <w:rFonts w:ascii="Arial" w:eastAsia="Times New Roman" w:hAnsi="Arial" w:cs="Arial"/>
-                <w:color w:val="000000"/>
-              </w:rPr>
-              <w:t>шт</w:t>
-            </w:r>
-            <w:proofErr w:type="spellEnd"/>
-            <w:r>
-              <w:rPr>
-                <w:rFonts w:ascii="Arial" w:eastAsia="Times New Roman" w:hAnsi="Arial" w:cs="Arial"/>
-                <w:color w:val="000000"/>
-              </w:rPr>
-              <w:t>, круглые, зелёные, с золотым кантом</w:t>
-            </w:r>
-          </w:p>
-        </w:tc>
-        <w:tc>
-          <w:tcPr>
-            <w:tcW w:w="1877" w:type="dxa"/>
-            <w:tcBorders>
-              <w:top w:val="single" w:sz="4" w:space="0" w:color="000000"/>
-              <w:left w:val="none" w:sz="4" w:space="0" w:color="000000"/>
-              <w:bottom w:val="single" w:sz="4" w:space="0" w:color="000000"/>
-              <w:right w:val="single" w:sz="4" w:space="0" w:color="000000"/>
-            </w:tcBorders>
-            <w:shd w:val="clear" w:color="000000" w:fill="FFFFFF"/>
-            <w:noWrap/>
-            <w:vAlign w:val="center"/>
-          </w:tcPr>
-          <w:p>
-            <w:pPr>
-              <w:jc w:val="right"/>
-              <w:rPr>
-                <w:rFonts w:ascii="Arial" w:eastAsia="Times New Roman" w:hAnsi="Arial" w:cs="Arial"/>
-                <w:color w:val="000000"/>
-                <w:sz w:val="18"/>
-                <w:szCs w:val="18"/>
-              </w:rPr>
-            </w:pPr>
-            <w:r>
-              <w:rPr>
-                <w:rFonts w:ascii="Arial" w:eastAsia="Times New Roman" w:hAnsi="Arial" w:cs="Arial"/>
-                <w:color w:val="000000"/>
-                <w:sz w:val="18"/>
-                <w:szCs w:val="18"/>
-              </w:rPr>
-              <w:t>1000077186767</w:t>
-            </w:r>
-          </w:p>
-        </w:tc>
-        <w:tc>
-          <w:tcPr>
-            <w:tcW w:w="1709" w:type="dxa"/>
-            <w:tcBorders>
-              <w:top w:val="single" w:sz="4" w:space="0" w:color="000000"/>
-              <w:left w:val="none" w:sz="4" w:space="0" w:color="000000"/>
-              <w:bottom w:val="single" w:sz="4" w:space="0" w:color="000000"/>
-              <w:right w:val="single" w:sz="4" w:space="0" w:color="000000"/>
-            </w:tcBorders>
-            <w:shd w:val="clear" w:color="FFFFFF" w:fill="FFFFFF"/>
-            <w:noWrap/>
-            <w:vAlign w:val="bottom"/>
-          </w:tcPr>
-          <w:p>
-            <w:pPr>
-              <w:rPr>
-                <w:rFonts w:ascii="Arial" w:hAnsi="Arial" w:cs="Arial"/>
-                <w:color w:val="000000"/>
-                <w:sz w:val="22"/>
-                <w:szCs w:val="22"/>
-              </w:rPr>
-            </w:pPr>
-            <w:r>
-              <w:rPr>
-                <w:rFonts w:ascii="Arial" w:eastAsia="Arial" w:hAnsi="Arial" w:cs="Arial"/>
-                <w:color w:val="000000"/>
-                <w:sz w:val="22"/>
-                <w:szCs w:val="22"/>
-              </w:rPr>
-              <w:t>утеря</w:t>
-            </w:r>
-          </w:p>
-        </w:tc>
-        <w:tc>
-          <w:tcPr>
-            <w:tcW w:w="1668" w:type="dxa"/>
-            <w:tcBorders>
-              <w:top w:val="single" w:sz="4" w:space="0" w:color="000000"/>
-              <w:left w:val="none" w:sz="4" w:space="0" w:color="000000"/>
-              <w:bottom w:val="single" w:sz="4" w:space="0" w:color="000000"/>
-              <w:right w:val="single" w:sz="4" w:space="0" w:color="000000"/>
-            </w:tcBorders>
-            <w:shd w:val="clear" w:color="FFFFFF" w:fill="FFFFFF"/>
-            <w:noWrap/>
-            <w:vAlign w:val="bottom"/>
-          </w:tcPr>
-          <w:p>
-            <w:pPr>
-              <w:jc w:val="right"/>
-              <w:rPr>
-                <w:rFonts w:ascii="Arial" w:hAnsi="Arial" w:cs="Arial"/>
-                <w:color w:val="000000"/>
-                <w:sz w:val="22"/>
-                <w:szCs w:val="22"/>
-              </w:rPr>
-            </w:pPr>
-            <w:r>
-              <w:rPr>
-                <w:rFonts w:ascii="Arial" w:eastAsia="Arial" w:hAnsi="Arial" w:cs="Arial"/>
-                <w:color w:val="000000"/>
-                <w:sz w:val="22"/>
-                <w:szCs w:val="22"/>
-              </w:rPr>
-              <w:t>54 240,00</w:t>
-            </w:r>
-          </w:p>
-        </w:tc>
-        <w:tc>
-          <w:tcPr>
-            <w:tcW w:w="1418" w:type="dxa"/>
-            <w:tcBorders>
-              <w:top w:val="single" w:sz="4" w:space="0" w:color="000000"/>
-              <w:left w:val="none" w:sz="4" w:space="0" w:color="000000"/>
-              <w:bottom w:val="single" w:sz="4" w:space="0" w:color="000000"/>
-              <w:right w:val="single" w:sz="4" w:space="0" w:color="000000"/>
-            </w:tcBorders>
-            <w:shd w:val="clear" w:color="000000" w:fill="FFFFFF"/>
-            <w:noWrap/>
-            <w:vAlign w:val="center"/>
-          </w:tcPr>
-          <w:p>
-            <w:pPr>
-              <w:jc w:val="right"/>
-              <w:rPr>
-                <w:rFonts w:ascii="Arial" w:eastAsia="Times New Roman" w:hAnsi="Arial" w:cs="Arial"/>
-                <w:color w:val="000000"/>
-                <w:sz w:val="18"/>
-                <w:szCs w:val="18"/>
-              </w:rPr>
-            </w:pPr>
-            <w:r>
-              <w:rPr>
-                <w:rFonts w:ascii="Arial" w:eastAsia="Times New Roman" w:hAnsi="Arial" w:cs="Arial"/>
-                <w:color w:val="000000"/>
-                <w:sz w:val="18"/>
-                <w:szCs w:val="18"/>
-              </w:rPr>
-              <w:t>7</w:t>
-            </w:r>
-          </w:p>
-        </w:tc>
-        <w:tc>
-          <w:tcPr>
-            <w:tcW w:w="1701" w:type="dxa"/>
-            <w:tcBorders>
-              <w:top w:val="single" w:sz="4" w:space="0" w:color="000000"/>
-              <w:left w:val="none" w:sz="4" w:space="0" w:color="000000"/>
-              <w:bottom w:val="single" w:sz="4" w:space="0" w:color="000000"/>
-              <w:right w:val="single" w:sz="4" w:space="0" w:color="000000"/>
-            </w:tcBorders>
-            <w:shd w:val="clear" w:color="FFFFFF" w:fill="FFFFFF"/>
-            <w:noWrap/>
-            <w:vAlign w:val="bottom"/>
-          </w:tcPr>
-          <w:p>
-            <w:pPr>
-              <w:jc w:val="right"/>
-              <w:rPr>
-                <w:rFonts w:ascii="Arial" w:hAnsi="Arial" w:cs="Arial"/>
-                <w:color w:val="000000"/>
-                <w:sz w:val="22"/>
-                <w:szCs w:val="22"/>
-              </w:rPr>
-            </w:pPr>
-            <w:r>
-              <w:rPr>
-                <w:rFonts w:ascii="Arial" w:eastAsia="Arial" w:hAnsi="Arial" w:cs="Arial"/>
-                <w:color w:val="000000"/>
-                <w:sz w:val="22"/>
-                <w:szCs w:val="22"/>
-              </w:rPr>
-              <w:t>379 680,00</w:t>
-            </w:r>
-          </w:p>
-        </w:tc>
-      </w:tr>
-      <w:tr>
-        <w:trPr>
-          <w:trHeight w:val="300"/>
-        </w:trPr>
-        <w:tc>
-          <w:tcPr>
-            <w:tcW w:w="2378" w:type="dxa"/>
-            <w:tcBorders>
-              <w:top w:val="single" w:sz="4" w:space="0" w:color="000000"/>
-              <w:left w:val="single" w:sz="4" w:space="0" w:color="000000"/>
-              <w:bottom w:val="single" w:sz="4" w:space="0" w:color="000000"/>
-              <w:right w:val="single" w:sz="4" w:space="0" w:color="000000"/>
-            </w:tcBorders>
-            <w:shd w:val="clear" w:color="000000" w:fill="FFFFFF"/>
-            <w:noWrap/>
-            <w:vAlign w:val="center"/>
-          </w:tcPr>
-          <w:p>
-            <w:pPr>
-              <w:ind w:firstLine="400"/>
-              <w:rPr>
-                <w:rFonts w:ascii="Arial" w:eastAsia="Times New Roman" w:hAnsi="Arial" w:cs="Arial"/>
-                <w:color w:val="000000"/>
-              </w:rPr>
-            </w:pPr>
-            <w:r>
-              <w:rPr>
-                <w:rFonts w:ascii="Arial" w:eastAsia="Times New Roman" w:hAnsi="Arial" w:cs="Arial"/>
-                <w:color w:val="000000"/>
-              </w:rPr>
-              <w:t>Табурет пластиковый универсальный с ручками, рифленый, для ванной и кухни</w:t>
-            </w:r>
-          </w:p>
-        </w:tc>
-        <w:tc>
-          <w:tcPr>
-            <w:tcW w:w="1877" w:type="dxa"/>
-            <w:tcBorders>
-              <w:top w:val="single" w:sz="4" w:space="0" w:color="000000"/>
-              <w:left w:val="none" w:sz="4" w:space="0" w:color="000000"/>
-              <w:bottom w:val="single" w:sz="4" w:space="0" w:color="000000"/>
-              <w:right w:val="single" w:sz="4" w:space="0" w:color="000000"/>
-            </w:tcBorders>
-            <w:shd w:val="clear" w:color="000000" w:fill="FFFFFF"/>
-            <w:noWrap/>
-            <w:vAlign w:val="center"/>
-          </w:tcPr>
-          <w:p>
-            <w:pPr>
-              <w:jc w:val="right"/>
-              <w:rPr>
-                <w:rFonts w:ascii="Arial" w:eastAsia="Times New Roman" w:hAnsi="Arial" w:cs="Arial"/>
-                <w:color w:val="000000"/>
-                <w:sz w:val="18"/>
-                <w:szCs w:val="18"/>
-              </w:rPr>
-            </w:pPr>
-            <w:r>
-              <w:rPr>
-                <w:rFonts w:ascii="Arial" w:eastAsia="Times New Roman" w:hAnsi="Arial" w:cs="Arial"/>
-                <w:color w:val="000000"/>
-                <w:sz w:val="18"/>
-                <w:szCs w:val="18"/>
-              </w:rPr>
-              <w:t>1000077201941</w:t>
-            </w:r>
-          </w:p>
-        </w:tc>
-        <w:tc>
-          <w:tcPr>
-            <w:tcW w:w="1709" w:type="dxa"/>
-            <w:tcBorders>
-              <w:top w:val="single" w:sz="4" w:space="0" w:color="000000"/>
-              <w:left w:val="none" w:sz="4" w:space="0" w:color="000000"/>
-              <w:bottom w:val="single" w:sz="4" w:space="0" w:color="000000"/>
-              <w:right w:val="single" w:sz="4" w:space="0" w:color="000000"/>
-            </w:tcBorders>
-            <w:shd w:val="clear" w:color="FFFFFF" w:fill="FFFFFF"/>
-            <w:noWrap/>
-            <w:vAlign w:val="bottom"/>
-          </w:tcPr>
-          <w:p>
-            <w:pPr>
-              <w:rPr>
-                <w:rFonts w:ascii="Arial" w:hAnsi="Arial" w:cs="Arial"/>
-                <w:color w:val="000000"/>
-                <w:sz w:val="22"/>
-                <w:szCs w:val="22"/>
-              </w:rPr>
-            </w:pPr>
-            <w:r>
-              <w:rPr>
-                <w:rFonts w:ascii="Arial" w:eastAsia="Arial" w:hAnsi="Arial" w:cs="Arial"/>
-                <w:color w:val="000000"/>
-                <w:sz w:val="22"/>
-                <w:szCs w:val="22"/>
-              </w:rPr>
-              <w:t>утеря</w:t>
-            </w:r>
-          </w:p>
-        </w:tc>
-        <w:tc>
-          <w:tcPr>
-            <w:tcW w:w="1668" w:type="dxa"/>
-            <w:tcBorders>
-              <w:top w:val="single" w:sz="4" w:space="0" w:color="000000"/>
-              <w:left w:val="none" w:sz="4" w:space="0" w:color="000000"/>
-              <w:bottom w:val="single" w:sz="4" w:space="0" w:color="000000"/>
-              <w:right w:val="single" w:sz="4" w:space="0" w:color="000000"/>
-            </w:tcBorders>
-            <w:shd w:val="clear" w:color="FFFFFF" w:fill="FFFFFF"/>
-            <w:noWrap/>
-            <w:vAlign w:val="bottom"/>
-          </w:tcPr>
-          <w:p>
-            <w:pPr>
-              <w:jc w:val="right"/>
-              <w:rPr>
-                <w:rFonts w:ascii="Arial" w:hAnsi="Arial" w:cs="Arial"/>
-                <w:color w:val="000000"/>
-                <w:sz w:val="22"/>
-                <w:szCs w:val="22"/>
-              </w:rPr>
-            </w:pPr>
-            <w:r>
-              <w:rPr>
-                <w:rFonts w:ascii="Arial" w:eastAsia="Arial" w:hAnsi="Arial" w:cs="Arial"/>
-                <w:color w:val="000000"/>
-                <w:sz w:val="22"/>
-                <w:szCs w:val="22"/>
-              </w:rPr>
-              <w:t>49 980,00</w:t>
-            </w:r>
-          </w:p>
-        </w:tc>
-        <w:tc>
-          <w:tcPr>
-            <w:tcW w:w="1418" w:type="dxa"/>
-            <w:tcBorders>
-              <w:top w:val="single" w:sz="4" w:space="0" w:color="000000"/>
-              <w:left w:val="none" w:sz="4" w:space="0" w:color="000000"/>
-              <w:bottom w:val="single" w:sz="4" w:space="0" w:color="000000"/>
-              <w:right w:val="single" w:sz="4" w:space="0" w:color="000000"/>
-            </w:tcBorders>
-            <w:shd w:val="clear" w:color="000000" w:fill="FFFFFF"/>
-            <w:noWrap/>
-            <w:vAlign w:val="center"/>
-          </w:tcPr>
-          <w:p>
-            <w:pPr>
-              <w:jc w:val="right"/>
-              <w:rPr>
-                <w:rFonts w:ascii="Arial" w:eastAsia="Times New Roman" w:hAnsi="Arial" w:cs="Arial"/>
-                <w:color w:val="000000"/>
-                <w:sz w:val="18"/>
-                <w:szCs w:val="18"/>
-              </w:rPr>
-            </w:pPr>
-            <w:r>
-              <w:rPr>
-                <w:rFonts w:ascii="Arial" w:eastAsia="Times New Roman" w:hAnsi="Arial" w:cs="Arial"/>
-                <w:color w:val="000000"/>
-                <w:sz w:val="18"/>
-                <w:szCs w:val="18"/>
-              </w:rPr>
-              <w:t>5</w:t>
-            </w:r>
-          </w:p>
-        </w:tc>
-        <w:tc>
-          <w:tcPr>
-            <w:tcW w:w="1701" w:type="dxa"/>
-            <w:tcBorders>
-              <w:top w:val="single" w:sz="4" w:space="0" w:color="000000"/>
-              <w:left w:val="none" w:sz="4" w:space="0" w:color="000000"/>
-              <w:bottom w:val="single" w:sz="4" w:space="0" w:color="000000"/>
-              <w:right w:val="single" w:sz="4" w:space="0" w:color="000000"/>
-            </w:tcBorders>
-            <w:shd w:val="clear" w:color="FFFFFF" w:fill="FFFFFF"/>
-            <w:noWrap/>
-            <w:vAlign w:val="bottom"/>
-          </w:tcPr>
-          <w:p>
-            <w:pPr>
-              <w:jc w:val="right"/>
-              <w:rPr>
-                <w:rFonts w:ascii="Arial" w:hAnsi="Arial" w:cs="Arial"/>
-                <w:color w:val="000000"/>
-                <w:sz w:val="22"/>
-                <w:szCs w:val="22"/>
-              </w:rPr>
-            </w:pPr>
-            <w:r>
-              <w:rPr>
-                <w:rFonts w:ascii="Arial" w:eastAsia="Arial" w:hAnsi="Arial" w:cs="Arial"/>
-                <w:color w:val="000000"/>
-                <w:sz w:val="22"/>
-                <w:szCs w:val="22"/>
-              </w:rPr>
-              <w:t>249 900,00</w:t>
-            </w:r>
-          </w:p>
-        </w:tc>
-      </w:tr>
-      <w:tr>
-        <w:trPr>
-          <w:trHeight w:val="300"/>
-        </w:trPr>
-        <w:tc>
-          <w:tcPr>
-            <w:tcW w:w="2378" w:type="dxa"/>
-            <w:tcBorders>
-              <w:top w:val="single" w:sz="4" w:space="0" w:color="000000"/>
-              <w:left w:val="single" w:sz="4" w:space="0" w:color="000000"/>
-              <w:bottom w:val="single" w:sz="4" w:space="0" w:color="000000"/>
-              <w:right w:val="single" w:sz="4" w:space="0" w:color="000000"/>
-            </w:tcBorders>
-            <w:shd w:val="clear" w:color="000000" w:fill="FFFFFF"/>
-            <w:noWrap/>
-            <w:vAlign w:val="center"/>
-          </w:tcPr>
-          <w:p>
-            <w:pPr>
-              <w:ind w:firstLine="400"/>
-              <w:rPr>
-                <w:rFonts w:ascii="Arial" w:eastAsia="Times New Roman" w:hAnsi="Arial" w:cs="Arial"/>
-                <w:color w:val="000000"/>
-              </w:rPr>
-            </w:pPr>
-            <w:r>
-              <w:rPr>
-                <w:rFonts w:ascii="Arial" w:eastAsia="Times New Roman" w:hAnsi="Arial" w:cs="Arial"/>
-                <w:color w:val="000000"/>
-              </w:rPr>
-              <w:t>Контейнер для стирального порошка — удобно и герметично, 5кг</w:t>
-            </w:r>
-          </w:p>
-        </w:tc>
-        <w:tc>
-          <w:tcPr>
-            <w:tcW w:w="1877" w:type="dxa"/>
-            <w:tcBorders>
-              <w:top w:val="single" w:sz="4" w:space="0" w:color="000000"/>
-              <w:left w:val="none" w:sz="4" w:space="0" w:color="000000"/>
-              <w:bottom w:val="single" w:sz="4" w:space="0" w:color="000000"/>
-              <w:right w:val="single" w:sz="4" w:space="0" w:color="000000"/>
-            </w:tcBorders>
-            <w:shd w:val="clear" w:color="000000" w:fill="FFFFFF"/>
-            <w:noWrap/>
-            <w:vAlign w:val="center"/>
-          </w:tcPr>
-          <w:p>
-            <w:pPr>
-              <w:jc w:val="right"/>
-              <w:rPr>
-                <w:rFonts w:ascii="Arial" w:eastAsia="Times New Roman" w:hAnsi="Arial" w:cs="Arial"/>
-                <w:color w:val="000000"/>
-                <w:sz w:val="18"/>
-                <w:szCs w:val="18"/>
-              </w:rPr>
-            </w:pPr>
-            <w:r>
-              <w:rPr>
-                <w:rFonts w:ascii="Arial" w:eastAsia="Times New Roman" w:hAnsi="Arial" w:cs="Arial"/>
-                <w:color w:val="000000"/>
-                <w:sz w:val="18"/>
-                <w:szCs w:val="18"/>
-              </w:rPr>
-              <w:t>1000074971984</w:t>
-            </w:r>
-          </w:p>
-        </w:tc>
-        <w:tc>
-          <w:tcPr>
-            <w:tcW w:w="1709" w:type="dxa"/>
-            <w:tcBorders>
-              <w:top w:val="single" w:sz="4" w:space="0" w:color="000000"/>
-              <w:left w:val="none" w:sz="4" w:space="0" w:color="000000"/>
-              <w:bottom w:val="single" w:sz="4" w:space="0" w:color="000000"/>
-              <w:right w:val="single" w:sz="4" w:space="0" w:color="000000"/>
-            </w:tcBorders>
-            <w:shd w:val="clear" w:color="FFFFFF" w:fill="FFFFFF"/>
-            <w:noWrap/>
-            <w:vAlign w:val="bottom"/>
-          </w:tcPr>
-          <w:p>
-            <w:pPr>
-              <w:rPr>
-                <w:rFonts w:ascii="Arial" w:hAnsi="Arial" w:cs="Arial"/>
-                <w:color w:val="000000"/>
-                <w:sz w:val="22"/>
-                <w:szCs w:val="22"/>
-              </w:rPr>
-            </w:pPr>
-            <w:r>
-              <w:rPr>
-                <w:rFonts w:ascii="Arial" w:eastAsia="Arial" w:hAnsi="Arial" w:cs="Arial"/>
-                <w:color w:val="000000"/>
-                <w:sz w:val="22"/>
-                <w:szCs w:val="22"/>
-              </w:rPr>
-              <w:t>утеря</w:t>
-            </w:r>
-          </w:p>
-        </w:tc>
-        <w:tc>
-          <w:tcPr>
-            <w:tcW w:w="1668" w:type="dxa"/>
-            <w:tcBorders>
-              <w:top w:val="single" w:sz="4" w:space="0" w:color="000000"/>
-              <w:left w:val="none" w:sz="4" w:space="0" w:color="000000"/>
-              <w:bottom w:val="single" w:sz="4" w:space="0" w:color="000000"/>
-              <w:right w:val="single" w:sz="4" w:space="0" w:color="000000"/>
-            </w:tcBorders>
-            <w:shd w:val="clear" w:color="FFFFFF" w:fill="FFFFFF"/>
-            <w:noWrap/>
-            <w:vAlign w:val="bottom"/>
-          </w:tcPr>
-          <w:p>
-            <w:pPr>
-              <w:jc w:val="right"/>
-              <w:rPr>
-                <w:rFonts w:ascii="Arial" w:hAnsi="Arial" w:cs="Arial"/>
-                <w:color w:val="000000"/>
-                <w:sz w:val="22"/>
-                <w:szCs w:val="22"/>
-              </w:rPr>
-            </w:pPr>
-            <w:r>
-              <w:rPr>
-                <w:rFonts w:ascii="Arial" w:eastAsia="Arial" w:hAnsi="Arial" w:cs="Arial"/>
-                <w:color w:val="000000"/>
-                <w:sz w:val="22"/>
-                <w:szCs w:val="22"/>
-              </w:rPr>
-              <w:t>39 967,50</w:t>
-            </w:r>
-          </w:p>
-        </w:tc>
-        <w:tc>
-          <w:tcPr>
-            <w:tcW w:w="1418" w:type="dxa"/>
-            <w:tcBorders>
-              <w:top w:val="single" w:sz="4" w:space="0" w:color="000000"/>
-              <w:left w:val="none" w:sz="4" w:space="0" w:color="000000"/>
-              <w:bottom w:val="single" w:sz="4" w:space="0" w:color="000000"/>
-              <w:right w:val="single" w:sz="4" w:space="0" w:color="000000"/>
-            </w:tcBorders>
-            <w:shd w:val="clear" w:color="000000" w:fill="FFFFFF"/>
-            <w:noWrap/>
-            <w:vAlign w:val="center"/>
-          </w:tcPr>
-          <w:p>
-            <w:pPr>
-              <w:jc w:val="right"/>
-              <w:rPr>
-                <w:rFonts w:ascii="Arial" w:eastAsia="Times New Roman" w:hAnsi="Arial" w:cs="Arial"/>
-                <w:color w:val="000000"/>
-                <w:sz w:val="18"/>
-                <w:szCs w:val="18"/>
-              </w:rPr>
-            </w:pPr>
-            <w:r>
-              <w:rPr>
-                <w:rFonts w:ascii="Arial" w:eastAsia="Times New Roman" w:hAnsi="Arial" w:cs="Arial"/>
-                <w:color w:val="000000"/>
-                <w:sz w:val="18"/>
-                <w:szCs w:val="18"/>
-              </w:rPr>
-              <w:t>5</w:t>
-            </w:r>
-          </w:p>
-        </w:tc>
-        <w:tc>
-          <w:tcPr>
-            <w:tcW w:w="1701" w:type="dxa"/>
-            <w:tcBorders>
-              <w:top w:val="single" w:sz="4" w:space="0" w:color="000000"/>
-              <w:left w:val="none" w:sz="4" w:space="0" w:color="000000"/>
-              <w:bottom w:val="single" w:sz="4" w:space="0" w:color="000000"/>
-              <w:right w:val="single" w:sz="4" w:space="0" w:color="000000"/>
-            </w:tcBorders>
-            <w:shd w:val="clear" w:color="FFFFFF" w:fill="FFFFFF"/>
-            <w:noWrap/>
-            <w:vAlign w:val="bottom"/>
-          </w:tcPr>
-          <w:p>
-            <w:pPr>
-              <w:jc w:val="right"/>
-              <w:rPr>
-                <w:rFonts w:ascii="Arial" w:hAnsi="Arial" w:cs="Arial"/>
-                <w:color w:val="000000"/>
-                <w:sz w:val="22"/>
-                <w:szCs w:val="22"/>
-              </w:rPr>
-            </w:pPr>
-            <w:r>
-              <w:rPr>
-                <w:rFonts w:ascii="Arial" w:eastAsia="Arial" w:hAnsi="Arial" w:cs="Arial"/>
-                <w:color w:val="000000"/>
-                <w:sz w:val="22"/>
-                <w:szCs w:val="22"/>
-              </w:rPr>
-              <w:t>199 837,50</w:t>
-            </w:r>
-          </w:p>
-        </w:tc>
-      </w:tr>
-      <w:tr>
-        <w:trPr>
-          <w:trHeight w:val="300"/>
-        </w:trPr>
-        <w:tc>
-          <w:tcPr>
-            <w:tcW w:w="2378" w:type="dxa"/>
-            <w:tcBorders>
-              <w:top w:val="single" w:sz="4" w:space="0" w:color="000000"/>
-              <w:left w:val="single" w:sz="4" w:space="0" w:color="000000"/>
-              <w:bottom w:val="single" w:sz="4" w:space="0" w:color="000000"/>
-              <w:right w:val="single" w:sz="4" w:space="0" w:color="000000"/>
-            </w:tcBorders>
-            <w:shd w:val="clear" w:color="000000" w:fill="FFFFFF"/>
-            <w:noWrap/>
-            <w:vAlign w:val="center"/>
-          </w:tcPr>
-          <w:p>
-            <w:pPr>
-              <w:ind w:firstLine="400"/>
-              <w:rPr>
-                <w:rFonts w:ascii="Arial" w:eastAsia="Times New Roman" w:hAnsi="Arial" w:cs="Arial"/>
-                <w:color w:val="000000"/>
-              </w:rPr>
-            </w:pPr>
-            <w:r>
-              <w:rPr>
-                <w:rFonts w:ascii="Arial" w:eastAsia="Times New Roman" w:hAnsi="Arial" w:cs="Arial"/>
-                <w:color w:val="000000"/>
-              </w:rPr>
-              <w:t>Контейнер для стирального порошка — удобно и герметично, 5кг</w:t>
-            </w:r>
-          </w:p>
-        </w:tc>
-        <w:tc>
-          <w:tcPr>
-            <w:tcW w:w="1877" w:type="dxa"/>
-            <w:tcBorders>
-              <w:top w:val="single" w:sz="4" w:space="0" w:color="000000"/>
-              <w:left w:val="none" w:sz="4" w:space="0" w:color="000000"/>
-              <w:bottom w:val="single" w:sz="4" w:space="0" w:color="000000"/>
-              <w:right w:val="single" w:sz="4" w:space="0" w:color="000000"/>
-            </w:tcBorders>
-            <w:shd w:val="clear" w:color="000000" w:fill="FFFFFF"/>
-            <w:noWrap/>
-            <w:vAlign w:val="center"/>
-          </w:tcPr>
-          <w:p>
-            <w:pPr>
-              <w:jc w:val="right"/>
-              <w:rPr>
-                <w:rFonts w:ascii="Arial" w:eastAsia="Times New Roman" w:hAnsi="Arial" w:cs="Arial"/>
-                <w:color w:val="000000"/>
-                <w:sz w:val="18"/>
-                <w:szCs w:val="18"/>
-              </w:rPr>
-            </w:pPr>
-            <w:r>
-              <w:rPr>
-                <w:rFonts w:ascii="Arial" w:eastAsia="Times New Roman" w:hAnsi="Arial" w:cs="Arial"/>
-                <w:color w:val="000000"/>
-                <w:sz w:val="18"/>
-                <w:szCs w:val="18"/>
-              </w:rPr>
-              <w:t>1000074972004</w:t>
-            </w:r>
-          </w:p>
-        </w:tc>
-        <w:tc>
-          <w:tcPr>
-            <w:tcW w:w="1709" w:type="dxa"/>
-            <w:tcBorders>
-              <w:top w:val="single" w:sz="4" w:space="0" w:color="000000"/>
-              <w:left w:val="none" w:sz="4" w:space="0" w:color="000000"/>
-              <w:bottom w:val="single" w:sz="4" w:space="0" w:color="000000"/>
-              <w:right w:val="single" w:sz="4" w:space="0" w:color="000000"/>
-            </w:tcBorders>
-            <w:shd w:val="clear" w:color="FFFFFF" w:fill="FFFFFF"/>
-            <w:noWrap/>
-            <w:vAlign w:val="bottom"/>
-          </w:tcPr>
-          <w:p>
-            <w:pPr>
-              <w:rPr>
-                <w:rFonts w:ascii="Arial" w:hAnsi="Arial" w:cs="Arial"/>
-                <w:color w:val="000000"/>
-                <w:sz w:val="22"/>
-                <w:szCs w:val="22"/>
-              </w:rPr>
-            </w:pPr>
-            <w:r>
-              <w:rPr>
-                <w:rFonts w:ascii="Arial" w:eastAsia="Arial" w:hAnsi="Arial" w:cs="Arial"/>
-                <w:color w:val="000000"/>
-                <w:sz w:val="22"/>
-                <w:szCs w:val="22"/>
-              </w:rPr>
-              <w:t>утеря</w:t>
-            </w:r>
-          </w:p>
-        </w:tc>
-        <w:tc>
-          <w:tcPr>
-            <w:tcW w:w="1668" w:type="dxa"/>
-            <w:tcBorders>
-              <w:top w:val="single" w:sz="4" w:space="0" w:color="000000"/>
-              <w:left w:val="none" w:sz="4" w:space="0" w:color="000000"/>
-              <w:bottom w:val="single" w:sz="4" w:space="0" w:color="000000"/>
-              <w:right w:val="single" w:sz="4" w:space="0" w:color="000000"/>
-            </w:tcBorders>
-            <w:shd w:val="clear" w:color="FFFFFF" w:fill="FFFFFF"/>
-            <w:noWrap/>
-            <w:vAlign w:val="bottom"/>
-          </w:tcPr>
-          <w:p>
-            <w:pPr>
-              <w:jc w:val="right"/>
-              <w:rPr>
-                <w:rFonts w:ascii="Arial" w:hAnsi="Arial" w:cs="Arial"/>
-                <w:color w:val="000000"/>
-                <w:sz w:val="22"/>
-                <w:szCs w:val="22"/>
-              </w:rPr>
-            </w:pPr>
-            <w:r>
-              <w:rPr>
-                <w:rFonts w:ascii="Arial" w:eastAsia="Arial" w:hAnsi="Arial" w:cs="Arial"/>
-                <w:color w:val="000000"/>
-                <w:sz w:val="22"/>
-                <w:szCs w:val="22"/>
-              </w:rPr>
-              <w:t>39 967,50</w:t>
-            </w:r>
-          </w:p>
-        </w:tc>
-        <w:tc>
-          <w:tcPr>
-            <w:tcW w:w="1418" w:type="dxa"/>
-            <w:tcBorders>
-              <w:top w:val="single" w:sz="4" w:space="0" w:color="000000"/>
-              <w:left w:val="none" w:sz="4" w:space="0" w:color="000000"/>
-              <w:bottom w:val="single" w:sz="4" w:space="0" w:color="000000"/>
-              <w:right w:val="single" w:sz="4" w:space="0" w:color="000000"/>
-            </w:tcBorders>
-            <w:shd w:val="clear" w:color="000000" w:fill="FFFFFF"/>
-            <w:noWrap/>
-            <w:vAlign w:val="center"/>
-          </w:tcPr>
-          <w:p>
-            <w:pPr>
-              <w:jc w:val="right"/>
-              <w:rPr>
-                <w:rFonts w:ascii="Arial" w:eastAsia="Times New Roman" w:hAnsi="Arial" w:cs="Arial"/>
-                <w:color w:val="000000"/>
-                <w:sz w:val="18"/>
-                <w:szCs w:val="18"/>
-              </w:rPr>
-            </w:pPr>
-            <w:r>
-              <w:rPr>
-                <w:rFonts w:ascii="Arial" w:eastAsia="Times New Roman" w:hAnsi="Arial" w:cs="Arial"/>
-                <w:color w:val="000000"/>
-                <w:sz w:val="18"/>
-                <w:szCs w:val="18"/>
-              </w:rPr>
-              <w:t>5</w:t>
-            </w:r>
-          </w:p>
-        </w:tc>
-        <w:tc>
-          <w:tcPr>
-            <w:tcW w:w="1701" w:type="dxa"/>
-            <w:tcBorders>
-              <w:top w:val="single" w:sz="4" w:space="0" w:color="000000"/>
-              <w:left w:val="none" w:sz="4" w:space="0" w:color="000000"/>
-              <w:bottom w:val="single" w:sz="4" w:space="0" w:color="000000"/>
-              <w:right w:val="single" w:sz="4" w:space="0" w:color="000000"/>
-            </w:tcBorders>
-            <w:shd w:val="clear" w:color="FFFFFF" w:fill="FFFFFF"/>
-            <w:noWrap/>
-            <w:vAlign w:val="bottom"/>
-          </w:tcPr>
-          <w:p>
-            <w:pPr>
-              <w:jc w:val="right"/>
-              <w:rPr>
-                <w:rFonts w:ascii="Arial" w:hAnsi="Arial" w:cs="Arial"/>
-                <w:color w:val="000000"/>
-                <w:sz w:val="22"/>
-                <w:szCs w:val="22"/>
-              </w:rPr>
-            </w:pPr>
-            <w:r>
-              <w:rPr>
-                <w:rFonts w:ascii="Arial" w:eastAsia="Arial" w:hAnsi="Arial" w:cs="Arial"/>
-                <w:color w:val="000000"/>
-                <w:sz w:val="22"/>
-                <w:szCs w:val="22"/>
-              </w:rPr>
-              <w:t>199 837,50</w:t>
-            </w:r>
-          </w:p>
-        </w:tc>
-      </w:tr>
-      <w:tr>
-        <w:trPr>
-          <w:trHeight w:val="300"/>
-        </w:trPr>
-        <w:tc>
-          <w:tcPr>
-            <w:tcW w:w="2378" w:type="dxa"/>
-            <w:tcBorders>
-              <w:top w:val="single" w:sz="4" w:space="0" w:color="000000"/>
-              <w:left w:val="single" w:sz="4" w:space="0" w:color="000000"/>
-              <w:bottom w:val="single" w:sz="4" w:space="0" w:color="000000"/>
-              <w:right w:val="single" w:sz="4" w:space="0" w:color="000000"/>
-            </w:tcBorders>
-            <w:shd w:val="clear" w:color="000000" w:fill="FFFFFF"/>
-            <w:noWrap/>
-            <w:vAlign w:val="center"/>
-          </w:tcPr>
-          <w:p>
-            <w:pPr>
-              <w:ind w:firstLine="400"/>
-              <w:rPr>
-                <w:rFonts w:ascii="Arial" w:eastAsia="Times New Roman" w:hAnsi="Arial" w:cs="Arial"/>
-                <w:color w:val="000000"/>
-              </w:rPr>
-            </w:pPr>
-            <w:r>
-              <w:rPr>
-                <w:rFonts w:ascii="Arial" w:eastAsia="Times New Roman" w:hAnsi="Arial" w:cs="Arial"/>
-                <w:color w:val="000000"/>
-              </w:rPr>
-              <w:t>Пластмассовое мусорное ведро, с педалью и откидывающейся крышкой, для дома и офиса</w:t>
-            </w:r>
-          </w:p>
-        </w:tc>
-        <w:tc>
-          <w:tcPr>
-            <w:tcW w:w="1877" w:type="dxa"/>
-            <w:tcBorders>
-              <w:top w:val="single" w:sz="4" w:space="0" w:color="000000"/>
-              <w:left w:val="none" w:sz="4" w:space="0" w:color="000000"/>
-              <w:bottom w:val="single" w:sz="4" w:space="0" w:color="000000"/>
-              <w:right w:val="single" w:sz="4" w:space="0" w:color="000000"/>
-            </w:tcBorders>
-            <w:shd w:val="clear" w:color="000000" w:fill="FFFFFF"/>
-            <w:noWrap/>
-            <w:vAlign w:val="center"/>
-          </w:tcPr>
-          <w:p>
-            <w:pPr>
-              <w:jc w:val="right"/>
-              <w:rPr>
-                <w:rFonts w:ascii="Arial" w:eastAsia="Times New Roman" w:hAnsi="Arial" w:cs="Arial"/>
-                <w:color w:val="000000"/>
-                <w:sz w:val="18"/>
-                <w:szCs w:val="18"/>
-              </w:rPr>
-            </w:pPr>
-            <w:r>
-              <w:rPr>
-                <w:rFonts w:ascii="Arial" w:eastAsia="Times New Roman" w:hAnsi="Arial" w:cs="Arial"/>
-                <w:color w:val="000000"/>
-                <w:sz w:val="18"/>
-                <w:szCs w:val="18"/>
-              </w:rPr>
-              <w:t>1000075047503</w:t>
-            </w:r>
-          </w:p>
-        </w:tc>
-        <w:tc>
-          <w:tcPr>
-            <w:tcW w:w="1709" w:type="dxa"/>
-            <w:tcBorders>
-              <w:top w:val="single" w:sz="4" w:space="0" w:color="000000"/>
-              <w:left w:val="none" w:sz="4" w:space="0" w:color="000000"/>
-              <w:bottom w:val="single" w:sz="4" w:space="0" w:color="000000"/>
-              <w:right w:val="single" w:sz="4" w:space="0" w:color="000000"/>
-            </w:tcBorders>
-            <w:shd w:val="clear" w:color="FFFFFF" w:fill="FFFFFF"/>
-            <w:noWrap/>
-            <w:vAlign w:val="bottom"/>
-          </w:tcPr>
-          <w:p>
-            <w:pPr>
-              <w:rPr>
-                <w:rFonts w:ascii="Arial" w:hAnsi="Arial" w:cs="Arial"/>
-                <w:color w:val="000000"/>
-                <w:sz w:val="22"/>
-                <w:szCs w:val="22"/>
-              </w:rPr>
-            </w:pPr>
-            <w:r>
-              <w:rPr>
-                <w:rFonts w:ascii="Arial" w:eastAsia="Arial" w:hAnsi="Arial" w:cs="Arial"/>
-                <w:color w:val="000000"/>
-                <w:sz w:val="22"/>
-                <w:szCs w:val="22"/>
-              </w:rPr>
-              <w:t>утеря</w:t>
-            </w:r>
-          </w:p>
-        </w:tc>
-        <w:tc>
-          <w:tcPr>
-            <w:tcW w:w="1668" w:type="dxa"/>
-            <w:tcBorders>
-              <w:top w:val="single" w:sz="4" w:space="0" w:color="000000"/>
-              <w:left w:val="none" w:sz="4" w:space="0" w:color="000000"/>
-              <w:bottom w:val="single" w:sz="4" w:space="0" w:color="000000"/>
-              <w:right w:val="single" w:sz="4" w:space="0" w:color="000000"/>
-            </w:tcBorders>
-            <w:shd w:val="clear" w:color="FFFFFF" w:fill="FFFFFF"/>
-            <w:noWrap/>
-            <w:vAlign w:val="bottom"/>
-          </w:tcPr>
-          <w:p>
-            <w:pPr>
-              <w:jc w:val="right"/>
-              <w:rPr>
-                <w:rFonts w:ascii="Arial" w:hAnsi="Arial" w:cs="Arial"/>
-                <w:color w:val="000000"/>
-                <w:sz w:val="22"/>
-                <w:szCs w:val="22"/>
-              </w:rPr>
-            </w:pPr>
-            <w:r>
-              <w:rPr>
-                <w:rFonts w:ascii="Arial" w:eastAsia="Arial" w:hAnsi="Arial" w:cs="Arial"/>
-                <w:color w:val="000000"/>
-                <w:sz w:val="22"/>
-                <w:szCs w:val="22"/>
-              </w:rPr>
-              <w:t>53 600,00</w:t>
-            </w:r>
-          </w:p>
-        </w:tc>
-        <w:tc>
-          <w:tcPr>
-            <w:tcW w:w="1418" w:type="dxa"/>
-            <w:tcBorders>
-              <w:top w:val="single" w:sz="4" w:space="0" w:color="000000"/>
-              <w:left w:val="none" w:sz="4" w:space="0" w:color="000000"/>
-              <w:bottom w:val="single" w:sz="4" w:space="0" w:color="000000"/>
-              <w:right w:val="single" w:sz="4" w:space="0" w:color="000000"/>
-            </w:tcBorders>
-            <w:shd w:val="clear" w:color="000000" w:fill="FFFFFF"/>
-            <w:noWrap/>
-            <w:vAlign w:val="center"/>
-          </w:tcPr>
-          <w:p>
-            <w:pPr>
-              <w:jc w:val="right"/>
-              <w:rPr>
-                <w:rFonts w:ascii="Arial" w:eastAsia="Times New Roman" w:hAnsi="Arial" w:cs="Arial"/>
-                <w:color w:val="000000"/>
-                <w:sz w:val="18"/>
-                <w:szCs w:val="18"/>
-              </w:rPr>
-            </w:pPr>
-            <w:r>
-              <w:rPr>
-                <w:rFonts w:ascii="Arial" w:eastAsia="Times New Roman" w:hAnsi="Arial" w:cs="Arial"/>
-                <w:color w:val="000000"/>
-                <w:sz w:val="18"/>
-                <w:szCs w:val="18"/>
-              </w:rPr>
-              <w:t>4</w:t>
-            </w:r>
-          </w:p>
-        </w:tc>
-        <w:tc>
-          <w:tcPr>
-            <w:tcW w:w="1701" w:type="dxa"/>
-            <w:tcBorders>
-              <w:top w:val="single" w:sz="4" w:space="0" w:color="000000"/>
-              <w:left w:val="none" w:sz="4" w:space="0" w:color="000000"/>
-              <w:bottom w:val="single" w:sz="4" w:space="0" w:color="000000"/>
-              <w:right w:val="single" w:sz="4" w:space="0" w:color="000000"/>
-            </w:tcBorders>
-            <w:shd w:val="clear" w:color="FFFFFF" w:fill="FFFFFF"/>
-            <w:noWrap/>
-            <w:vAlign w:val="bottom"/>
-          </w:tcPr>
-          <w:p>
-            <w:pPr>
-              <w:jc w:val="right"/>
-              <w:rPr>
-                <w:rFonts w:ascii="Arial" w:hAnsi="Arial" w:cs="Arial"/>
-                <w:color w:val="000000"/>
-                <w:sz w:val="22"/>
-                <w:szCs w:val="22"/>
-              </w:rPr>
-            </w:pPr>
-            <w:r>
-              <w:rPr>
-                <w:rFonts w:ascii="Arial" w:eastAsia="Arial" w:hAnsi="Arial" w:cs="Arial"/>
-                <w:color w:val="000000"/>
-                <w:sz w:val="22"/>
-                <w:szCs w:val="22"/>
-              </w:rPr>
-              <w:t>214 400,00</w:t>
-            </w:r>
-          </w:p>
-        </w:tc>
-      </w:tr>
-      <w:tr>
-        <w:trPr>
-          <w:trHeight w:val="300"/>
-        </w:trPr>
-        <w:tc>
-          <w:tcPr>
-            <w:tcW w:w="2378" w:type="dxa"/>
-            <w:tcBorders>
-              <w:top w:val="single" w:sz="4" w:space="0" w:color="000000"/>
-              <w:left w:val="single" w:sz="4" w:space="0" w:color="000000"/>
-              <w:bottom w:val="single" w:sz="4" w:space="0" w:color="000000"/>
-              <w:right w:val="single" w:sz="4" w:space="0" w:color="000000"/>
-            </w:tcBorders>
-            <w:shd w:val="clear" w:color="000000" w:fill="FFFFFF"/>
-            <w:noWrap/>
-            <w:vAlign w:val="center"/>
-          </w:tcPr>
-          <w:p>
-            <w:pPr>
-              <w:ind w:firstLine="400"/>
-              <w:rPr>
-                <w:rFonts w:ascii="Arial" w:eastAsia="Times New Roman" w:hAnsi="Arial" w:cs="Arial"/>
-                <w:color w:val="000000"/>
-              </w:rPr>
-            </w:pPr>
-            <w:r>
-              <w:rPr>
-                <w:rFonts w:ascii="Arial" w:eastAsia="Times New Roman" w:hAnsi="Arial" w:cs="Arial"/>
-                <w:color w:val="000000"/>
-              </w:rPr>
-              <w:t>Контейнер для стирального порошка — удобно и герметично, 5кг</w:t>
-            </w:r>
-          </w:p>
-        </w:tc>
-        <w:tc>
-          <w:tcPr>
-            <w:tcW w:w="1877" w:type="dxa"/>
-            <w:tcBorders>
-              <w:top w:val="single" w:sz="4" w:space="0" w:color="000000"/>
-              <w:left w:val="none" w:sz="4" w:space="0" w:color="000000"/>
-              <w:bottom w:val="single" w:sz="4" w:space="0" w:color="000000"/>
-              <w:right w:val="single" w:sz="4" w:space="0" w:color="000000"/>
-            </w:tcBorders>
-            <w:shd w:val="clear" w:color="000000" w:fill="FFFFFF"/>
-            <w:noWrap/>
-            <w:vAlign w:val="center"/>
-          </w:tcPr>
-          <w:p>
-            <w:pPr>
-              <w:jc w:val="right"/>
-              <w:rPr>
-                <w:rFonts w:ascii="Arial" w:eastAsia="Times New Roman" w:hAnsi="Arial" w:cs="Arial"/>
-                <w:color w:val="000000"/>
-                <w:sz w:val="18"/>
-                <w:szCs w:val="18"/>
-              </w:rPr>
-            </w:pPr>
-            <w:r>
-              <w:rPr>
-                <w:rFonts w:ascii="Arial" w:eastAsia="Times New Roman" w:hAnsi="Arial" w:cs="Arial"/>
-                <w:color w:val="000000"/>
-                <w:sz w:val="18"/>
-                <w:szCs w:val="18"/>
-              </w:rPr>
-              <w:t>1000074971991</w:t>
-            </w:r>
-          </w:p>
-        </w:tc>
-        <w:tc>
-          <w:tcPr>
-            <w:tcW w:w="1709" w:type="dxa"/>
-            <w:tcBorders>
-              <w:top w:val="single" w:sz="4" w:space="0" w:color="000000"/>
-              <w:left w:val="none" w:sz="4" w:space="0" w:color="000000"/>
-              <w:bottom w:val="single" w:sz="4" w:space="0" w:color="000000"/>
-              <w:right w:val="single" w:sz="4" w:space="0" w:color="000000"/>
-            </w:tcBorders>
-            <w:shd w:val="clear" w:color="FFFFFF" w:fill="FFFFFF"/>
-            <w:noWrap/>
-            <w:vAlign w:val="bottom"/>
-          </w:tcPr>
-          <w:p>
-            <w:pPr>
-              <w:rPr>
-                <w:rFonts w:ascii="Arial" w:hAnsi="Arial" w:cs="Arial"/>
-                <w:color w:val="000000"/>
-                <w:sz w:val="22"/>
-                <w:szCs w:val="22"/>
-              </w:rPr>
-            </w:pPr>
-            <w:r>
-              <w:rPr>
-                <w:rFonts w:ascii="Arial" w:eastAsia="Arial" w:hAnsi="Arial" w:cs="Arial"/>
-                <w:color w:val="000000"/>
-                <w:sz w:val="22"/>
-                <w:szCs w:val="22"/>
-              </w:rPr>
-              <w:t>утеря</w:t>
-            </w:r>
-          </w:p>
-        </w:tc>
-        <w:tc>
-          <w:tcPr>
-            <w:tcW w:w="1668" w:type="dxa"/>
-            <w:tcBorders>
-              <w:top w:val="single" w:sz="4" w:space="0" w:color="000000"/>
-              <w:left w:val="none" w:sz="4" w:space="0" w:color="000000"/>
-              <w:bottom w:val="single" w:sz="4" w:space="0" w:color="000000"/>
-              <w:right w:val="single" w:sz="4" w:space="0" w:color="000000"/>
-            </w:tcBorders>
-            <w:shd w:val="clear" w:color="FFFFFF" w:fill="FFFFFF"/>
-            <w:noWrap/>
-            <w:vAlign w:val="bottom"/>
-          </w:tcPr>
-          <w:p>
-            <w:pPr>
-              <w:jc w:val="right"/>
-              <w:rPr>
-                <w:rFonts w:ascii="Arial" w:hAnsi="Arial" w:cs="Arial"/>
-                <w:color w:val="000000"/>
-                <w:sz w:val="22"/>
-                <w:szCs w:val="22"/>
-              </w:rPr>
-            </w:pPr>
-            <w:r>
-              <w:rPr>
-                <w:rFonts w:ascii="Arial" w:eastAsia="Arial" w:hAnsi="Arial" w:cs="Arial"/>
-                <w:color w:val="000000"/>
-                <w:sz w:val="22"/>
-                <w:szCs w:val="22"/>
-              </w:rPr>
-              <w:t>39 967,50</w:t>
-            </w:r>
-          </w:p>
-        </w:tc>
-        <w:tc>
-          <w:tcPr>
-            <w:tcW w:w="1418" w:type="dxa"/>
-            <w:tcBorders>
-              <w:top w:val="single" w:sz="4" w:space="0" w:color="000000"/>
-              <w:left w:val="none" w:sz="4" w:space="0" w:color="000000"/>
-              <w:bottom w:val="single" w:sz="4" w:space="0" w:color="000000"/>
-              <w:right w:val="single" w:sz="4" w:space="0" w:color="000000"/>
-            </w:tcBorders>
-            <w:shd w:val="clear" w:color="000000" w:fill="FFFFFF"/>
-            <w:noWrap/>
-            <w:vAlign w:val="center"/>
-          </w:tcPr>
-          <w:p>
-            <w:pPr>
-              <w:jc w:val="right"/>
-              <w:rPr>
-                <w:rFonts w:ascii="Arial" w:eastAsia="Times New Roman" w:hAnsi="Arial" w:cs="Arial"/>
-                <w:color w:val="000000"/>
-                <w:sz w:val="18"/>
-                <w:szCs w:val="18"/>
-              </w:rPr>
-            </w:pPr>
-            <w:r>
-              <w:rPr>
-                <w:rFonts w:ascii="Arial" w:eastAsia="Times New Roman" w:hAnsi="Arial" w:cs="Arial"/>
-                <w:color w:val="000000"/>
-                <w:sz w:val="18"/>
-                <w:szCs w:val="18"/>
-              </w:rPr>
-              <w:t>3</w:t>
-            </w:r>
-          </w:p>
-        </w:tc>
-        <w:tc>
-          <w:tcPr>
-            <w:tcW w:w="1701" w:type="dxa"/>
-            <w:tcBorders>
-              <w:top w:val="single" w:sz="4" w:space="0" w:color="000000"/>
-              <w:left w:val="none" w:sz="4" w:space="0" w:color="000000"/>
-              <w:bottom w:val="single" w:sz="4" w:space="0" w:color="000000"/>
-              <w:right w:val="single" w:sz="4" w:space="0" w:color="000000"/>
-            </w:tcBorders>
-            <w:shd w:val="clear" w:color="FFFFFF" w:fill="FFFFFF"/>
-            <w:noWrap/>
-            <w:vAlign w:val="bottom"/>
-          </w:tcPr>
-          <w:p>
-            <w:pPr>
-              <w:jc w:val="right"/>
-              <w:rPr>
-                <w:rFonts w:ascii="Arial" w:hAnsi="Arial" w:cs="Arial"/>
-                <w:color w:val="000000"/>
-                <w:sz w:val="22"/>
-                <w:szCs w:val="22"/>
-              </w:rPr>
-            </w:pPr>
-            <w:r>
-              <w:rPr>
-                <w:rFonts w:ascii="Arial" w:eastAsia="Arial" w:hAnsi="Arial" w:cs="Arial"/>
-                <w:color w:val="000000"/>
-                <w:sz w:val="22"/>
-                <w:szCs w:val="22"/>
-              </w:rPr>
-              <w:t>119 902,50</w:t>
-            </w:r>
-          </w:p>
-        </w:tc>
-      </w:tr>
-      <w:tr>
-        <w:trPr>
-          <w:trHeight w:val="300"/>
-        </w:trPr>
-        <w:tc>
-          <w:tcPr>
-            <w:tcW w:w="2378" w:type="dxa"/>
-            <w:tcBorders>
-              <w:top w:val="single" w:sz="4" w:space="0" w:color="000000"/>
-              <w:left w:val="single" w:sz="4" w:space="0" w:color="000000"/>
-              <w:bottom w:val="single" w:sz="4" w:space="0" w:color="000000"/>
-              <w:right w:val="single" w:sz="4" w:space="0" w:color="000000"/>
-            </w:tcBorders>
-            <w:shd w:val="clear" w:color="000000" w:fill="FFFFFF"/>
-            <w:noWrap/>
-            <w:vAlign w:val="center"/>
-          </w:tcPr>
-          <w:p>
-            <w:pPr>
-              <w:ind w:firstLine="400"/>
-              <w:rPr>
-                <w:rFonts w:ascii="Arial" w:eastAsia="Times New Roman" w:hAnsi="Arial" w:cs="Arial"/>
-                <w:color w:val="000000"/>
-              </w:rPr>
-            </w:pPr>
-            <w:r>
-              <w:rPr>
-                <w:rFonts w:ascii="Arial" w:eastAsia="Times New Roman" w:hAnsi="Arial" w:cs="Arial"/>
-                <w:color w:val="000000"/>
-              </w:rPr>
-              <w:t>Пластиковый корзина для белья и игрушек, с крышкой и ручкой</w:t>
-            </w:r>
-          </w:p>
-        </w:tc>
-        <w:tc>
-          <w:tcPr>
-            <w:tcW w:w="1877" w:type="dxa"/>
-            <w:tcBorders>
-              <w:top w:val="single" w:sz="4" w:space="0" w:color="000000"/>
-              <w:left w:val="none" w:sz="4" w:space="0" w:color="000000"/>
-              <w:bottom w:val="single" w:sz="4" w:space="0" w:color="000000"/>
-              <w:right w:val="single" w:sz="4" w:space="0" w:color="000000"/>
-            </w:tcBorders>
-            <w:shd w:val="clear" w:color="000000" w:fill="FFFFFF"/>
-            <w:noWrap/>
-            <w:vAlign w:val="center"/>
-          </w:tcPr>
-          <w:p>
-            <w:pPr>
-              <w:jc w:val="right"/>
-              <w:rPr>
-                <w:rFonts w:ascii="Arial" w:eastAsia="Times New Roman" w:hAnsi="Arial" w:cs="Arial"/>
-                <w:color w:val="000000"/>
-                <w:sz w:val="18"/>
-                <w:szCs w:val="18"/>
-              </w:rPr>
-            </w:pPr>
-            <w:r>
-              <w:rPr>
-                <w:rFonts w:ascii="Arial" w:eastAsia="Times New Roman" w:hAnsi="Arial" w:cs="Arial"/>
-                <w:color w:val="000000"/>
-                <w:sz w:val="18"/>
-                <w:szCs w:val="18"/>
-              </w:rPr>
-              <w:t>1000074921446</w:t>
-            </w:r>
-          </w:p>
-        </w:tc>
-        <w:tc>
-          <w:tcPr>
-            <w:tcW w:w="1709" w:type="dxa"/>
-            <w:tcBorders>
-              <w:top w:val="single" w:sz="4" w:space="0" w:color="000000"/>
-              <w:left w:val="none" w:sz="4" w:space="0" w:color="000000"/>
-              <w:bottom w:val="single" w:sz="4" w:space="0" w:color="000000"/>
-              <w:right w:val="single" w:sz="4" w:space="0" w:color="000000"/>
-            </w:tcBorders>
-            <w:shd w:val="clear" w:color="FFFFFF" w:fill="FFFFFF"/>
-            <w:noWrap/>
-            <w:vAlign w:val="bottom"/>
-          </w:tcPr>
-          <w:p>
-            <w:pPr>
-              <w:rPr>
-                <w:rFonts w:ascii="Arial" w:hAnsi="Arial" w:cs="Arial"/>
-                <w:color w:val="000000"/>
-                <w:sz w:val="22"/>
-                <w:szCs w:val="22"/>
-              </w:rPr>
-            </w:pPr>
-            <w:r>
-              <w:rPr>
-                <w:rFonts w:ascii="Arial" w:eastAsia="Arial" w:hAnsi="Arial" w:cs="Arial"/>
-                <w:color w:val="000000"/>
-                <w:sz w:val="22"/>
-                <w:szCs w:val="22"/>
-              </w:rPr>
-              <w:t>утеря</w:t>
-            </w:r>
-          </w:p>
-        </w:tc>
-        <w:tc>
-          <w:tcPr>
-            <w:tcW w:w="1668" w:type="dxa"/>
-            <w:tcBorders>
-              <w:top w:val="single" w:sz="4" w:space="0" w:color="000000"/>
-              <w:left w:val="none" w:sz="4" w:space="0" w:color="000000"/>
-              <w:bottom w:val="single" w:sz="4" w:space="0" w:color="000000"/>
-              <w:right w:val="single" w:sz="4" w:space="0" w:color="000000"/>
-            </w:tcBorders>
-            <w:shd w:val="clear" w:color="FFFFFF" w:fill="FFFFFF"/>
-            <w:noWrap/>
-            <w:vAlign w:val="bottom"/>
-          </w:tcPr>
-          <w:p>
-            <w:pPr>
-              <w:jc w:val="right"/>
-              <w:rPr>
-                <w:rFonts w:ascii="Arial" w:hAnsi="Arial" w:cs="Arial"/>
-                <w:color w:val="000000"/>
-                <w:sz w:val="22"/>
-                <w:szCs w:val="22"/>
-              </w:rPr>
-            </w:pPr>
-            <w:r>
-              <w:rPr>
-                <w:rFonts w:ascii="Arial" w:eastAsia="Arial" w:hAnsi="Arial" w:cs="Arial"/>
-                <w:color w:val="000000"/>
-                <w:sz w:val="22"/>
-                <w:szCs w:val="22"/>
-              </w:rPr>
-              <w:t>85 921,00</w:t>
-            </w:r>
-          </w:p>
-        </w:tc>
-        <w:tc>
-          <w:tcPr>
-            <w:tcW w:w="1418" w:type="dxa"/>
-            <w:tcBorders>
-              <w:top w:val="single" w:sz="4" w:space="0" w:color="000000"/>
-              <w:left w:val="none" w:sz="4" w:space="0" w:color="000000"/>
-              <w:bottom w:val="single" w:sz="4" w:space="0" w:color="000000"/>
-              <w:right w:val="single" w:sz="4" w:space="0" w:color="000000"/>
-            </w:tcBorders>
-            <w:shd w:val="clear" w:color="000000" w:fill="FFFFFF"/>
-            <w:noWrap/>
-            <w:vAlign w:val="center"/>
-          </w:tcPr>
-          <w:p>
-            <w:pPr>
-              <w:jc w:val="right"/>
-              <w:rPr>
-                <w:rFonts w:ascii="Arial" w:eastAsia="Times New Roman" w:hAnsi="Arial" w:cs="Arial"/>
-                <w:color w:val="000000"/>
-                <w:sz w:val="18"/>
-                <w:szCs w:val="18"/>
-              </w:rPr>
-            </w:pPr>
-            <w:r>
-              <w:rPr>
-                <w:rFonts w:ascii="Arial" w:eastAsia="Times New Roman" w:hAnsi="Arial" w:cs="Arial"/>
-                <w:color w:val="000000"/>
-                <w:sz w:val="18"/>
-                <w:szCs w:val="18"/>
-              </w:rPr>
-              <w:t>3</w:t>
-            </w:r>
-          </w:p>
-        </w:tc>
-        <w:tc>
-          <w:tcPr>
-            <w:tcW w:w="1701" w:type="dxa"/>
-            <w:tcBorders>
-              <w:top w:val="single" w:sz="4" w:space="0" w:color="000000"/>
-              <w:left w:val="none" w:sz="4" w:space="0" w:color="000000"/>
-              <w:bottom w:val="single" w:sz="4" w:space="0" w:color="000000"/>
-              <w:right w:val="single" w:sz="4" w:space="0" w:color="000000"/>
-            </w:tcBorders>
-            <w:shd w:val="clear" w:color="FFFFFF" w:fill="FFFFFF"/>
-            <w:noWrap/>
-            <w:vAlign w:val="bottom"/>
-          </w:tcPr>
-          <w:p>
-            <w:pPr>
-              <w:jc w:val="right"/>
-              <w:rPr>
-                <w:rFonts w:ascii="Arial" w:hAnsi="Arial" w:cs="Arial"/>
-                <w:color w:val="000000"/>
-                <w:sz w:val="22"/>
-                <w:szCs w:val="22"/>
-              </w:rPr>
-            </w:pPr>
-            <w:r>
-              <w:rPr>
-                <w:rFonts w:ascii="Arial" w:eastAsia="Arial" w:hAnsi="Arial" w:cs="Arial"/>
-                <w:color w:val="000000"/>
-                <w:sz w:val="22"/>
-                <w:szCs w:val="22"/>
-              </w:rPr>
-              <w:t>257 763,00</w:t>
-            </w:r>
-          </w:p>
-        </w:tc>
-      </w:tr>
-      <w:tr>
-        <w:trPr>
-          <w:trHeight w:val="300"/>
-        </w:trPr>
-        <w:tc>
-          <w:tcPr>
-            <w:tcW w:w="2378" w:type="dxa"/>
-            <w:tcBorders>
-              <w:top w:val="single" w:sz="4" w:space="0" w:color="000000"/>
-              <w:left w:val="single" w:sz="4" w:space="0" w:color="000000"/>
-              <w:bottom w:val="single" w:sz="4" w:space="0" w:color="000000"/>
-              <w:right w:val="single" w:sz="4" w:space="0" w:color="000000"/>
-            </w:tcBorders>
-            <w:shd w:val="clear" w:color="000000" w:fill="FFFFFF"/>
-            <w:noWrap/>
-            <w:vAlign w:val="center"/>
-          </w:tcPr>
-          <w:p>
-            <w:pPr>
-              <w:ind w:firstLine="400"/>
-              <w:rPr>
-                <w:rFonts w:ascii="Arial" w:eastAsia="Times New Roman" w:hAnsi="Arial" w:cs="Arial"/>
-                <w:color w:val="000000"/>
-              </w:rPr>
-            </w:pPr>
-            <w:r>
-              <w:rPr>
-                <w:rFonts w:ascii="Arial" w:eastAsia="Times New Roman" w:hAnsi="Arial" w:cs="Arial"/>
-                <w:color w:val="000000"/>
-              </w:rPr>
-              <w:lastRenderedPageBreak/>
-              <w:t>Прочный акриловый табурет для ванной и кухни, нагрузка до 130 кг</w:t>
-            </w:r>
-          </w:p>
-        </w:tc>
-        <w:tc>
-          <w:tcPr>
-            <w:tcW w:w="1877" w:type="dxa"/>
-            <w:tcBorders>
-              <w:top w:val="single" w:sz="4" w:space="0" w:color="000000"/>
-              <w:left w:val="none" w:sz="4" w:space="0" w:color="000000"/>
-              <w:bottom w:val="single" w:sz="4" w:space="0" w:color="000000"/>
-              <w:right w:val="single" w:sz="4" w:space="0" w:color="000000"/>
-            </w:tcBorders>
-            <w:shd w:val="clear" w:color="000000" w:fill="FFFFFF"/>
-            <w:noWrap/>
-            <w:vAlign w:val="center"/>
-          </w:tcPr>
-          <w:p>
-            <w:pPr>
-              <w:jc w:val="right"/>
-              <w:rPr>
-                <w:rFonts w:ascii="Arial" w:eastAsia="Times New Roman" w:hAnsi="Arial" w:cs="Arial"/>
-                <w:color w:val="000000"/>
-                <w:sz w:val="18"/>
-                <w:szCs w:val="18"/>
-              </w:rPr>
-            </w:pPr>
-            <w:r>
-              <w:rPr>
-                <w:rFonts w:ascii="Arial" w:eastAsia="Times New Roman" w:hAnsi="Arial" w:cs="Arial"/>
-                <w:color w:val="000000"/>
-                <w:sz w:val="18"/>
-                <w:szCs w:val="18"/>
-              </w:rPr>
-              <w:t>1000079392364</w:t>
-            </w:r>
-          </w:p>
-        </w:tc>
-        <w:tc>
-          <w:tcPr>
-            <w:tcW w:w="1709" w:type="dxa"/>
-            <w:tcBorders>
-              <w:top w:val="single" w:sz="4" w:space="0" w:color="000000"/>
-              <w:left w:val="none" w:sz="4" w:space="0" w:color="000000"/>
-              <w:bottom w:val="single" w:sz="4" w:space="0" w:color="000000"/>
-              <w:right w:val="single" w:sz="4" w:space="0" w:color="000000"/>
-            </w:tcBorders>
-            <w:shd w:val="clear" w:color="FFFFFF" w:fill="FFFFFF"/>
-            <w:noWrap/>
-            <w:vAlign w:val="bottom"/>
-          </w:tcPr>
-          <w:p>
-            <w:pPr>
-              <w:rPr>
-                <w:rFonts w:ascii="Arial" w:hAnsi="Arial" w:cs="Arial"/>
-                <w:color w:val="000000"/>
-                <w:sz w:val="22"/>
-                <w:szCs w:val="22"/>
-              </w:rPr>
-            </w:pPr>
-            <w:r>
-              <w:rPr>
-                <w:rFonts w:ascii="Arial" w:eastAsia="Arial" w:hAnsi="Arial" w:cs="Arial"/>
-                <w:color w:val="000000"/>
-                <w:sz w:val="22"/>
-                <w:szCs w:val="22"/>
-              </w:rPr>
-              <w:t>утеря</w:t>
-            </w:r>
-          </w:p>
-        </w:tc>
-        <w:tc>
-          <w:tcPr>
-            <w:tcW w:w="1668" w:type="dxa"/>
-            <w:tcBorders>
-              <w:top w:val="single" w:sz="4" w:space="0" w:color="000000"/>
-              <w:left w:val="none" w:sz="4" w:space="0" w:color="000000"/>
-              <w:bottom w:val="single" w:sz="4" w:space="0" w:color="000000"/>
-              <w:right w:val="single" w:sz="4" w:space="0" w:color="000000"/>
-            </w:tcBorders>
-            <w:shd w:val="clear" w:color="FFFFFF" w:fill="FFFFFF"/>
-            <w:noWrap/>
-            <w:vAlign w:val="bottom"/>
-          </w:tcPr>
-          <w:p>
-            <w:pPr>
-              <w:jc w:val="right"/>
-              <w:rPr>
-                <w:rFonts w:ascii="Arial" w:hAnsi="Arial" w:cs="Arial"/>
-                <w:color w:val="000000"/>
-                <w:sz w:val="22"/>
-                <w:szCs w:val="22"/>
-              </w:rPr>
-            </w:pPr>
-            <w:r>
-              <w:rPr>
-                <w:rFonts w:ascii="Arial" w:eastAsia="Arial" w:hAnsi="Arial" w:cs="Arial"/>
-                <w:color w:val="000000"/>
-                <w:sz w:val="22"/>
-                <w:szCs w:val="22"/>
-              </w:rPr>
-              <w:t>41 310,00</w:t>
-            </w:r>
-          </w:p>
-        </w:tc>
-        <w:tc>
-          <w:tcPr>
-            <w:tcW w:w="1418" w:type="dxa"/>
-            <w:tcBorders>
-              <w:top w:val="single" w:sz="4" w:space="0" w:color="000000"/>
-              <w:left w:val="none" w:sz="4" w:space="0" w:color="000000"/>
-              <w:bottom w:val="single" w:sz="4" w:space="0" w:color="000000"/>
-              <w:right w:val="single" w:sz="4" w:space="0" w:color="000000"/>
-            </w:tcBorders>
-            <w:shd w:val="clear" w:color="000000" w:fill="FFFFFF"/>
-            <w:noWrap/>
-            <w:vAlign w:val="center"/>
-          </w:tcPr>
-          <w:p>
-            <w:pPr>
-              <w:jc w:val="right"/>
-              <w:rPr>
-                <w:rFonts w:ascii="Arial" w:eastAsia="Times New Roman" w:hAnsi="Arial" w:cs="Arial"/>
-                <w:color w:val="000000"/>
-                <w:sz w:val="18"/>
-                <w:szCs w:val="18"/>
-              </w:rPr>
-            </w:pPr>
-            <w:r>
-              <w:rPr>
-                <w:rFonts w:ascii="Arial" w:eastAsia="Times New Roman" w:hAnsi="Arial" w:cs="Arial"/>
-                <w:color w:val="000000"/>
-                <w:sz w:val="18"/>
-                <w:szCs w:val="18"/>
-              </w:rPr>
-              <w:t>2</w:t>
-            </w:r>
-          </w:p>
-        </w:tc>
-        <w:tc>
-          <w:tcPr>
-            <w:tcW w:w="1701" w:type="dxa"/>
-            <w:tcBorders>
-              <w:top w:val="single" w:sz="4" w:space="0" w:color="000000"/>
-              <w:left w:val="none" w:sz="4" w:space="0" w:color="000000"/>
-              <w:bottom w:val="single" w:sz="4" w:space="0" w:color="000000"/>
-              <w:right w:val="single" w:sz="4" w:space="0" w:color="000000"/>
-            </w:tcBorders>
-            <w:shd w:val="clear" w:color="FFFFFF" w:fill="FFFFFF"/>
-            <w:noWrap/>
-            <w:vAlign w:val="bottom"/>
-          </w:tcPr>
-          <w:p>
-            <w:pPr>
-              <w:jc w:val="right"/>
-              <w:rPr>
-                <w:rFonts w:ascii="Arial" w:hAnsi="Arial" w:cs="Arial"/>
-                <w:color w:val="000000"/>
-                <w:sz w:val="22"/>
-                <w:szCs w:val="22"/>
-              </w:rPr>
-            </w:pPr>
-            <w:r>
-              <w:rPr>
-                <w:rFonts w:ascii="Arial" w:eastAsia="Arial" w:hAnsi="Arial" w:cs="Arial"/>
-                <w:color w:val="000000"/>
-                <w:sz w:val="22"/>
-                <w:szCs w:val="22"/>
-              </w:rPr>
-              <w:t>82 620,00</w:t>
-            </w:r>
-          </w:p>
-        </w:tc>
-      </w:tr>
-      <w:tr>
-        <w:trPr>
-          <w:trHeight w:val="300"/>
-        </w:trPr>
-        <w:tc>
-          <w:tcPr>
-            <w:tcW w:w="2378" w:type="dxa"/>
-            <w:tcBorders>
-              <w:top w:val="single" w:sz="4" w:space="0" w:color="000000"/>
-              <w:left w:val="single" w:sz="4" w:space="0" w:color="000000"/>
-              <w:bottom w:val="single" w:sz="4" w:space="0" w:color="000000"/>
-              <w:right w:val="single" w:sz="4" w:space="0" w:color="000000"/>
-            </w:tcBorders>
-            <w:shd w:val="clear" w:color="000000" w:fill="FFFFFF"/>
-            <w:noWrap/>
-            <w:vAlign w:val="center"/>
-          </w:tcPr>
-          <w:p>
-            <w:pPr>
-              <w:ind w:firstLine="400"/>
-              <w:rPr>
-                <w:rFonts w:ascii="Arial" w:eastAsia="Times New Roman" w:hAnsi="Arial" w:cs="Arial"/>
-                <w:color w:val="000000"/>
-              </w:rPr>
-            </w:pPr>
-            <w:r>
-              <w:rPr>
-                <w:rFonts w:ascii="Arial" w:eastAsia="Times New Roman" w:hAnsi="Arial" w:cs="Arial"/>
-                <w:color w:val="000000"/>
-              </w:rPr>
-              <w:t>Прочный акриловый табурет для ванной и кухни, нагрузка до 130 кг</w:t>
-            </w:r>
-          </w:p>
-        </w:tc>
-        <w:tc>
-          <w:tcPr>
-            <w:tcW w:w="1877" w:type="dxa"/>
-            <w:tcBorders>
-              <w:top w:val="single" w:sz="4" w:space="0" w:color="000000"/>
-              <w:left w:val="none" w:sz="4" w:space="0" w:color="000000"/>
-              <w:bottom w:val="single" w:sz="4" w:space="0" w:color="000000"/>
-              <w:right w:val="single" w:sz="4" w:space="0" w:color="000000"/>
-            </w:tcBorders>
-            <w:shd w:val="clear" w:color="000000" w:fill="FFFFFF"/>
-            <w:noWrap/>
-            <w:vAlign w:val="center"/>
-          </w:tcPr>
-          <w:p>
-            <w:pPr>
-              <w:jc w:val="right"/>
-              <w:rPr>
-                <w:rFonts w:ascii="Arial" w:eastAsia="Times New Roman" w:hAnsi="Arial" w:cs="Arial"/>
-                <w:color w:val="000000"/>
-                <w:sz w:val="18"/>
-                <w:szCs w:val="18"/>
-              </w:rPr>
-            </w:pPr>
-            <w:r>
-              <w:rPr>
-                <w:rFonts w:ascii="Arial" w:eastAsia="Times New Roman" w:hAnsi="Arial" w:cs="Arial"/>
-                <w:color w:val="000000"/>
-                <w:sz w:val="18"/>
-                <w:szCs w:val="18"/>
-              </w:rPr>
-              <w:t>1000079392418</w:t>
-            </w:r>
-          </w:p>
-        </w:tc>
-        <w:tc>
-          <w:tcPr>
-            <w:tcW w:w="1709" w:type="dxa"/>
-            <w:tcBorders>
-              <w:top w:val="single" w:sz="4" w:space="0" w:color="000000"/>
-              <w:left w:val="none" w:sz="4" w:space="0" w:color="000000"/>
-              <w:bottom w:val="single" w:sz="4" w:space="0" w:color="000000"/>
-              <w:right w:val="single" w:sz="4" w:space="0" w:color="000000"/>
-            </w:tcBorders>
-            <w:shd w:val="clear" w:color="FFFFFF" w:fill="FFFFFF"/>
-            <w:noWrap/>
-            <w:vAlign w:val="bottom"/>
-          </w:tcPr>
-          <w:p>
-            <w:pPr>
-              <w:rPr>
-                <w:rFonts w:ascii="Arial" w:hAnsi="Arial" w:cs="Arial"/>
-                <w:color w:val="000000"/>
-                <w:sz w:val="22"/>
-                <w:szCs w:val="22"/>
-              </w:rPr>
-            </w:pPr>
-            <w:r>
-              <w:rPr>
-                <w:rFonts w:ascii="Arial" w:eastAsia="Arial" w:hAnsi="Arial" w:cs="Arial"/>
-                <w:color w:val="000000"/>
-                <w:sz w:val="22"/>
-                <w:szCs w:val="22"/>
-              </w:rPr>
-              <w:t>утеря</w:t>
-            </w:r>
-          </w:p>
-        </w:tc>
-        <w:tc>
-          <w:tcPr>
-            <w:tcW w:w="1668" w:type="dxa"/>
-            <w:tcBorders>
-              <w:top w:val="single" w:sz="4" w:space="0" w:color="000000"/>
-              <w:left w:val="none" w:sz="4" w:space="0" w:color="000000"/>
-              <w:bottom w:val="single" w:sz="4" w:space="0" w:color="000000"/>
-              <w:right w:val="single" w:sz="4" w:space="0" w:color="000000"/>
-            </w:tcBorders>
-            <w:shd w:val="clear" w:color="FFFFFF" w:fill="FFFFFF"/>
-            <w:noWrap/>
-            <w:vAlign w:val="bottom"/>
-          </w:tcPr>
-          <w:p>
-            <w:pPr>
-              <w:jc w:val="right"/>
-              <w:rPr>
-                <w:rFonts w:ascii="Arial" w:hAnsi="Arial" w:cs="Arial"/>
-                <w:color w:val="000000"/>
-                <w:sz w:val="22"/>
-                <w:szCs w:val="22"/>
-              </w:rPr>
-            </w:pPr>
-            <w:r>
-              <w:rPr>
-                <w:rFonts w:ascii="Arial" w:eastAsia="Arial" w:hAnsi="Arial" w:cs="Arial"/>
-                <w:color w:val="000000"/>
-                <w:sz w:val="22"/>
-                <w:szCs w:val="22"/>
-              </w:rPr>
-              <w:t>41 310,00</w:t>
-            </w:r>
-          </w:p>
-        </w:tc>
-        <w:tc>
-          <w:tcPr>
-            <w:tcW w:w="1418" w:type="dxa"/>
-            <w:tcBorders>
-              <w:top w:val="single" w:sz="4" w:space="0" w:color="000000"/>
-              <w:left w:val="none" w:sz="4" w:space="0" w:color="000000"/>
-              <w:bottom w:val="single" w:sz="4" w:space="0" w:color="000000"/>
-              <w:right w:val="single" w:sz="4" w:space="0" w:color="000000"/>
-            </w:tcBorders>
-            <w:shd w:val="clear" w:color="000000" w:fill="FFFFFF"/>
-            <w:noWrap/>
-            <w:vAlign w:val="center"/>
-          </w:tcPr>
-          <w:p>
-            <w:pPr>
-              <w:jc w:val="right"/>
-              <w:rPr>
-                <w:rFonts w:ascii="Arial" w:eastAsia="Times New Roman" w:hAnsi="Arial" w:cs="Arial"/>
-                <w:color w:val="000000"/>
-                <w:sz w:val="18"/>
-                <w:szCs w:val="18"/>
-              </w:rPr>
-            </w:pPr>
-            <w:r>
-              <w:rPr>
-                <w:rFonts w:ascii="Arial" w:eastAsia="Times New Roman" w:hAnsi="Arial" w:cs="Arial"/>
-                <w:color w:val="000000"/>
-                <w:sz w:val="18"/>
-                <w:szCs w:val="18"/>
-              </w:rPr>
-              <w:t>2</w:t>
-            </w:r>
-          </w:p>
-        </w:tc>
-        <w:tc>
-          <w:tcPr>
-            <w:tcW w:w="1701" w:type="dxa"/>
-            <w:tcBorders>
-              <w:top w:val="single" w:sz="4" w:space="0" w:color="000000"/>
-              <w:left w:val="none" w:sz="4" w:space="0" w:color="000000"/>
-              <w:bottom w:val="single" w:sz="4" w:space="0" w:color="000000"/>
-              <w:right w:val="single" w:sz="4" w:space="0" w:color="000000"/>
-            </w:tcBorders>
-            <w:shd w:val="clear" w:color="FFFFFF" w:fill="FFFFFF"/>
-            <w:noWrap/>
-            <w:vAlign w:val="bottom"/>
-          </w:tcPr>
-          <w:p>
-            <w:pPr>
-              <w:jc w:val="right"/>
-              <w:rPr>
-                <w:rFonts w:ascii="Arial" w:hAnsi="Arial" w:cs="Arial"/>
-                <w:color w:val="000000"/>
-                <w:sz w:val="22"/>
-                <w:szCs w:val="22"/>
-              </w:rPr>
-            </w:pPr>
-            <w:r>
-              <w:rPr>
-                <w:rFonts w:ascii="Arial" w:eastAsia="Arial" w:hAnsi="Arial" w:cs="Arial"/>
-                <w:color w:val="000000"/>
-                <w:sz w:val="22"/>
-                <w:szCs w:val="22"/>
-              </w:rPr>
-              <w:t>82 620,00</w:t>
-            </w:r>
-          </w:p>
-        </w:tc>
-      </w:tr>
-      <w:tr>
-        <w:trPr>
-          <w:trHeight w:val="300"/>
-        </w:trPr>
-        <w:tc>
-          <w:tcPr>
-            <w:tcW w:w="2378" w:type="dxa"/>
-            <w:tcBorders>
-              <w:top w:val="single" w:sz="4" w:space="0" w:color="000000"/>
-              <w:left w:val="single" w:sz="4" w:space="0" w:color="000000"/>
-              <w:bottom w:val="single" w:sz="4" w:space="0" w:color="000000"/>
-              <w:right w:val="single" w:sz="4" w:space="0" w:color="000000"/>
-            </w:tcBorders>
-            <w:shd w:val="clear" w:color="000000" w:fill="FFFFFF"/>
-            <w:noWrap/>
-            <w:vAlign w:val="center"/>
-          </w:tcPr>
-          <w:p>
-            <w:pPr>
-              <w:ind w:firstLine="400"/>
-              <w:rPr>
-                <w:rFonts w:ascii="Arial" w:eastAsia="Times New Roman" w:hAnsi="Arial" w:cs="Arial"/>
-                <w:color w:val="000000"/>
-              </w:rPr>
-            </w:pPr>
-            <w:r>
-              <w:rPr>
-                <w:rFonts w:ascii="Arial" w:eastAsia="Times New Roman" w:hAnsi="Arial" w:cs="Arial"/>
-                <w:color w:val="000000"/>
-              </w:rPr>
-              <w:t>Табурет пластиковый универсальный с ручками, рифленый, для ванной и кухни</w:t>
-            </w:r>
-          </w:p>
-        </w:tc>
-        <w:tc>
-          <w:tcPr>
-            <w:tcW w:w="1877" w:type="dxa"/>
-            <w:tcBorders>
-              <w:top w:val="single" w:sz="4" w:space="0" w:color="000000"/>
-              <w:left w:val="none" w:sz="4" w:space="0" w:color="000000"/>
-              <w:bottom w:val="single" w:sz="4" w:space="0" w:color="000000"/>
-              <w:right w:val="single" w:sz="4" w:space="0" w:color="000000"/>
-            </w:tcBorders>
-            <w:shd w:val="clear" w:color="000000" w:fill="FFFFFF"/>
-            <w:noWrap/>
-            <w:vAlign w:val="center"/>
-          </w:tcPr>
-          <w:p>
-            <w:pPr>
-              <w:jc w:val="right"/>
-              <w:rPr>
-                <w:rFonts w:ascii="Arial" w:eastAsia="Times New Roman" w:hAnsi="Arial" w:cs="Arial"/>
-                <w:color w:val="000000"/>
-                <w:sz w:val="18"/>
-                <w:szCs w:val="18"/>
-              </w:rPr>
-            </w:pPr>
-            <w:r>
-              <w:rPr>
-                <w:rFonts w:ascii="Arial" w:eastAsia="Times New Roman" w:hAnsi="Arial" w:cs="Arial"/>
-                <w:color w:val="000000"/>
-                <w:sz w:val="18"/>
-                <w:szCs w:val="18"/>
-              </w:rPr>
-              <w:t>1000077201965</w:t>
-            </w:r>
-          </w:p>
-        </w:tc>
-        <w:tc>
-          <w:tcPr>
-            <w:tcW w:w="1709" w:type="dxa"/>
-            <w:tcBorders>
-              <w:top w:val="single" w:sz="4" w:space="0" w:color="000000"/>
-              <w:left w:val="none" w:sz="4" w:space="0" w:color="000000"/>
-              <w:bottom w:val="single" w:sz="4" w:space="0" w:color="000000"/>
-              <w:right w:val="single" w:sz="4" w:space="0" w:color="000000"/>
-            </w:tcBorders>
-            <w:shd w:val="clear" w:color="FFFFFF" w:fill="FFFFFF"/>
-            <w:noWrap/>
-            <w:vAlign w:val="bottom"/>
-          </w:tcPr>
-          <w:p>
-            <w:pPr>
-              <w:rPr>
-                <w:rFonts w:ascii="Arial" w:hAnsi="Arial" w:cs="Arial"/>
-                <w:color w:val="000000"/>
-                <w:sz w:val="22"/>
-                <w:szCs w:val="22"/>
-              </w:rPr>
-            </w:pPr>
-            <w:r>
-              <w:rPr>
-                <w:rFonts w:ascii="Arial" w:eastAsia="Arial" w:hAnsi="Arial" w:cs="Arial"/>
-                <w:color w:val="000000"/>
-                <w:sz w:val="22"/>
-                <w:szCs w:val="22"/>
-              </w:rPr>
-              <w:t>утеря</w:t>
-            </w:r>
-          </w:p>
-        </w:tc>
-        <w:tc>
-          <w:tcPr>
-            <w:tcW w:w="1668" w:type="dxa"/>
-            <w:tcBorders>
-              <w:top w:val="single" w:sz="4" w:space="0" w:color="000000"/>
-              <w:left w:val="none" w:sz="4" w:space="0" w:color="000000"/>
-              <w:bottom w:val="single" w:sz="4" w:space="0" w:color="000000"/>
-              <w:right w:val="single" w:sz="4" w:space="0" w:color="000000"/>
-            </w:tcBorders>
-            <w:shd w:val="clear" w:color="FFFFFF" w:fill="FFFFFF"/>
-            <w:noWrap/>
-            <w:vAlign w:val="bottom"/>
-          </w:tcPr>
-          <w:p>
-            <w:pPr>
-              <w:jc w:val="right"/>
-              <w:rPr>
-                <w:rFonts w:ascii="Arial" w:hAnsi="Arial" w:cs="Arial"/>
-                <w:color w:val="000000"/>
-                <w:sz w:val="22"/>
-                <w:szCs w:val="22"/>
-              </w:rPr>
-            </w:pPr>
-            <w:r>
-              <w:rPr>
-                <w:rFonts w:ascii="Arial" w:eastAsia="Arial" w:hAnsi="Arial" w:cs="Arial"/>
-                <w:color w:val="000000"/>
-                <w:sz w:val="22"/>
-                <w:szCs w:val="22"/>
-              </w:rPr>
-              <w:t>49 980,00</w:t>
-            </w:r>
-          </w:p>
-        </w:tc>
-        <w:tc>
-          <w:tcPr>
-            <w:tcW w:w="1418" w:type="dxa"/>
-            <w:tcBorders>
-              <w:top w:val="single" w:sz="4" w:space="0" w:color="000000"/>
-              <w:left w:val="none" w:sz="4" w:space="0" w:color="000000"/>
-              <w:bottom w:val="single" w:sz="4" w:space="0" w:color="000000"/>
-              <w:right w:val="single" w:sz="4" w:space="0" w:color="000000"/>
-            </w:tcBorders>
-            <w:shd w:val="clear" w:color="000000" w:fill="FFFFFF"/>
-            <w:noWrap/>
-            <w:vAlign w:val="center"/>
-          </w:tcPr>
-          <w:p>
-            <w:pPr>
-              <w:jc w:val="right"/>
-              <w:rPr>
-                <w:rFonts w:ascii="Arial" w:eastAsia="Times New Roman" w:hAnsi="Arial" w:cs="Arial"/>
-                <w:color w:val="000000"/>
-                <w:sz w:val="18"/>
-                <w:szCs w:val="18"/>
-              </w:rPr>
-            </w:pPr>
-            <w:r>
-              <w:rPr>
-                <w:rFonts w:ascii="Arial" w:eastAsia="Times New Roman" w:hAnsi="Arial" w:cs="Arial"/>
-                <w:color w:val="000000"/>
-                <w:sz w:val="18"/>
-                <w:szCs w:val="18"/>
-              </w:rPr>
-              <w:t>2</w:t>
-            </w:r>
-          </w:p>
-        </w:tc>
-        <w:tc>
-          <w:tcPr>
-            <w:tcW w:w="1701" w:type="dxa"/>
-            <w:tcBorders>
-              <w:top w:val="single" w:sz="4" w:space="0" w:color="000000"/>
-              <w:left w:val="none" w:sz="4" w:space="0" w:color="000000"/>
-              <w:bottom w:val="single" w:sz="4" w:space="0" w:color="000000"/>
-              <w:right w:val="single" w:sz="4" w:space="0" w:color="000000"/>
-            </w:tcBorders>
-            <w:shd w:val="clear" w:color="FFFFFF" w:fill="FFFFFF"/>
-            <w:noWrap/>
-            <w:vAlign w:val="bottom"/>
-          </w:tcPr>
-          <w:p>
-            <w:pPr>
-              <w:jc w:val="right"/>
-              <w:rPr>
-                <w:rFonts w:ascii="Arial" w:hAnsi="Arial" w:cs="Arial"/>
-                <w:color w:val="000000"/>
-                <w:sz w:val="22"/>
-                <w:szCs w:val="22"/>
-              </w:rPr>
-            </w:pPr>
-            <w:r>
-              <w:rPr>
-                <w:rFonts w:ascii="Arial" w:eastAsia="Arial" w:hAnsi="Arial" w:cs="Arial"/>
-                <w:color w:val="000000"/>
-                <w:sz w:val="22"/>
-                <w:szCs w:val="22"/>
-              </w:rPr>
-              <w:t>99 960,00</w:t>
-            </w:r>
-          </w:p>
-        </w:tc>
-      </w:tr>
-      <w:tr>
-        <w:trPr>
-          <w:trHeight w:val="300"/>
-        </w:trPr>
-        <w:tc>
-          <w:tcPr>
-            <w:tcW w:w="2378" w:type="dxa"/>
-            <w:tcBorders>
-              <w:top w:val="single" w:sz="4" w:space="0" w:color="000000"/>
-              <w:left w:val="single" w:sz="4" w:space="0" w:color="000000"/>
-              <w:bottom w:val="single" w:sz="4" w:space="0" w:color="000000"/>
-              <w:right w:val="single" w:sz="4" w:space="0" w:color="000000"/>
-            </w:tcBorders>
-            <w:shd w:val="clear" w:color="000000" w:fill="FFFFFF"/>
-            <w:noWrap/>
-            <w:vAlign w:val="center"/>
-          </w:tcPr>
-          <w:p>
-            <w:pPr>
-              <w:ind w:firstLine="400"/>
-              <w:rPr>
-                <w:rFonts w:ascii="Arial" w:eastAsia="Times New Roman" w:hAnsi="Arial" w:cs="Arial"/>
-                <w:color w:val="000000"/>
-              </w:rPr>
-            </w:pPr>
-            <w:r>
-              <w:rPr>
-                <w:rFonts w:ascii="Arial" w:eastAsia="Times New Roman" w:hAnsi="Arial" w:cs="Arial"/>
-                <w:color w:val="000000"/>
-              </w:rPr>
-              <w:t>Урна универсальная, самозакрывающаяся, пластиковая, эстетичная, удобная для дома и офиса</w:t>
-            </w:r>
-          </w:p>
-        </w:tc>
-        <w:tc>
-          <w:tcPr>
-            <w:tcW w:w="1877" w:type="dxa"/>
-            <w:tcBorders>
-              <w:top w:val="single" w:sz="4" w:space="0" w:color="000000"/>
-              <w:left w:val="none" w:sz="4" w:space="0" w:color="000000"/>
-              <w:bottom w:val="single" w:sz="4" w:space="0" w:color="000000"/>
-              <w:right w:val="single" w:sz="4" w:space="0" w:color="000000"/>
-            </w:tcBorders>
-            <w:shd w:val="clear" w:color="000000" w:fill="FFFFFF"/>
-            <w:noWrap/>
-            <w:vAlign w:val="center"/>
-          </w:tcPr>
-          <w:p>
-            <w:pPr>
-              <w:jc w:val="right"/>
-              <w:rPr>
-                <w:rFonts w:ascii="Arial" w:eastAsia="Times New Roman" w:hAnsi="Arial" w:cs="Arial"/>
-                <w:color w:val="000000"/>
-                <w:sz w:val="18"/>
-                <w:szCs w:val="18"/>
-              </w:rPr>
-            </w:pPr>
-            <w:r>
-              <w:rPr>
-                <w:rFonts w:ascii="Arial" w:eastAsia="Times New Roman" w:hAnsi="Arial" w:cs="Arial"/>
-                <w:color w:val="000000"/>
-                <w:sz w:val="18"/>
-                <w:szCs w:val="18"/>
-              </w:rPr>
-              <w:t>1000076250124</w:t>
-            </w:r>
-          </w:p>
-        </w:tc>
-        <w:tc>
-          <w:tcPr>
-            <w:tcW w:w="1709" w:type="dxa"/>
-            <w:tcBorders>
-              <w:top w:val="single" w:sz="4" w:space="0" w:color="000000"/>
-              <w:left w:val="none" w:sz="4" w:space="0" w:color="000000"/>
-              <w:bottom w:val="single" w:sz="4" w:space="0" w:color="000000"/>
-              <w:right w:val="single" w:sz="4" w:space="0" w:color="000000"/>
-            </w:tcBorders>
-            <w:shd w:val="clear" w:color="FFFFFF" w:fill="FFFFFF"/>
-            <w:noWrap/>
-            <w:vAlign w:val="bottom"/>
-          </w:tcPr>
-          <w:p>
-            <w:pPr>
-              <w:rPr>
-                <w:rFonts w:ascii="Arial" w:hAnsi="Arial" w:cs="Arial"/>
-                <w:color w:val="000000"/>
-                <w:sz w:val="22"/>
-                <w:szCs w:val="22"/>
-              </w:rPr>
-            </w:pPr>
-            <w:r>
-              <w:rPr>
-                <w:rFonts w:ascii="Arial" w:eastAsia="Arial" w:hAnsi="Arial" w:cs="Arial"/>
-                <w:color w:val="000000"/>
-                <w:sz w:val="22"/>
-                <w:szCs w:val="22"/>
-              </w:rPr>
-              <w:t>утеря</w:t>
-            </w:r>
-          </w:p>
-        </w:tc>
-        <w:tc>
-          <w:tcPr>
-            <w:tcW w:w="1668" w:type="dxa"/>
-            <w:tcBorders>
-              <w:top w:val="single" w:sz="4" w:space="0" w:color="000000"/>
-              <w:left w:val="none" w:sz="4" w:space="0" w:color="000000"/>
-              <w:bottom w:val="single" w:sz="4" w:space="0" w:color="000000"/>
-              <w:right w:val="single" w:sz="4" w:space="0" w:color="000000"/>
-            </w:tcBorders>
-            <w:shd w:val="clear" w:color="FFFFFF" w:fill="FFFFFF"/>
-            <w:noWrap/>
-            <w:vAlign w:val="bottom"/>
-          </w:tcPr>
-          <w:p>
-            <w:pPr>
-              <w:jc w:val="right"/>
-              <w:rPr>
-                <w:rFonts w:ascii="Arial" w:hAnsi="Arial" w:cs="Arial"/>
-                <w:color w:val="000000"/>
-                <w:sz w:val="22"/>
-                <w:szCs w:val="22"/>
-              </w:rPr>
-            </w:pPr>
-            <w:r>
-              <w:rPr>
-                <w:rFonts w:ascii="Arial" w:eastAsia="Arial" w:hAnsi="Arial" w:cs="Arial"/>
-                <w:color w:val="000000"/>
-                <w:sz w:val="22"/>
-                <w:szCs w:val="22"/>
-              </w:rPr>
-              <w:t>35 200,00</w:t>
-            </w:r>
-          </w:p>
-        </w:tc>
-        <w:tc>
-          <w:tcPr>
-            <w:tcW w:w="1418" w:type="dxa"/>
-            <w:tcBorders>
-              <w:top w:val="single" w:sz="4" w:space="0" w:color="000000"/>
-              <w:left w:val="none" w:sz="4" w:space="0" w:color="000000"/>
-              <w:bottom w:val="single" w:sz="4" w:space="0" w:color="000000"/>
-              <w:right w:val="single" w:sz="4" w:space="0" w:color="000000"/>
-            </w:tcBorders>
-            <w:shd w:val="clear" w:color="000000" w:fill="FFFFFF"/>
-            <w:noWrap/>
-            <w:vAlign w:val="center"/>
-          </w:tcPr>
-          <w:p>
-            <w:pPr>
-              <w:jc w:val="right"/>
-              <w:rPr>
-                <w:rFonts w:ascii="Arial" w:eastAsia="Times New Roman" w:hAnsi="Arial" w:cs="Arial"/>
-                <w:color w:val="000000"/>
-                <w:sz w:val="18"/>
-                <w:szCs w:val="18"/>
-              </w:rPr>
-            </w:pPr>
-            <w:r>
-              <w:rPr>
-                <w:rFonts w:ascii="Arial" w:eastAsia="Times New Roman" w:hAnsi="Arial" w:cs="Arial"/>
-                <w:color w:val="000000"/>
-                <w:sz w:val="18"/>
-                <w:szCs w:val="18"/>
-              </w:rPr>
-              <w:t>2</w:t>
-            </w:r>
-          </w:p>
-        </w:tc>
-        <w:tc>
-          <w:tcPr>
-            <w:tcW w:w="1701" w:type="dxa"/>
-            <w:tcBorders>
-              <w:top w:val="single" w:sz="4" w:space="0" w:color="000000"/>
-              <w:left w:val="none" w:sz="4" w:space="0" w:color="000000"/>
-              <w:bottom w:val="single" w:sz="4" w:space="0" w:color="000000"/>
-              <w:right w:val="single" w:sz="4" w:space="0" w:color="000000"/>
-            </w:tcBorders>
-            <w:shd w:val="clear" w:color="FFFFFF" w:fill="FFFFFF"/>
-            <w:noWrap/>
-            <w:vAlign w:val="bottom"/>
-          </w:tcPr>
-          <w:p>
-            <w:pPr>
-              <w:jc w:val="right"/>
-              <w:rPr>
-                <w:rFonts w:ascii="Arial" w:hAnsi="Arial" w:cs="Arial"/>
-                <w:color w:val="000000"/>
-                <w:sz w:val="22"/>
-                <w:szCs w:val="22"/>
-              </w:rPr>
-            </w:pPr>
-            <w:r>
-              <w:rPr>
-                <w:rFonts w:ascii="Arial" w:eastAsia="Arial" w:hAnsi="Arial" w:cs="Arial"/>
-                <w:color w:val="000000"/>
-                <w:sz w:val="22"/>
-                <w:szCs w:val="22"/>
-              </w:rPr>
-              <w:t>70 400,00</w:t>
-            </w:r>
-          </w:p>
-        </w:tc>
-      </w:tr>
-      <w:tr>
-        <w:trPr>
-          <w:trHeight w:val="300"/>
-        </w:trPr>
-        <w:tc>
-          <w:tcPr>
-            <w:tcW w:w="2378" w:type="dxa"/>
-            <w:tcBorders>
-              <w:top w:val="single" w:sz="4" w:space="0" w:color="000000"/>
-              <w:left w:val="single" w:sz="4" w:space="0" w:color="000000"/>
-              <w:bottom w:val="single" w:sz="4" w:space="0" w:color="000000"/>
-              <w:right w:val="single" w:sz="4" w:space="0" w:color="000000"/>
-            </w:tcBorders>
-            <w:shd w:val="clear" w:color="000000" w:fill="FFFFFF"/>
-            <w:noWrap/>
-            <w:vAlign w:val="center"/>
-          </w:tcPr>
-          <w:p>
-            <w:pPr>
-              <w:ind w:firstLine="400"/>
-              <w:rPr>
-                <w:rFonts w:ascii="Arial" w:eastAsia="Times New Roman" w:hAnsi="Arial" w:cs="Arial"/>
-                <w:color w:val="000000"/>
-              </w:rPr>
-            </w:pPr>
-            <w:r>
-              <w:rPr>
-                <w:rFonts w:ascii="Arial" w:eastAsia="Times New Roman" w:hAnsi="Arial" w:cs="Arial"/>
-                <w:color w:val="000000"/>
-              </w:rPr>
-              <w:t>Трёхъярусная полка-органайзер из пластика с крючками для хранения обуви</w:t>
-            </w:r>
-          </w:p>
-        </w:tc>
-        <w:tc>
-          <w:tcPr>
-            <w:tcW w:w="1877" w:type="dxa"/>
-            <w:tcBorders>
-              <w:top w:val="single" w:sz="4" w:space="0" w:color="000000"/>
-              <w:left w:val="none" w:sz="4" w:space="0" w:color="000000"/>
-              <w:bottom w:val="single" w:sz="4" w:space="0" w:color="000000"/>
-              <w:right w:val="single" w:sz="4" w:space="0" w:color="000000"/>
-            </w:tcBorders>
-            <w:shd w:val="clear" w:color="000000" w:fill="FFFFFF"/>
-            <w:noWrap/>
-            <w:vAlign w:val="center"/>
-          </w:tcPr>
-          <w:p>
-            <w:pPr>
-              <w:jc w:val="right"/>
-              <w:rPr>
-                <w:rFonts w:ascii="Arial" w:eastAsia="Times New Roman" w:hAnsi="Arial" w:cs="Arial"/>
-                <w:color w:val="000000"/>
-                <w:sz w:val="18"/>
-                <w:szCs w:val="18"/>
-              </w:rPr>
-            </w:pPr>
-            <w:r>
-              <w:rPr>
-                <w:rFonts w:ascii="Arial" w:eastAsia="Times New Roman" w:hAnsi="Arial" w:cs="Arial"/>
-                <w:color w:val="000000"/>
-                <w:sz w:val="18"/>
-                <w:szCs w:val="18"/>
-              </w:rPr>
-              <w:t>1000074942045</w:t>
-            </w:r>
-          </w:p>
-        </w:tc>
-        <w:tc>
-          <w:tcPr>
-            <w:tcW w:w="1709" w:type="dxa"/>
-            <w:tcBorders>
-              <w:top w:val="single" w:sz="4" w:space="0" w:color="000000"/>
-              <w:left w:val="none" w:sz="4" w:space="0" w:color="000000"/>
-              <w:bottom w:val="single" w:sz="4" w:space="0" w:color="000000"/>
-              <w:right w:val="single" w:sz="4" w:space="0" w:color="000000"/>
-            </w:tcBorders>
-            <w:shd w:val="clear" w:color="FFFFFF" w:fill="FFFFFF"/>
-            <w:noWrap/>
-            <w:vAlign w:val="bottom"/>
-          </w:tcPr>
-          <w:p>
-            <w:pPr>
-              <w:rPr>
-                <w:rFonts w:ascii="Arial" w:hAnsi="Arial" w:cs="Arial"/>
-                <w:color w:val="000000"/>
-                <w:sz w:val="22"/>
-                <w:szCs w:val="22"/>
-              </w:rPr>
-            </w:pPr>
-            <w:r>
-              <w:rPr>
-                <w:rFonts w:ascii="Arial" w:eastAsia="Arial" w:hAnsi="Arial" w:cs="Arial"/>
-                <w:color w:val="000000"/>
-                <w:sz w:val="22"/>
-                <w:szCs w:val="22"/>
-              </w:rPr>
-              <w:t>утеря</w:t>
-            </w:r>
-          </w:p>
-        </w:tc>
-        <w:tc>
-          <w:tcPr>
-            <w:tcW w:w="1668" w:type="dxa"/>
-            <w:tcBorders>
-              <w:top w:val="single" w:sz="4" w:space="0" w:color="000000"/>
-              <w:left w:val="none" w:sz="4" w:space="0" w:color="000000"/>
-              <w:bottom w:val="single" w:sz="4" w:space="0" w:color="000000"/>
-              <w:right w:val="single" w:sz="4" w:space="0" w:color="000000"/>
-            </w:tcBorders>
-            <w:shd w:val="clear" w:color="FFFFFF" w:fill="FFFFFF"/>
-            <w:noWrap/>
-            <w:vAlign w:val="bottom"/>
-          </w:tcPr>
-          <w:p>
-            <w:pPr>
-              <w:jc w:val="right"/>
-              <w:rPr>
-                <w:rFonts w:ascii="Arial" w:hAnsi="Arial" w:cs="Arial"/>
-                <w:color w:val="000000"/>
-                <w:sz w:val="22"/>
-                <w:szCs w:val="22"/>
-              </w:rPr>
-            </w:pPr>
-            <w:r>
-              <w:rPr>
-                <w:rFonts w:ascii="Arial" w:eastAsia="Arial" w:hAnsi="Arial" w:cs="Arial"/>
-                <w:color w:val="000000"/>
-                <w:sz w:val="22"/>
-                <w:szCs w:val="22"/>
-              </w:rPr>
-              <w:t>59 500,00</w:t>
-            </w:r>
-          </w:p>
-        </w:tc>
-        <w:tc>
-          <w:tcPr>
-            <w:tcW w:w="1418" w:type="dxa"/>
-            <w:tcBorders>
-              <w:top w:val="single" w:sz="4" w:space="0" w:color="000000"/>
-              <w:left w:val="none" w:sz="4" w:space="0" w:color="000000"/>
-              <w:bottom w:val="single" w:sz="4" w:space="0" w:color="000000"/>
-              <w:right w:val="single" w:sz="4" w:space="0" w:color="000000"/>
-            </w:tcBorders>
-            <w:shd w:val="clear" w:color="000000" w:fill="FFFFFF"/>
-            <w:noWrap/>
-            <w:vAlign w:val="center"/>
-          </w:tcPr>
-          <w:p>
-            <w:pPr>
-              <w:jc w:val="right"/>
-              <w:rPr>
-                <w:rFonts w:ascii="Arial" w:eastAsia="Times New Roman" w:hAnsi="Arial" w:cs="Arial"/>
-                <w:color w:val="000000"/>
-                <w:sz w:val="18"/>
-                <w:szCs w:val="18"/>
-              </w:rPr>
-            </w:pPr>
-            <w:r>
-              <w:rPr>
-                <w:rFonts w:ascii="Arial" w:eastAsia="Times New Roman" w:hAnsi="Arial" w:cs="Arial"/>
-                <w:color w:val="000000"/>
-                <w:sz w:val="18"/>
-                <w:szCs w:val="18"/>
-              </w:rPr>
-              <w:t>2</w:t>
-            </w:r>
-          </w:p>
-        </w:tc>
-        <w:tc>
-          <w:tcPr>
-            <w:tcW w:w="1701" w:type="dxa"/>
-            <w:tcBorders>
-              <w:top w:val="single" w:sz="4" w:space="0" w:color="000000"/>
-              <w:left w:val="none" w:sz="4" w:space="0" w:color="000000"/>
-              <w:bottom w:val="single" w:sz="4" w:space="0" w:color="000000"/>
-              <w:right w:val="single" w:sz="4" w:space="0" w:color="000000"/>
-            </w:tcBorders>
-            <w:shd w:val="clear" w:color="FFFFFF" w:fill="FFFFFF"/>
-            <w:noWrap/>
-            <w:vAlign w:val="bottom"/>
-          </w:tcPr>
-          <w:p>
-            <w:pPr>
-              <w:jc w:val="right"/>
-              <w:rPr>
-                <w:rFonts w:ascii="Arial" w:hAnsi="Arial" w:cs="Arial"/>
-                <w:color w:val="000000"/>
-                <w:sz w:val="22"/>
-                <w:szCs w:val="22"/>
-              </w:rPr>
-            </w:pPr>
-            <w:r>
-              <w:rPr>
-                <w:rFonts w:ascii="Arial" w:eastAsia="Arial" w:hAnsi="Arial" w:cs="Arial"/>
-                <w:color w:val="000000"/>
-                <w:sz w:val="22"/>
-                <w:szCs w:val="22"/>
-              </w:rPr>
-              <w:t>119 000,00</w:t>
-            </w:r>
-          </w:p>
-        </w:tc>
-      </w:tr>
-      <w:tr>
-        <w:trPr>
-          <w:trHeight w:val="300"/>
-        </w:trPr>
-        <w:tc>
-          <w:tcPr>
-            <w:tcW w:w="2378" w:type="dxa"/>
-            <w:tcBorders>
-              <w:top w:val="single" w:sz="4" w:space="0" w:color="000000"/>
-              <w:left w:val="single" w:sz="4" w:space="0" w:color="000000"/>
-              <w:bottom w:val="single" w:sz="4" w:space="0" w:color="000000"/>
-              <w:right w:val="single" w:sz="4" w:space="0" w:color="000000"/>
-            </w:tcBorders>
-            <w:shd w:val="clear" w:color="000000" w:fill="FFFFFF"/>
-            <w:noWrap/>
-            <w:vAlign w:val="center"/>
-          </w:tcPr>
-          <w:p>
-            <w:pPr>
-              <w:ind w:firstLine="400"/>
-              <w:rPr>
-                <w:rFonts w:ascii="Arial" w:eastAsia="Times New Roman" w:hAnsi="Arial" w:cs="Arial"/>
-                <w:color w:val="000000"/>
-              </w:rPr>
-            </w:pPr>
-            <w:r>
-              <w:rPr>
-                <w:rFonts w:ascii="Arial" w:eastAsia="Times New Roman" w:hAnsi="Arial" w:cs="Arial"/>
-                <w:color w:val="000000"/>
-              </w:rPr>
-              <w:t>Набор контейнеров, для холодильника, акриловый, прозрачный, 3 шт., разных размеров</w:t>
-            </w:r>
-          </w:p>
-        </w:tc>
-        <w:tc>
-          <w:tcPr>
-            <w:tcW w:w="1877" w:type="dxa"/>
-            <w:tcBorders>
-              <w:top w:val="single" w:sz="4" w:space="0" w:color="000000"/>
-              <w:left w:val="none" w:sz="4" w:space="0" w:color="000000"/>
-              <w:bottom w:val="single" w:sz="4" w:space="0" w:color="000000"/>
-              <w:right w:val="single" w:sz="4" w:space="0" w:color="000000"/>
-            </w:tcBorders>
-            <w:shd w:val="clear" w:color="000000" w:fill="FFFFFF"/>
-            <w:noWrap/>
-            <w:vAlign w:val="center"/>
-          </w:tcPr>
-          <w:p>
-            <w:pPr>
-              <w:jc w:val="right"/>
-              <w:rPr>
-                <w:rFonts w:ascii="Arial" w:eastAsia="Times New Roman" w:hAnsi="Arial" w:cs="Arial"/>
-                <w:color w:val="000000"/>
-                <w:sz w:val="18"/>
-                <w:szCs w:val="18"/>
-              </w:rPr>
-            </w:pPr>
-            <w:r>
-              <w:rPr>
-                <w:rFonts w:ascii="Arial" w:eastAsia="Times New Roman" w:hAnsi="Arial" w:cs="Arial"/>
-                <w:color w:val="000000"/>
-                <w:sz w:val="18"/>
-                <w:szCs w:val="18"/>
-              </w:rPr>
-              <w:t>1000074916046</w:t>
-            </w:r>
-          </w:p>
-        </w:tc>
-        <w:tc>
-          <w:tcPr>
-            <w:tcW w:w="1709" w:type="dxa"/>
-            <w:tcBorders>
-              <w:top w:val="single" w:sz="4" w:space="0" w:color="000000"/>
-              <w:left w:val="none" w:sz="4" w:space="0" w:color="000000"/>
-              <w:bottom w:val="single" w:sz="4" w:space="0" w:color="000000"/>
-              <w:right w:val="single" w:sz="4" w:space="0" w:color="000000"/>
-            </w:tcBorders>
-            <w:shd w:val="clear" w:color="FFFFFF" w:fill="FFFFFF"/>
-            <w:noWrap/>
-            <w:vAlign w:val="bottom"/>
-          </w:tcPr>
-          <w:p>
-            <w:pPr>
-              <w:rPr>
-                <w:rFonts w:ascii="Arial" w:hAnsi="Arial" w:cs="Arial"/>
-                <w:color w:val="000000"/>
-                <w:sz w:val="22"/>
-                <w:szCs w:val="22"/>
-              </w:rPr>
-            </w:pPr>
-            <w:r>
-              <w:rPr>
-                <w:rFonts w:ascii="Arial" w:eastAsia="Arial" w:hAnsi="Arial" w:cs="Arial"/>
-                <w:color w:val="000000"/>
-                <w:sz w:val="22"/>
-                <w:szCs w:val="22"/>
-              </w:rPr>
-              <w:t>утеря</w:t>
-            </w:r>
-          </w:p>
-        </w:tc>
-        <w:tc>
-          <w:tcPr>
-            <w:tcW w:w="1668" w:type="dxa"/>
-            <w:tcBorders>
-              <w:top w:val="single" w:sz="4" w:space="0" w:color="000000"/>
-              <w:left w:val="none" w:sz="4" w:space="0" w:color="000000"/>
-              <w:bottom w:val="single" w:sz="4" w:space="0" w:color="000000"/>
-              <w:right w:val="single" w:sz="4" w:space="0" w:color="000000"/>
-            </w:tcBorders>
-            <w:shd w:val="clear" w:color="FFFFFF" w:fill="FFFFFF"/>
-            <w:noWrap/>
-            <w:vAlign w:val="bottom"/>
-          </w:tcPr>
-          <w:p>
-            <w:pPr>
-              <w:jc w:val="right"/>
-              <w:rPr>
-                <w:rFonts w:ascii="Arial" w:hAnsi="Arial" w:cs="Arial"/>
-                <w:color w:val="000000"/>
-                <w:sz w:val="22"/>
-                <w:szCs w:val="22"/>
-              </w:rPr>
-            </w:pPr>
-            <w:r>
-              <w:rPr>
-                <w:rFonts w:ascii="Arial" w:eastAsia="Arial" w:hAnsi="Arial" w:cs="Arial"/>
-                <w:color w:val="000000"/>
-                <w:sz w:val="22"/>
-                <w:szCs w:val="22"/>
-              </w:rPr>
-              <w:t>70 500,00</w:t>
-            </w:r>
-          </w:p>
-        </w:tc>
-        <w:tc>
-          <w:tcPr>
-            <w:tcW w:w="1418" w:type="dxa"/>
-            <w:tcBorders>
-              <w:top w:val="single" w:sz="4" w:space="0" w:color="000000"/>
-              <w:left w:val="none" w:sz="4" w:space="0" w:color="000000"/>
-              <w:bottom w:val="single" w:sz="4" w:space="0" w:color="000000"/>
-              <w:right w:val="single" w:sz="4" w:space="0" w:color="000000"/>
-            </w:tcBorders>
-            <w:shd w:val="clear" w:color="000000" w:fill="FFFFFF"/>
-            <w:noWrap/>
-            <w:vAlign w:val="center"/>
-          </w:tcPr>
-          <w:p>
-            <w:pPr>
-              <w:jc w:val="right"/>
-              <w:rPr>
-                <w:rFonts w:ascii="Arial" w:eastAsia="Times New Roman" w:hAnsi="Arial" w:cs="Arial"/>
-                <w:color w:val="000000"/>
-                <w:sz w:val="18"/>
-                <w:szCs w:val="18"/>
-              </w:rPr>
-            </w:pPr>
-            <w:r>
-              <w:rPr>
-                <w:rFonts w:ascii="Arial" w:eastAsia="Times New Roman" w:hAnsi="Arial" w:cs="Arial"/>
-                <w:color w:val="000000"/>
-                <w:sz w:val="18"/>
-                <w:szCs w:val="18"/>
-              </w:rPr>
-              <w:t>2</w:t>
-            </w:r>
-          </w:p>
-        </w:tc>
-        <w:tc>
-          <w:tcPr>
-            <w:tcW w:w="1701" w:type="dxa"/>
-            <w:tcBorders>
-              <w:top w:val="single" w:sz="4" w:space="0" w:color="000000"/>
-              <w:left w:val="none" w:sz="4" w:space="0" w:color="000000"/>
-              <w:bottom w:val="single" w:sz="4" w:space="0" w:color="000000"/>
-              <w:right w:val="single" w:sz="4" w:space="0" w:color="000000"/>
-            </w:tcBorders>
-            <w:shd w:val="clear" w:color="FFFFFF" w:fill="FFFFFF"/>
-            <w:noWrap/>
-            <w:vAlign w:val="bottom"/>
-          </w:tcPr>
-          <w:p>
-            <w:pPr>
-              <w:jc w:val="right"/>
-              <w:rPr>
-                <w:rFonts w:ascii="Arial" w:hAnsi="Arial" w:cs="Arial"/>
-                <w:color w:val="000000"/>
-                <w:sz w:val="22"/>
-                <w:szCs w:val="22"/>
-              </w:rPr>
-            </w:pPr>
-            <w:r>
-              <w:rPr>
-                <w:rFonts w:ascii="Arial" w:eastAsia="Arial" w:hAnsi="Arial" w:cs="Arial"/>
-                <w:color w:val="000000"/>
-                <w:sz w:val="22"/>
-                <w:szCs w:val="22"/>
-              </w:rPr>
-              <w:t>141 000,00</w:t>
-            </w:r>
-          </w:p>
-        </w:tc>
-      </w:tr>
-      <w:tr>
-        <w:trPr>
-          <w:trHeight w:val="300"/>
-        </w:trPr>
-        <w:tc>
-          <w:tcPr>
-            <w:tcW w:w="2378" w:type="dxa"/>
-            <w:tcBorders>
-              <w:top w:val="single" w:sz="4" w:space="0" w:color="000000"/>
-              <w:left w:val="single" w:sz="4" w:space="0" w:color="000000"/>
-              <w:bottom w:val="single" w:sz="4" w:space="0" w:color="000000"/>
-              <w:right w:val="single" w:sz="4" w:space="0" w:color="000000"/>
-            </w:tcBorders>
-            <w:shd w:val="clear" w:color="000000" w:fill="FFFFFF"/>
-            <w:noWrap/>
-            <w:vAlign w:val="center"/>
-          </w:tcPr>
-          <w:p>
-            <w:pPr>
-              <w:ind w:firstLine="400"/>
-              <w:rPr>
-                <w:rFonts w:ascii="Arial" w:eastAsia="Times New Roman" w:hAnsi="Arial" w:cs="Arial"/>
-                <w:color w:val="000000"/>
-              </w:rPr>
-            </w:pPr>
-            <w:r>
-              <w:rPr>
-                <w:rFonts w:ascii="Arial" w:eastAsia="Times New Roman" w:hAnsi="Arial" w:cs="Arial"/>
-                <w:color w:val="000000"/>
-              </w:rPr>
-              <w:t xml:space="preserve">Полка органайзер </w:t>
-            </w:r>
-            <w:proofErr w:type="gramStart"/>
-            <w:r>
-              <w:rPr>
-                <w:rFonts w:ascii="Arial" w:eastAsia="Times New Roman" w:hAnsi="Arial" w:cs="Arial"/>
-                <w:color w:val="000000"/>
-              </w:rPr>
-              <w:t>для хранение</w:t>
-            </w:r>
-            <w:proofErr w:type="gramEnd"/>
-            <w:r>
-              <w:rPr>
-                <w:rFonts w:ascii="Arial" w:eastAsia="Times New Roman" w:hAnsi="Arial" w:cs="Arial"/>
-                <w:color w:val="000000"/>
-              </w:rPr>
-              <w:t xml:space="preserve"> овощей для кухни</w:t>
-            </w:r>
-          </w:p>
-        </w:tc>
-        <w:tc>
-          <w:tcPr>
-            <w:tcW w:w="1877" w:type="dxa"/>
-            <w:tcBorders>
-              <w:top w:val="single" w:sz="4" w:space="0" w:color="000000"/>
-              <w:left w:val="none" w:sz="4" w:space="0" w:color="000000"/>
-              <w:bottom w:val="single" w:sz="4" w:space="0" w:color="000000"/>
-              <w:right w:val="single" w:sz="4" w:space="0" w:color="000000"/>
-            </w:tcBorders>
-            <w:shd w:val="clear" w:color="000000" w:fill="FFFFFF"/>
-            <w:noWrap/>
-            <w:vAlign w:val="center"/>
-          </w:tcPr>
-          <w:p>
-            <w:pPr>
-              <w:jc w:val="right"/>
-              <w:rPr>
-                <w:rFonts w:ascii="Arial" w:eastAsia="Times New Roman" w:hAnsi="Arial" w:cs="Arial"/>
-                <w:color w:val="000000"/>
-                <w:sz w:val="18"/>
-                <w:szCs w:val="18"/>
-              </w:rPr>
-            </w:pPr>
-            <w:r>
-              <w:rPr>
-                <w:rFonts w:ascii="Arial" w:eastAsia="Times New Roman" w:hAnsi="Arial" w:cs="Arial"/>
-                <w:color w:val="000000"/>
-                <w:sz w:val="18"/>
-                <w:szCs w:val="18"/>
-              </w:rPr>
-              <w:t>1000074912086</w:t>
-            </w:r>
-          </w:p>
-        </w:tc>
-        <w:tc>
-          <w:tcPr>
-            <w:tcW w:w="1709" w:type="dxa"/>
-            <w:tcBorders>
-              <w:top w:val="single" w:sz="4" w:space="0" w:color="000000"/>
-              <w:left w:val="none" w:sz="4" w:space="0" w:color="000000"/>
-              <w:bottom w:val="single" w:sz="4" w:space="0" w:color="000000"/>
-              <w:right w:val="single" w:sz="4" w:space="0" w:color="000000"/>
-            </w:tcBorders>
-            <w:shd w:val="clear" w:color="FFFFFF" w:fill="FFFFFF"/>
-            <w:noWrap/>
-            <w:vAlign w:val="bottom"/>
-          </w:tcPr>
-          <w:p>
-            <w:pPr>
-              <w:rPr>
-                <w:rFonts w:ascii="Arial" w:hAnsi="Arial" w:cs="Arial"/>
-                <w:color w:val="000000"/>
-                <w:sz w:val="22"/>
-                <w:szCs w:val="22"/>
-              </w:rPr>
-            </w:pPr>
-            <w:r>
-              <w:rPr>
-                <w:rFonts w:ascii="Arial" w:eastAsia="Arial" w:hAnsi="Arial" w:cs="Arial"/>
-                <w:color w:val="000000"/>
-                <w:sz w:val="22"/>
-                <w:szCs w:val="22"/>
-              </w:rPr>
-              <w:t>утеря</w:t>
-            </w:r>
-          </w:p>
-        </w:tc>
-        <w:tc>
-          <w:tcPr>
-            <w:tcW w:w="1668" w:type="dxa"/>
-            <w:tcBorders>
-              <w:top w:val="single" w:sz="4" w:space="0" w:color="000000"/>
-              <w:left w:val="none" w:sz="4" w:space="0" w:color="000000"/>
-              <w:bottom w:val="single" w:sz="4" w:space="0" w:color="000000"/>
-              <w:right w:val="single" w:sz="4" w:space="0" w:color="000000"/>
-            </w:tcBorders>
-            <w:shd w:val="clear" w:color="FFFFFF" w:fill="FFFFFF"/>
-            <w:noWrap/>
-            <w:vAlign w:val="bottom"/>
-          </w:tcPr>
-          <w:p>
-            <w:pPr>
-              <w:jc w:val="right"/>
-              <w:rPr>
-                <w:rFonts w:ascii="Arial" w:hAnsi="Arial" w:cs="Arial"/>
-                <w:color w:val="000000"/>
-                <w:sz w:val="22"/>
-                <w:szCs w:val="22"/>
-              </w:rPr>
-            </w:pPr>
-            <w:r>
-              <w:rPr>
-                <w:rFonts w:ascii="Arial" w:eastAsia="Arial" w:hAnsi="Arial" w:cs="Arial"/>
-                <w:color w:val="000000"/>
-                <w:sz w:val="22"/>
-                <w:szCs w:val="22"/>
-              </w:rPr>
-              <w:t>69 000,00</w:t>
-            </w:r>
-          </w:p>
-        </w:tc>
-        <w:tc>
-          <w:tcPr>
-            <w:tcW w:w="1418" w:type="dxa"/>
-            <w:tcBorders>
-              <w:top w:val="single" w:sz="4" w:space="0" w:color="000000"/>
-              <w:left w:val="none" w:sz="4" w:space="0" w:color="000000"/>
-              <w:bottom w:val="single" w:sz="4" w:space="0" w:color="000000"/>
-              <w:right w:val="single" w:sz="4" w:space="0" w:color="000000"/>
-            </w:tcBorders>
-            <w:shd w:val="clear" w:color="000000" w:fill="FFFFFF"/>
-            <w:noWrap/>
-            <w:vAlign w:val="center"/>
-          </w:tcPr>
-          <w:p>
-            <w:pPr>
-              <w:jc w:val="right"/>
-              <w:rPr>
-                <w:rFonts w:ascii="Arial" w:eastAsia="Times New Roman" w:hAnsi="Arial" w:cs="Arial"/>
-                <w:color w:val="000000"/>
-                <w:sz w:val="18"/>
-                <w:szCs w:val="18"/>
-              </w:rPr>
-            </w:pPr>
-            <w:r>
-              <w:rPr>
-                <w:rFonts w:ascii="Arial" w:eastAsia="Times New Roman" w:hAnsi="Arial" w:cs="Arial"/>
-                <w:color w:val="000000"/>
-                <w:sz w:val="18"/>
-                <w:szCs w:val="18"/>
-              </w:rPr>
-              <w:t>2</w:t>
-            </w:r>
-          </w:p>
-        </w:tc>
-        <w:tc>
-          <w:tcPr>
-            <w:tcW w:w="1701" w:type="dxa"/>
-            <w:tcBorders>
-              <w:top w:val="single" w:sz="4" w:space="0" w:color="000000"/>
-              <w:left w:val="none" w:sz="4" w:space="0" w:color="000000"/>
-              <w:bottom w:val="single" w:sz="4" w:space="0" w:color="000000"/>
-              <w:right w:val="single" w:sz="4" w:space="0" w:color="000000"/>
-            </w:tcBorders>
-            <w:shd w:val="clear" w:color="FFFFFF" w:fill="FFFFFF"/>
-            <w:noWrap/>
-            <w:vAlign w:val="bottom"/>
-          </w:tcPr>
-          <w:p>
-            <w:pPr>
-              <w:jc w:val="right"/>
-              <w:rPr>
-                <w:rFonts w:ascii="Arial" w:hAnsi="Arial" w:cs="Arial"/>
-                <w:color w:val="000000"/>
-                <w:sz w:val="22"/>
-                <w:szCs w:val="22"/>
-              </w:rPr>
-            </w:pPr>
-            <w:r>
-              <w:rPr>
-                <w:rFonts w:ascii="Arial" w:eastAsia="Arial" w:hAnsi="Arial" w:cs="Arial"/>
-                <w:color w:val="000000"/>
-                <w:sz w:val="22"/>
-                <w:szCs w:val="22"/>
-              </w:rPr>
-              <w:t>138 000,00</w:t>
-            </w:r>
-          </w:p>
-        </w:tc>
-      </w:tr>
-      <w:tr>
-        <w:trPr>
-          <w:trHeight w:val="300"/>
-        </w:trPr>
-        <w:tc>
-          <w:tcPr>
-            <w:tcW w:w="2378" w:type="dxa"/>
-            <w:tcBorders>
-              <w:top w:val="single" w:sz="4" w:space="0" w:color="000000"/>
-              <w:left w:val="single" w:sz="4" w:space="0" w:color="000000"/>
-              <w:bottom w:val="single" w:sz="4" w:space="0" w:color="000000"/>
-              <w:right w:val="single" w:sz="4" w:space="0" w:color="000000"/>
-            </w:tcBorders>
-            <w:shd w:val="clear" w:color="000000" w:fill="FFFFFF"/>
-            <w:noWrap/>
-            <w:vAlign w:val="center"/>
-          </w:tcPr>
-          <w:p>
-            <w:pPr>
-              <w:ind w:firstLine="400"/>
-              <w:rPr>
-                <w:rFonts w:ascii="Arial" w:eastAsia="Times New Roman" w:hAnsi="Arial" w:cs="Arial"/>
-                <w:color w:val="000000"/>
-              </w:rPr>
-            </w:pPr>
-            <w:r>
-              <w:rPr>
-                <w:rFonts w:ascii="Arial" w:eastAsia="Times New Roman" w:hAnsi="Arial" w:cs="Arial"/>
-                <w:color w:val="000000"/>
-              </w:rPr>
-              <w:t>Пластмассовое мусорное ведро, с педалью и откидывающейся крышкой, для дома и офиса</w:t>
-            </w:r>
-          </w:p>
-        </w:tc>
-        <w:tc>
-          <w:tcPr>
-            <w:tcW w:w="1877" w:type="dxa"/>
-            <w:tcBorders>
-              <w:top w:val="single" w:sz="4" w:space="0" w:color="000000"/>
-              <w:left w:val="none" w:sz="4" w:space="0" w:color="000000"/>
-              <w:bottom w:val="single" w:sz="4" w:space="0" w:color="000000"/>
-              <w:right w:val="single" w:sz="4" w:space="0" w:color="000000"/>
-            </w:tcBorders>
-            <w:shd w:val="clear" w:color="000000" w:fill="FFFFFF"/>
-            <w:noWrap/>
-            <w:vAlign w:val="center"/>
-          </w:tcPr>
-          <w:p>
-            <w:pPr>
-              <w:jc w:val="right"/>
-              <w:rPr>
-                <w:rFonts w:ascii="Arial" w:eastAsia="Times New Roman" w:hAnsi="Arial" w:cs="Arial"/>
-                <w:color w:val="000000"/>
-                <w:sz w:val="18"/>
-                <w:szCs w:val="18"/>
-              </w:rPr>
-            </w:pPr>
-            <w:r>
-              <w:rPr>
-                <w:rFonts w:ascii="Arial" w:eastAsia="Times New Roman" w:hAnsi="Arial" w:cs="Arial"/>
-                <w:color w:val="000000"/>
-                <w:sz w:val="18"/>
-                <w:szCs w:val="18"/>
-              </w:rPr>
-              <w:t>1000075047497</w:t>
-            </w:r>
-          </w:p>
-        </w:tc>
-        <w:tc>
-          <w:tcPr>
-            <w:tcW w:w="1709" w:type="dxa"/>
-            <w:tcBorders>
-              <w:top w:val="single" w:sz="4" w:space="0" w:color="000000"/>
-              <w:left w:val="none" w:sz="4" w:space="0" w:color="000000"/>
-              <w:bottom w:val="single" w:sz="4" w:space="0" w:color="000000"/>
-              <w:right w:val="single" w:sz="4" w:space="0" w:color="000000"/>
-            </w:tcBorders>
-            <w:shd w:val="clear" w:color="FFFFFF" w:fill="FFFFFF"/>
-            <w:noWrap/>
-            <w:vAlign w:val="bottom"/>
-          </w:tcPr>
-          <w:p>
-            <w:pPr>
-              <w:rPr>
-                <w:rFonts w:ascii="Arial" w:hAnsi="Arial" w:cs="Arial"/>
-                <w:color w:val="000000"/>
-                <w:sz w:val="22"/>
-                <w:szCs w:val="22"/>
-              </w:rPr>
-            </w:pPr>
-            <w:r>
-              <w:rPr>
-                <w:rFonts w:ascii="Arial" w:eastAsia="Arial" w:hAnsi="Arial" w:cs="Arial"/>
-                <w:color w:val="000000"/>
-                <w:sz w:val="22"/>
-                <w:szCs w:val="22"/>
-              </w:rPr>
-              <w:t>утеря</w:t>
-            </w:r>
-          </w:p>
-        </w:tc>
-        <w:tc>
-          <w:tcPr>
-            <w:tcW w:w="1668" w:type="dxa"/>
-            <w:tcBorders>
-              <w:top w:val="single" w:sz="4" w:space="0" w:color="000000"/>
-              <w:left w:val="none" w:sz="4" w:space="0" w:color="000000"/>
-              <w:bottom w:val="single" w:sz="4" w:space="0" w:color="000000"/>
-              <w:right w:val="single" w:sz="4" w:space="0" w:color="000000"/>
-            </w:tcBorders>
-            <w:shd w:val="clear" w:color="FFFFFF" w:fill="FFFFFF"/>
-            <w:noWrap/>
-            <w:vAlign w:val="bottom"/>
-          </w:tcPr>
-          <w:p>
-            <w:pPr>
-              <w:jc w:val="right"/>
-              <w:rPr>
-                <w:rFonts w:ascii="Arial" w:hAnsi="Arial" w:cs="Arial"/>
-                <w:color w:val="000000"/>
-                <w:sz w:val="22"/>
-                <w:szCs w:val="22"/>
-              </w:rPr>
-            </w:pPr>
-            <w:r>
-              <w:rPr>
-                <w:rFonts w:ascii="Arial" w:eastAsia="Arial" w:hAnsi="Arial" w:cs="Arial"/>
-                <w:color w:val="000000"/>
-                <w:sz w:val="22"/>
-                <w:szCs w:val="22"/>
-              </w:rPr>
-              <w:t>67 200,00</w:t>
-            </w:r>
-          </w:p>
-        </w:tc>
-        <w:tc>
-          <w:tcPr>
-            <w:tcW w:w="1418" w:type="dxa"/>
-            <w:tcBorders>
-              <w:top w:val="single" w:sz="4" w:space="0" w:color="000000"/>
-              <w:left w:val="none" w:sz="4" w:space="0" w:color="000000"/>
-              <w:bottom w:val="single" w:sz="4" w:space="0" w:color="000000"/>
-              <w:right w:val="single" w:sz="4" w:space="0" w:color="000000"/>
-            </w:tcBorders>
-            <w:shd w:val="clear" w:color="000000" w:fill="FFFFFF"/>
-            <w:noWrap/>
-            <w:vAlign w:val="center"/>
-          </w:tcPr>
-          <w:p>
-            <w:pPr>
-              <w:jc w:val="right"/>
-              <w:rPr>
-                <w:rFonts w:ascii="Arial" w:eastAsia="Times New Roman" w:hAnsi="Arial" w:cs="Arial"/>
-                <w:color w:val="000000"/>
-                <w:sz w:val="18"/>
-                <w:szCs w:val="18"/>
-              </w:rPr>
-            </w:pPr>
-            <w:r>
-              <w:rPr>
-                <w:rFonts w:ascii="Arial" w:eastAsia="Times New Roman" w:hAnsi="Arial" w:cs="Arial"/>
-                <w:color w:val="000000"/>
-                <w:sz w:val="18"/>
-                <w:szCs w:val="18"/>
-              </w:rPr>
-              <w:t>2</w:t>
-            </w:r>
-          </w:p>
-        </w:tc>
-        <w:tc>
-          <w:tcPr>
-            <w:tcW w:w="1701" w:type="dxa"/>
-            <w:tcBorders>
-              <w:top w:val="single" w:sz="4" w:space="0" w:color="000000"/>
-              <w:left w:val="none" w:sz="4" w:space="0" w:color="000000"/>
-              <w:bottom w:val="single" w:sz="4" w:space="0" w:color="000000"/>
-              <w:right w:val="single" w:sz="4" w:space="0" w:color="000000"/>
-            </w:tcBorders>
-            <w:shd w:val="clear" w:color="FFFFFF" w:fill="FFFFFF"/>
-            <w:noWrap/>
-            <w:vAlign w:val="bottom"/>
-          </w:tcPr>
-          <w:p>
-            <w:pPr>
-              <w:jc w:val="right"/>
-              <w:rPr>
-                <w:rFonts w:ascii="Arial" w:hAnsi="Arial" w:cs="Arial"/>
-                <w:color w:val="000000"/>
-                <w:sz w:val="22"/>
-                <w:szCs w:val="22"/>
-              </w:rPr>
-            </w:pPr>
-            <w:r>
-              <w:rPr>
-                <w:rFonts w:ascii="Arial" w:eastAsia="Arial" w:hAnsi="Arial" w:cs="Arial"/>
-                <w:color w:val="000000"/>
-                <w:sz w:val="22"/>
-                <w:szCs w:val="22"/>
-              </w:rPr>
-              <w:t>134 400,00</w:t>
-            </w:r>
-          </w:p>
-        </w:tc>
-      </w:tr>
-      <w:tr>
-        <w:trPr>
-          <w:trHeight w:val="300"/>
-        </w:trPr>
-        <w:tc>
-          <w:tcPr>
-            <w:tcW w:w="2378" w:type="dxa"/>
-            <w:tcBorders>
-              <w:top w:val="single" w:sz="4" w:space="0" w:color="000000"/>
-              <w:left w:val="single" w:sz="4" w:space="0" w:color="000000"/>
-              <w:bottom w:val="single" w:sz="4" w:space="0" w:color="000000"/>
-              <w:right w:val="single" w:sz="4" w:space="0" w:color="000000"/>
-            </w:tcBorders>
-            <w:shd w:val="clear" w:color="000000" w:fill="FFFFFF"/>
-            <w:noWrap/>
-            <w:vAlign w:val="center"/>
-          </w:tcPr>
-          <w:p>
-            <w:pPr>
-              <w:ind w:firstLine="400"/>
-              <w:rPr>
-                <w:rFonts w:ascii="Arial" w:eastAsia="Times New Roman" w:hAnsi="Arial" w:cs="Arial"/>
-                <w:color w:val="000000"/>
-              </w:rPr>
-            </w:pPr>
-            <w:r>
-              <w:rPr>
-                <w:rFonts w:ascii="Arial" w:eastAsia="Times New Roman" w:hAnsi="Arial" w:cs="Arial"/>
-                <w:color w:val="000000"/>
-              </w:rPr>
-              <w:t>Диспенсер-дозатор для моющего средства, жидкого мыла, с губкой</w:t>
-            </w:r>
-          </w:p>
-        </w:tc>
-        <w:tc>
-          <w:tcPr>
-            <w:tcW w:w="1877" w:type="dxa"/>
-            <w:tcBorders>
-              <w:top w:val="single" w:sz="4" w:space="0" w:color="000000"/>
-              <w:left w:val="none" w:sz="4" w:space="0" w:color="000000"/>
-              <w:bottom w:val="single" w:sz="4" w:space="0" w:color="000000"/>
-              <w:right w:val="single" w:sz="4" w:space="0" w:color="000000"/>
-            </w:tcBorders>
-            <w:shd w:val="clear" w:color="000000" w:fill="FFFFFF"/>
-            <w:noWrap/>
-            <w:vAlign w:val="center"/>
-          </w:tcPr>
-          <w:p>
-            <w:pPr>
-              <w:jc w:val="right"/>
-              <w:rPr>
-                <w:rFonts w:ascii="Arial" w:eastAsia="Times New Roman" w:hAnsi="Arial" w:cs="Arial"/>
-                <w:color w:val="000000"/>
-                <w:sz w:val="18"/>
-                <w:szCs w:val="18"/>
-              </w:rPr>
-            </w:pPr>
-            <w:r>
-              <w:rPr>
-                <w:rFonts w:ascii="Arial" w:eastAsia="Times New Roman" w:hAnsi="Arial" w:cs="Arial"/>
-                <w:color w:val="000000"/>
-                <w:sz w:val="18"/>
-                <w:szCs w:val="18"/>
-              </w:rPr>
-              <w:t>1000079837872</w:t>
-            </w:r>
-          </w:p>
-        </w:tc>
-        <w:tc>
-          <w:tcPr>
-            <w:tcW w:w="1709" w:type="dxa"/>
-            <w:tcBorders>
-              <w:top w:val="single" w:sz="4" w:space="0" w:color="000000"/>
-              <w:left w:val="none" w:sz="4" w:space="0" w:color="000000"/>
-              <w:bottom w:val="single" w:sz="4" w:space="0" w:color="000000"/>
-              <w:right w:val="single" w:sz="4" w:space="0" w:color="000000"/>
-            </w:tcBorders>
-            <w:shd w:val="clear" w:color="FFFFFF" w:fill="FFFFFF"/>
-            <w:noWrap/>
-            <w:vAlign w:val="bottom"/>
-          </w:tcPr>
-          <w:p>
-            <w:pPr>
-              <w:rPr>
-                <w:rFonts w:ascii="Arial" w:hAnsi="Arial" w:cs="Arial"/>
-                <w:color w:val="000000"/>
-                <w:sz w:val="22"/>
-                <w:szCs w:val="22"/>
-              </w:rPr>
-            </w:pPr>
-            <w:r>
-              <w:rPr>
-                <w:rFonts w:ascii="Arial" w:eastAsia="Arial" w:hAnsi="Arial" w:cs="Arial"/>
-                <w:color w:val="000000"/>
-                <w:sz w:val="22"/>
-                <w:szCs w:val="22"/>
-              </w:rPr>
-              <w:t>утеря</w:t>
-            </w:r>
-          </w:p>
-        </w:tc>
-        <w:tc>
-          <w:tcPr>
-            <w:tcW w:w="1668" w:type="dxa"/>
-            <w:tcBorders>
-              <w:top w:val="single" w:sz="4" w:space="0" w:color="000000"/>
-              <w:left w:val="none" w:sz="4" w:space="0" w:color="000000"/>
-              <w:bottom w:val="single" w:sz="4" w:space="0" w:color="000000"/>
-              <w:right w:val="single" w:sz="4" w:space="0" w:color="000000"/>
-            </w:tcBorders>
-            <w:shd w:val="clear" w:color="FFFFFF" w:fill="FFFFFF"/>
-            <w:noWrap/>
-            <w:vAlign w:val="bottom"/>
-          </w:tcPr>
-          <w:p>
-            <w:pPr>
-              <w:jc w:val="right"/>
-              <w:rPr>
-                <w:rFonts w:ascii="Arial" w:hAnsi="Arial" w:cs="Arial"/>
-                <w:color w:val="000000"/>
-                <w:sz w:val="22"/>
-                <w:szCs w:val="22"/>
-              </w:rPr>
-            </w:pPr>
-            <w:r>
-              <w:rPr>
-                <w:rFonts w:ascii="Arial" w:eastAsia="Arial" w:hAnsi="Arial" w:cs="Arial"/>
-                <w:color w:val="000000"/>
-                <w:sz w:val="22"/>
-                <w:szCs w:val="22"/>
-              </w:rPr>
-              <w:t>36 000,00</w:t>
-            </w:r>
-          </w:p>
-        </w:tc>
-        <w:tc>
-          <w:tcPr>
-            <w:tcW w:w="1418" w:type="dxa"/>
-            <w:tcBorders>
-              <w:top w:val="single" w:sz="4" w:space="0" w:color="000000"/>
-              <w:left w:val="none" w:sz="4" w:space="0" w:color="000000"/>
-              <w:bottom w:val="single" w:sz="4" w:space="0" w:color="000000"/>
-              <w:right w:val="single" w:sz="4" w:space="0" w:color="000000"/>
-            </w:tcBorders>
-            <w:shd w:val="clear" w:color="000000" w:fill="FFFFFF"/>
-            <w:noWrap/>
-            <w:vAlign w:val="center"/>
-          </w:tcPr>
-          <w:p>
-            <w:pPr>
-              <w:jc w:val="right"/>
-              <w:rPr>
-                <w:rFonts w:ascii="Arial" w:eastAsia="Times New Roman" w:hAnsi="Arial" w:cs="Arial"/>
-                <w:color w:val="000000"/>
-                <w:sz w:val="18"/>
-                <w:szCs w:val="18"/>
-              </w:rPr>
-            </w:pPr>
-            <w:r>
-              <w:rPr>
-                <w:rFonts w:ascii="Arial" w:eastAsia="Times New Roman" w:hAnsi="Arial" w:cs="Arial"/>
-                <w:color w:val="000000"/>
-                <w:sz w:val="18"/>
-                <w:szCs w:val="18"/>
-              </w:rPr>
-              <w:t>1</w:t>
-            </w:r>
-          </w:p>
-        </w:tc>
-        <w:tc>
-          <w:tcPr>
-            <w:tcW w:w="1701" w:type="dxa"/>
-            <w:tcBorders>
-              <w:top w:val="single" w:sz="4" w:space="0" w:color="000000"/>
-              <w:left w:val="none" w:sz="4" w:space="0" w:color="000000"/>
-              <w:bottom w:val="single" w:sz="4" w:space="0" w:color="000000"/>
-              <w:right w:val="single" w:sz="4" w:space="0" w:color="000000"/>
-            </w:tcBorders>
-            <w:shd w:val="clear" w:color="FFFFFF" w:fill="FFFFFF"/>
-            <w:noWrap/>
-            <w:vAlign w:val="bottom"/>
-          </w:tcPr>
-          <w:p>
-            <w:pPr>
-              <w:jc w:val="right"/>
-              <w:rPr>
-                <w:rFonts w:ascii="Arial" w:hAnsi="Arial" w:cs="Arial"/>
-                <w:color w:val="000000"/>
-                <w:sz w:val="22"/>
-                <w:szCs w:val="22"/>
-              </w:rPr>
-            </w:pPr>
-            <w:r>
-              <w:rPr>
-                <w:rFonts w:ascii="Arial" w:eastAsia="Arial" w:hAnsi="Arial" w:cs="Arial"/>
-                <w:color w:val="000000"/>
-                <w:sz w:val="22"/>
-                <w:szCs w:val="22"/>
-              </w:rPr>
-              <w:t>36 000,00</w:t>
-            </w:r>
-          </w:p>
-        </w:tc>
-      </w:tr>
-      <w:tr>
-        <w:trPr>
-          <w:trHeight w:val="300"/>
-        </w:trPr>
-        <w:tc>
-          <w:tcPr>
-            <w:tcW w:w="2378" w:type="dxa"/>
-            <w:tcBorders>
-              <w:top w:val="single" w:sz="4" w:space="0" w:color="000000"/>
-              <w:left w:val="single" w:sz="4" w:space="0" w:color="000000"/>
-              <w:bottom w:val="single" w:sz="4" w:space="0" w:color="000000"/>
-              <w:right w:val="single" w:sz="4" w:space="0" w:color="000000"/>
-            </w:tcBorders>
-            <w:shd w:val="clear" w:color="000000" w:fill="FFFFFF"/>
-            <w:noWrap/>
-            <w:vAlign w:val="center"/>
-          </w:tcPr>
-          <w:p>
-            <w:pPr>
-              <w:ind w:firstLine="400"/>
-              <w:rPr>
-                <w:rFonts w:ascii="Arial" w:eastAsia="Times New Roman" w:hAnsi="Arial" w:cs="Arial"/>
-                <w:color w:val="000000"/>
-              </w:rPr>
-            </w:pPr>
-            <w:r>
-              <w:rPr>
-                <w:rFonts w:ascii="Arial" w:eastAsia="Times New Roman" w:hAnsi="Arial" w:cs="Arial"/>
-                <w:color w:val="000000"/>
-              </w:rPr>
-              <w:t>Прочный акриловый табурет для ванной и кухни, нагрузка до 130 кг</w:t>
-            </w:r>
-          </w:p>
-        </w:tc>
-        <w:tc>
-          <w:tcPr>
-            <w:tcW w:w="1877" w:type="dxa"/>
-            <w:tcBorders>
-              <w:top w:val="single" w:sz="4" w:space="0" w:color="000000"/>
-              <w:left w:val="none" w:sz="4" w:space="0" w:color="000000"/>
-              <w:bottom w:val="single" w:sz="4" w:space="0" w:color="000000"/>
-              <w:right w:val="single" w:sz="4" w:space="0" w:color="000000"/>
-            </w:tcBorders>
-            <w:shd w:val="clear" w:color="000000" w:fill="FFFFFF"/>
-            <w:noWrap/>
-            <w:vAlign w:val="center"/>
-          </w:tcPr>
-          <w:p>
-            <w:pPr>
-              <w:jc w:val="right"/>
-              <w:rPr>
-                <w:rFonts w:ascii="Arial" w:eastAsia="Times New Roman" w:hAnsi="Arial" w:cs="Arial"/>
-                <w:color w:val="000000"/>
-                <w:sz w:val="18"/>
-                <w:szCs w:val="18"/>
-              </w:rPr>
-            </w:pPr>
-            <w:r>
-              <w:rPr>
-                <w:rFonts w:ascii="Arial" w:eastAsia="Times New Roman" w:hAnsi="Arial" w:cs="Arial"/>
-                <w:color w:val="000000"/>
-                <w:sz w:val="18"/>
-                <w:szCs w:val="18"/>
-              </w:rPr>
-              <w:t>1000079392401</w:t>
-            </w:r>
-          </w:p>
-        </w:tc>
-        <w:tc>
-          <w:tcPr>
-            <w:tcW w:w="1709" w:type="dxa"/>
-            <w:tcBorders>
-              <w:top w:val="single" w:sz="4" w:space="0" w:color="000000"/>
-              <w:left w:val="none" w:sz="4" w:space="0" w:color="000000"/>
-              <w:bottom w:val="single" w:sz="4" w:space="0" w:color="000000"/>
-              <w:right w:val="single" w:sz="4" w:space="0" w:color="000000"/>
-            </w:tcBorders>
-            <w:shd w:val="clear" w:color="FFFFFF" w:fill="FFFFFF"/>
-            <w:noWrap/>
-            <w:vAlign w:val="bottom"/>
-          </w:tcPr>
-          <w:p>
-            <w:pPr>
-              <w:rPr>
-                <w:rFonts w:ascii="Arial" w:hAnsi="Arial" w:cs="Arial"/>
-                <w:color w:val="000000"/>
-                <w:sz w:val="22"/>
-                <w:szCs w:val="22"/>
-              </w:rPr>
-            </w:pPr>
-            <w:r>
-              <w:rPr>
-                <w:rFonts w:ascii="Arial" w:eastAsia="Arial" w:hAnsi="Arial" w:cs="Arial"/>
-                <w:color w:val="000000"/>
-                <w:sz w:val="22"/>
-                <w:szCs w:val="22"/>
-              </w:rPr>
-              <w:t>утеря</w:t>
-            </w:r>
-          </w:p>
-        </w:tc>
-        <w:tc>
-          <w:tcPr>
-            <w:tcW w:w="1668" w:type="dxa"/>
-            <w:tcBorders>
-              <w:top w:val="single" w:sz="4" w:space="0" w:color="000000"/>
-              <w:left w:val="none" w:sz="4" w:space="0" w:color="000000"/>
-              <w:bottom w:val="single" w:sz="4" w:space="0" w:color="000000"/>
-              <w:right w:val="single" w:sz="4" w:space="0" w:color="000000"/>
-            </w:tcBorders>
-            <w:shd w:val="clear" w:color="FFFFFF" w:fill="FFFFFF"/>
-            <w:noWrap/>
-            <w:vAlign w:val="bottom"/>
-          </w:tcPr>
-          <w:p>
-            <w:pPr>
-              <w:jc w:val="right"/>
-              <w:rPr>
-                <w:rFonts w:ascii="Arial" w:hAnsi="Arial" w:cs="Arial"/>
-                <w:color w:val="000000"/>
-                <w:sz w:val="22"/>
-                <w:szCs w:val="22"/>
-              </w:rPr>
-            </w:pPr>
-            <w:r>
-              <w:rPr>
-                <w:rFonts w:ascii="Arial" w:eastAsia="Arial" w:hAnsi="Arial" w:cs="Arial"/>
-                <w:color w:val="000000"/>
-                <w:sz w:val="22"/>
-                <w:szCs w:val="22"/>
-              </w:rPr>
-              <w:t>41 310,00</w:t>
-            </w:r>
-          </w:p>
-        </w:tc>
-        <w:tc>
-          <w:tcPr>
-            <w:tcW w:w="1418" w:type="dxa"/>
-            <w:tcBorders>
-              <w:top w:val="single" w:sz="4" w:space="0" w:color="000000"/>
-              <w:left w:val="none" w:sz="4" w:space="0" w:color="000000"/>
-              <w:bottom w:val="single" w:sz="4" w:space="0" w:color="000000"/>
-              <w:right w:val="single" w:sz="4" w:space="0" w:color="000000"/>
-            </w:tcBorders>
-            <w:shd w:val="clear" w:color="000000" w:fill="FFFFFF"/>
-            <w:noWrap/>
-            <w:vAlign w:val="center"/>
-          </w:tcPr>
-          <w:p>
-            <w:pPr>
-              <w:jc w:val="right"/>
-              <w:rPr>
-                <w:rFonts w:ascii="Arial" w:eastAsia="Times New Roman" w:hAnsi="Arial" w:cs="Arial"/>
-                <w:color w:val="000000"/>
-                <w:sz w:val="18"/>
-                <w:szCs w:val="18"/>
-              </w:rPr>
-            </w:pPr>
-            <w:r>
-              <w:rPr>
-                <w:rFonts w:ascii="Arial" w:eastAsia="Times New Roman" w:hAnsi="Arial" w:cs="Arial"/>
-                <w:color w:val="000000"/>
-                <w:sz w:val="18"/>
-                <w:szCs w:val="18"/>
-              </w:rPr>
-              <w:t>1</w:t>
-            </w:r>
-          </w:p>
-        </w:tc>
-        <w:tc>
-          <w:tcPr>
-            <w:tcW w:w="1701" w:type="dxa"/>
-            <w:tcBorders>
-              <w:top w:val="single" w:sz="4" w:space="0" w:color="000000"/>
-              <w:left w:val="none" w:sz="4" w:space="0" w:color="000000"/>
-              <w:bottom w:val="single" w:sz="4" w:space="0" w:color="000000"/>
-              <w:right w:val="single" w:sz="4" w:space="0" w:color="000000"/>
-            </w:tcBorders>
-            <w:shd w:val="clear" w:color="FFFFFF" w:fill="FFFFFF"/>
-            <w:noWrap/>
-            <w:vAlign w:val="bottom"/>
-          </w:tcPr>
-          <w:p>
-            <w:pPr>
-              <w:jc w:val="right"/>
-              <w:rPr>
-                <w:rFonts w:ascii="Arial" w:hAnsi="Arial" w:cs="Arial"/>
-                <w:color w:val="000000"/>
-                <w:sz w:val="22"/>
-                <w:szCs w:val="22"/>
-              </w:rPr>
-            </w:pPr>
-            <w:r>
-              <w:rPr>
-                <w:rFonts w:ascii="Arial" w:eastAsia="Arial" w:hAnsi="Arial" w:cs="Arial"/>
-                <w:color w:val="000000"/>
-                <w:sz w:val="22"/>
-                <w:szCs w:val="22"/>
-              </w:rPr>
-              <w:t>41 310,00</w:t>
-            </w:r>
-          </w:p>
-        </w:tc>
-      </w:tr>
-      <w:tr>
-        <w:trPr>
-          <w:trHeight w:val="300"/>
-        </w:trPr>
-        <w:tc>
-          <w:tcPr>
-            <w:tcW w:w="2378" w:type="dxa"/>
-            <w:tcBorders>
-              <w:top w:val="single" w:sz="4" w:space="0" w:color="000000"/>
-              <w:left w:val="single" w:sz="4" w:space="0" w:color="000000"/>
-              <w:bottom w:val="single" w:sz="4" w:space="0" w:color="000000"/>
-              <w:right w:val="single" w:sz="4" w:space="0" w:color="000000"/>
-            </w:tcBorders>
-            <w:shd w:val="clear" w:color="000000" w:fill="FFFFFF"/>
-            <w:noWrap/>
-            <w:vAlign w:val="center"/>
-          </w:tcPr>
-          <w:p>
-            <w:pPr>
-              <w:ind w:firstLine="400"/>
-              <w:rPr>
-                <w:rFonts w:ascii="Arial" w:eastAsia="Times New Roman" w:hAnsi="Arial" w:cs="Arial"/>
-                <w:color w:val="000000"/>
-              </w:rPr>
-            </w:pPr>
-            <w:r>
-              <w:rPr>
-                <w:rFonts w:ascii="Arial" w:eastAsia="Times New Roman" w:hAnsi="Arial" w:cs="Arial"/>
-                <w:color w:val="000000"/>
-              </w:rPr>
-              <w:t>Табурет пластиковый универсальный с ручками, рифленый, для ванной и кухни</w:t>
-            </w:r>
-          </w:p>
-        </w:tc>
-        <w:tc>
-          <w:tcPr>
-            <w:tcW w:w="1877" w:type="dxa"/>
-            <w:tcBorders>
-              <w:top w:val="single" w:sz="4" w:space="0" w:color="000000"/>
-              <w:left w:val="none" w:sz="4" w:space="0" w:color="000000"/>
-              <w:bottom w:val="single" w:sz="4" w:space="0" w:color="000000"/>
-              <w:right w:val="single" w:sz="4" w:space="0" w:color="000000"/>
-            </w:tcBorders>
-            <w:shd w:val="clear" w:color="000000" w:fill="FFFFFF"/>
-            <w:noWrap/>
-            <w:vAlign w:val="center"/>
-          </w:tcPr>
-          <w:p>
-            <w:pPr>
-              <w:jc w:val="right"/>
-              <w:rPr>
-                <w:rFonts w:ascii="Arial" w:eastAsia="Times New Roman" w:hAnsi="Arial" w:cs="Arial"/>
-                <w:color w:val="000000"/>
-                <w:sz w:val="18"/>
-                <w:szCs w:val="18"/>
-              </w:rPr>
-            </w:pPr>
-            <w:r>
-              <w:rPr>
-                <w:rFonts w:ascii="Arial" w:eastAsia="Times New Roman" w:hAnsi="Arial" w:cs="Arial"/>
-                <w:color w:val="000000"/>
-                <w:sz w:val="18"/>
-                <w:szCs w:val="18"/>
-              </w:rPr>
-              <w:t>1000077201958</w:t>
-            </w:r>
-          </w:p>
-        </w:tc>
-        <w:tc>
-          <w:tcPr>
-            <w:tcW w:w="1709" w:type="dxa"/>
-            <w:tcBorders>
-              <w:top w:val="single" w:sz="4" w:space="0" w:color="000000"/>
-              <w:left w:val="none" w:sz="4" w:space="0" w:color="000000"/>
-              <w:bottom w:val="single" w:sz="4" w:space="0" w:color="000000"/>
-              <w:right w:val="single" w:sz="4" w:space="0" w:color="000000"/>
-            </w:tcBorders>
-            <w:shd w:val="clear" w:color="FFFFFF" w:fill="FFFFFF"/>
-            <w:noWrap/>
-            <w:vAlign w:val="bottom"/>
-          </w:tcPr>
-          <w:p>
-            <w:pPr>
-              <w:rPr>
-                <w:rFonts w:ascii="Arial" w:hAnsi="Arial" w:cs="Arial"/>
-                <w:color w:val="000000"/>
-                <w:sz w:val="22"/>
-                <w:szCs w:val="22"/>
-              </w:rPr>
-            </w:pPr>
-            <w:r>
-              <w:rPr>
-                <w:rFonts w:ascii="Arial" w:eastAsia="Arial" w:hAnsi="Arial" w:cs="Arial"/>
-                <w:color w:val="000000"/>
-                <w:sz w:val="22"/>
-                <w:szCs w:val="22"/>
-              </w:rPr>
-              <w:t>утеря</w:t>
-            </w:r>
-          </w:p>
-        </w:tc>
-        <w:tc>
-          <w:tcPr>
-            <w:tcW w:w="1668" w:type="dxa"/>
-            <w:tcBorders>
-              <w:top w:val="single" w:sz="4" w:space="0" w:color="000000"/>
-              <w:left w:val="none" w:sz="4" w:space="0" w:color="000000"/>
-              <w:bottom w:val="single" w:sz="4" w:space="0" w:color="000000"/>
-              <w:right w:val="single" w:sz="4" w:space="0" w:color="000000"/>
-            </w:tcBorders>
-            <w:shd w:val="clear" w:color="FFFFFF" w:fill="FFFFFF"/>
-            <w:noWrap/>
-            <w:vAlign w:val="bottom"/>
-          </w:tcPr>
-          <w:p>
-            <w:pPr>
-              <w:jc w:val="right"/>
-              <w:rPr>
-                <w:rFonts w:ascii="Arial" w:hAnsi="Arial" w:cs="Arial"/>
-                <w:color w:val="000000"/>
-                <w:sz w:val="22"/>
-                <w:szCs w:val="22"/>
-              </w:rPr>
-            </w:pPr>
-            <w:r>
-              <w:rPr>
-                <w:rFonts w:ascii="Arial" w:eastAsia="Arial" w:hAnsi="Arial" w:cs="Arial"/>
-                <w:color w:val="000000"/>
-                <w:sz w:val="22"/>
-                <w:szCs w:val="22"/>
-              </w:rPr>
-              <w:t>49 980,00</w:t>
-            </w:r>
-          </w:p>
-        </w:tc>
-        <w:tc>
-          <w:tcPr>
-            <w:tcW w:w="1418" w:type="dxa"/>
-            <w:tcBorders>
-              <w:top w:val="single" w:sz="4" w:space="0" w:color="000000"/>
-              <w:left w:val="none" w:sz="4" w:space="0" w:color="000000"/>
-              <w:bottom w:val="single" w:sz="4" w:space="0" w:color="000000"/>
-              <w:right w:val="single" w:sz="4" w:space="0" w:color="000000"/>
-            </w:tcBorders>
-            <w:shd w:val="clear" w:color="000000" w:fill="FFFFFF"/>
-            <w:noWrap/>
-            <w:vAlign w:val="center"/>
-          </w:tcPr>
-          <w:p>
-            <w:pPr>
-              <w:jc w:val="right"/>
-              <w:rPr>
-                <w:rFonts w:ascii="Arial" w:eastAsia="Times New Roman" w:hAnsi="Arial" w:cs="Arial"/>
-                <w:color w:val="000000"/>
-                <w:sz w:val="18"/>
-                <w:szCs w:val="18"/>
-              </w:rPr>
-            </w:pPr>
-            <w:r>
-              <w:rPr>
-                <w:rFonts w:ascii="Arial" w:eastAsia="Times New Roman" w:hAnsi="Arial" w:cs="Arial"/>
-                <w:color w:val="000000"/>
-                <w:sz w:val="18"/>
-                <w:szCs w:val="18"/>
-              </w:rPr>
-              <w:t>1</w:t>
-            </w:r>
-          </w:p>
-        </w:tc>
-        <w:tc>
-          <w:tcPr>
-            <w:tcW w:w="1701" w:type="dxa"/>
-            <w:tcBorders>
-              <w:top w:val="single" w:sz="4" w:space="0" w:color="000000"/>
-              <w:left w:val="none" w:sz="4" w:space="0" w:color="000000"/>
-              <w:bottom w:val="single" w:sz="4" w:space="0" w:color="000000"/>
-              <w:right w:val="single" w:sz="4" w:space="0" w:color="000000"/>
-            </w:tcBorders>
-            <w:shd w:val="clear" w:color="FFFFFF" w:fill="FFFFFF"/>
-            <w:noWrap/>
-            <w:vAlign w:val="bottom"/>
-          </w:tcPr>
-          <w:p>
-            <w:pPr>
-              <w:jc w:val="right"/>
-              <w:rPr>
-                <w:rFonts w:ascii="Arial" w:hAnsi="Arial" w:cs="Arial"/>
-                <w:color w:val="000000"/>
-                <w:sz w:val="22"/>
-                <w:szCs w:val="22"/>
-              </w:rPr>
-            </w:pPr>
-            <w:r>
-              <w:rPr>
-                <w:rFonts w:ascii="Arial" w:eastAsia="Arial" w:hAnsi="Arial" w:cs="Arial"/>
-                <w:color w:val="000000"/>
-                <w:sz w:val="22"/>
-                <w:szCs w:val="22"/>
-              </w:rPr>
-              <w:t>49 980,00</w:t>
-            </w:r>
-          </w:p>
-        </w:tc>
-      </w:tr>
-      <w:tr>
-        <w:trPr>
-          <w:trHeight w:val="300"/>
-        </w:trPr>
-        <w:tc>
-          <w:tcPr>
-            <w:tcW w:w="2378" w:type="dxa"/>
-            <w:tcBorders>
-              <w:top w:val="single" w:sz="4" w:space="0" w:color="000000"/>
-              <w:left w:val="single" w:sz="4" w:space="0" w:color="000000"/>
-              <w:bottom w:val="single" w:sz="4" w:space="0" w:color="000000"/>
-              <w:right w:val="single" w:sz="4" w:space="0" w:color="000000"/>
-            </w:tcBorders>
-            <w:shd w:val="clear" w:color="000000" w:fill="FFFFFF"/>
-            <w:noWrap/>
-            <w:vAlign w:val="center"/>
-          </w:tcPr>
-          <w:p>
-            <w:pPr>
-              <w:ind w:firstLine="400"/>
-              <w:rPr>
-                <w:rFonts w:ascii="Arial" w:eastAsia="Times New Roman" w:hAnsi="Arial" w:cs="Arial"/>
-                <w:color w:val="000000"/>
-              </w:rPr>
-            </w:pPr>
-            <w:r>
-              <w:rPr>
-                <w:rFonts w:ascii="Arial" w:eastAsia="Times New Roman" w:hAnsi="Arial" w:cs="Arial"/>
-                <w:color w:val="000000"/>
-              </w:rPr>
-              <w:t xml:space="preserve">Набор пластиковых тарелок </w:t>
-            </w:r>
-            <w:r>
-              <w:rPr>
-                <w:rFonts w:ascii="Arial" w:eastAsia="Times New Roman" w:hAnsi="Arial" w:cs="Arial"/>
-                <w:color w:val="000000"/>
-              </w:rPr>
-              <w:lastRenderedPageBreak/>
-              <w:t xml:space="preserve">«Gold Classic», 6 </w:t>
-            </w:r>
-            <w:proofErr w:type="spellStart"/>
-            <w:r>
-              <w:rPr>
-                <w:rFonts w:ascii="Arial" w:eastAsia="Times New Roman" w:hAnsi="Arial" w:cs="Arial"/>
-                <w:color w:val="000000"/>
-              </w:rPr>
-              <w:t>шт</w:t>
-            </w:r>
-            <w:proofErr w:type="spellEnd"/>
-            <w:r>
-              <w:rPr>
-                <w:rFonts w:ascii="Arial" w:eastAsia="Times New Roman" w:hAnsi="Arial" w:cs="Arial"/>
-                <w:color w:val="000000"/>
-              </w:rPr>
-              <w:t>, овальные</w:t>
-            </w:r>
-          </w:p>
-        </w:tc>
-        <w:tc>
-          <w:tcPr>
-            <w:tcW w:w="1877" w:type="dxa"/>
-            <w:tcBorders>
-              <w:top w:val="single" w:sz="4" w:space="0" w:color="000000"/>
-              <w:left w:val="none" w:sz="4" w:space="0" w:color="000000"/>
-              <w:bottom w:val="single" w:sz="4" w:space="0" w:color="000000"/>
-              <w:right w:val="single" w:sz="4" w:space="0" w:color="000000"/>
-            </w:tcBorders>
-            <w:shd w:val="clear" w:color="000000" w:fill="FFFFFF"/>
-            <w:noWrap/>
-            <w:vAlign w:val="center"/>
-          </w:tcPr>
-          <w:p>
-            <w:pPr>
-              <w:jc w:val="right"/>
-              <w:rPr>
-                <w:rFonts w:ascii="Arial" w:eastAsia="Times New Roman" w:hAnsi="Arial" w:cs="Arial"/>
-                <w:color w:val="000000"/>
-                <w:sz w:val="18"/>
-                <w:szCs w:val="18"/>
-              </w:rPr>
-            </w:pPr>
-            <w:r>
-              <w:rPr>
-                <w:rFonts w:ascii="Arial" w:eastAsia="Times New Roman" w:hAnsi="Arial" w:cs="Arial"/>
-                <w:color w:val="000000"/>
-                <w:sz w:val="18"/>
-                <w:szCs w:val="18"/>
-              </w:rPr>
-              <w:lastRenderedPageBreak/>
-              <w:t>1000077189751</w:t>
-            </w:r>
-          </w:p>
-        </w:tc>
-        <w:tc>
-          <w:tcPr>
-            <w:tcW w:w="1709" w:type="dxa"/>
-            <w:tcBorders>
-              <w:top w:val="single" w:sz="4" w:space="0" w:color="000000"/>
-              <w:left w:val="none" w:sz="4" w:space="0" w:color="000000"/>
-              <w:bottom w:val="single" w:sz="4" w:space="0" w:color="000000"/>
-              <w:right w:val="single" w:sz="4" w:space="0" w:color="000000"/>
-            </w:tcBorders>
-            <w:shd w:val="clear" w:color="FFFFFF" w:fill="FFFFFF"/>
-            <w:noWrap/>
-            <w:vAlign w:val="bottom"/>
-          </w:tcPr>
-          <w:p>
-            <w:pPr>
-              <w:rPr>
-                <w:rFonts w:ascii="Arial" w:hAnsi="Arial" w:cs="Arial"/>
-                <w:color w:val="000000"/>
-                <w:sz w:val="22"/>
-                <w:szCs w:val="22"/>
-              </w:rPr>
-            </w:pPr>
-            <w:r>
-              <w:rPr>
-                <w:rFonts w:ascii="Arial" w:eastAsia="Arial" w:hAnsi="Arial" w:cs="Arial"/>
-                <w:color w:val="000000"/>
-                <w:sz w:val="22"/>
-                <w:szCs w:val="22"/>
-              </w:rPr>
-              <w:t>утеря</w:t>
-            </w:r>
-          </w:p>
-        </w:tc>
-        <w:tc>
-          <w:tcPr>
-            <w:tcW w:w="1668" w:type="dxa"/>
-            <w:tcBorders>
-              <w:top w:val="single" w:sz="4" w:space="0" w:color="000000"/>
-              <w:left w:val="none" w:sz="4" w:space="0" w:color="000000"/>
-              <w:bottom w:val="single" w:sz="4" w:space="0" w:color="000000"/>
-              <w:right w:val="single" w:sz="4" w:space="0" w:color="000000"/>
-            </w:tcBorders>
-            <w:shd w:val="clear" w:color="FFFFFF" w:fill="FFFFFF"/>
-            <w:noWrap/>
-            <w:vAlign w:val="bottom"/>
-          </w:tcPr>
-          <w:p>
-            <w:pPr>
-              <w:jc w:val="right"/>
-              <w:rPr>
-                <w:rFonts w:ascii="Arial" w:hAnsi="Arial" w:cs="Arial"/>
-                <w:color w:val="000000"/>
-                <w:sz w:val="22"/>
-                <w:szCs w:val="22"/>
-              </w:rPr>
-            </w:pPr>
-            <w:r>
-              <w:rPr>
-                <w:rFonts w:ascii="Arial" w:eastAsia="Arial" w:hAnsi="Arial" w:cs="Arial"/>
-                <w:color w:val="000000"/>
-                <w:sz w:val="22"/>
-                <w:szCs w:val="22"/>
-              </w:rPr>
-              <w:t>79 200,00</w:t>
-            </w:r>
-          </w:p>
-        </w:tc>
-        <w:tc>
-          <w:tcPr>
-            <w:tcW w:w="1418" w:type="dxa"/>
-            <w:tcBorders>
-              <w:top w:val="single" w:sz="4" w:space="0" w:color="000000"/>
-              <w:left w:val="none" w:sz="4" w:space="0" w:color="000000"/>
-              <w:bottom w:val="single" w:sz="4" w:space="0" w:color="000000"/>
-              <w:right w:val="single" w:sz="4" w:space="0" w:color="000000"/>
-            </w:tcBorders>
-            <w:shd w:val="clear" w:color="000000" w:fill="FFFFFF"/>
-            <w:noWrap/>
-            <w:vAlign w:val="center"/>
-          </w:tcPr>
-          <w:p>
-            <w:pPr>
-              <w:jc w:val="right"/>
-              <w:rPr>
-                <w:rFonts w:ascii="Arial" w:eastAsia="Times New Roman" w:hAnsi="Arial" w:cs="Arial"/>
-                <w:color w:val="000000"/>
-                <w:sz w:val="18"/>
-                <w:szCs w:val="18"/>
-              </w:rPr>
-            </w:pPr>
-            <w:r>
-              <w:rPr>
-                <w:rFonts w:ascii="Arial" w:eastAsia="Times New Roman" w:hAnsi="Arial" w:cs="Arial"/>
-                <w:color w:val="000000"/>
-                <w:sz w:val="18"/>
-                <w:szCs w:val="18"/>
-              </w:rPr>
-              <w:t>1</w:t>
-            </w:r>
-          </w:p>
-        </w:tc>
-        <w:tc>
-          <w:tcPr>
-            <w:tcW w:w="1701" w:type="dxa"/>
-            <w:tcBorders>
-              <w:top w:val="single" w:sz="4" w:space="0" w:color="000000"/>
-              <w:left w:val="none" w:sz="4" w:space="0" w:color="000000"/>
-              <w:bottom w:val="single" w:sz="4" w:space="0" w:color="000000"/>
-              <w:right w:val="single" w:sz="4" w:space="0" w:color="000000"/>
-            </w:tcBorders>
-            <w:shd w:val="clear" w:color="FFFFFF" w:fill="FFFFFF"/>
-            <w:noWrap/>
-            <w:vAlign w:val="bottom"/>
-          </w:tcPr>
-          <w:p>
-            <w:pPr>
-              <w:jc w:val="right"/>
-              <w:rPr>
-                <w:rFonts w:ascii="Arial" w:hAnsi="Arial" w:cs="Arial"/>
-                <w:color w:val="000000"/>
-                <w:sz w:val="22"/>
-                <w:szCs w:val="22"/>
-              </w:rPr>
-            </w:pPr>
-            <w:r>
-              <w:rPr>
-                <w:rFonts w:ascii="Arial" w:eastAsia="Arial" w:hAnsi="Arial" w:cs="Arial"/>
-                <w:color w:val="000000"/>
-                <w:sz w:val="22"/>
-                <w:szCs w:val="22"/>
-              </w:rPr>
-              <w:t>79 200,00</w:t>
-            </w:r>
-          </w:p>
-        </w:tc>
-      </w:tr>
-      <w:tr>
-        <w:trPr>
-          <w:trHeight w:val="300"/>
-        </w:trPr>
-        <w:tc>
-          <w:tcPr>
-            <w:tcW w:w="2378" w:type="dxa"/>
-            <w:tcBorders>
-              <w:top w:val="single" w:sz="4" w:space="0" w:color="000000"/>
-              <w:left w:val="single" w:sz="4" w:space="0" w:color="000000"/>
-              <w:bottom w:val="single" w:sz="4" w:space="0" w:color="000000"/>
-              <w:right w:val="single" w:sz="4" w:space="0" w:color="000000"/>
-            </w:tcBorders>
-            <w:shd w:val="clear" w:color="000000" w:fill="FFFFFF"/>
-            <w:noWrap/>
-            <w:vAlign w:val="center"/>
-          </w:tcPr>
-          <w:p>
-            <w:pPr>
-              <w:ind w:firstLine="400"/>
-              <w:rPr>
-                <w:rFonts w:ascii="Arial" w:eastAsia="Times New Roman" w:hAnsi="Arial" w:cs="Arial"/>
-                <w:color w:val="000000"/>
-              </w:rPr>
-            </w:pPr>
-            <w:r>
-              <w:rPr>
-                <w:rFonts w:ascii="Arial" w:eastAsia="Times New Roman" w:hAnsi="Arial" w:cs="Arial"/>
-                <w:color w:val="000000"/>
-              </w:rPr>
-              <w:t>Трёхъярусная полка-органайзер, из пластика, с крючками, для хранения обуви</w:t>
-            </w:r>
-          </w:p>
-        </w:tc>
-        <w:tc>
-          <w:tcPr>
-            <w:tcW w:w="1877" w:type="dxa"/>
-            <w:tcBorders>
-              <w:top w:val="single" w:sz="4" w:space="0" w:color="000000"/>
-              <w:left w:val="none" w:sz="4" w:space="0" w:color="000000"/>
-              <w:bottom w:val="single" w:sz="4" w:space="0" w:color="000000"/>
-              <w:right w:val="single" w:sz="4" w:space="0" w:color="000000"/>
-            </w:tcBorders>
-            <w:shd w:val="clear" w:color="000000" w:fill="FFFFFF"/>
-            <w:noWrap/>
-            <w:vAlign w:val="center"/>
-          </w:tcPr>
-          <w:p>
-            <w:pPr>
-              <w:jc w:val="right"/>
-              <w:rPr>
-                <w:rFonts w:ascii="Arial" w:eastAsia="Times New Roman" w:hAnsi="Arial" w:cs="Arial"/>
-                <w:color w:val="000000"/>
-                <w:sz w:val="18"/>
-                <w:szCs w:val="18"/>
-              </w:rPr>
-            </w:pPr>
-            <w:r>
-              <w:rPr>
-                <w:rFonts w:ascii="Arial" w:eastAsia="Times New Roman" w:hAnsi="Arial" w:cs="Arial"/>
-                <w:color w:val="000000"/>
-                <w:sz w:val="18"/>
-                <w:szCs w:val="18"/>
-              </w:rPr>
-              <w:t>1000076671516</w:t>
-            </w:r>
-          </w:p>
-        </w:tc>
-        <w:tc>
-          <w:tcPr>
-            <w:tcW w:w="1709" w:type="dxa"/>
-            <w:tcBorders>
-              <w:top w:val="single" w:sz="4" w:space="0" w:color="000000"/>
-              <w:left w:val="none" w:sz="4" w:space="0" w:color="000000"/>
-              <w:bottom w:val="single" w:sz="4" w:space="0" w:color="000000"/>
-              <w:right w:val="single" w:sz="4" w:space="0" w:color="000000"/>
-            </w:tcBorders>
-            <w:shd w:val="clear" w:color="FFFFFF" w:fill="FFFFFF"/>
-            <w:noWrap/>
-            <w:vAlign w:val="bottom"/>
-          </w:tcPr>
-          <w:p>
-            <w:pPr>
-              <w:rPr>
-                <w:rFonts w:ascii="Arial" w:hAnsi="Arial" w:cs="Arial"/>
-                <w:color w:val="000000"/>
-                <w:sz w:val="22"/>
-                <w:szCs w:val="22"/>
-              </w:rPr>
-            </w:pPr>
-            <w:r>
-              <w:rPr>
-                <w:rFonts w:ascii="Arial" w:eastAsia="Arial" w:hAnsi="Arial" w:cs="Arial"/>
-                <w:color w:val="000000"/>
-                <w:sz w:val="22"/>
-                <w:szCs w:val="22"/>
-              </w:rPr>
-              <w:t>утеря</w:t>
-            </w:r>
-          </w:p>
-        </w:tc>
-        <w:tc>
-          <w:tcPr>
-            <w:tcW w:w="1668" w:type="dxa"/>
-            <w:tcBorders>
-              <w:top w:val="single" w:sz="4" w:space="0" w:color="000000"/>
-              <w:left w:val="none" w:sz="4" w:space="0" w:color="000000"/>
-              <w:bottom w:val="single" w:sz="4" w:space="0" w:color="000000"/>
-              <w:right w:val="single" w:sz="4" w:space="0" w:color="000000"/>
-            </w:tcBorders>
-            <w:shd w:val="clear" w:color="FFFFFF" w:fill="FFFFFF"/>
-            <w:noWrap/>
-            <w:vAlign w:val="bottom"/>
-          </w:tcPr>
-          <w:p>
-            <w:pPr>
-              <w:jc w:val="right"/>
-              <w:rPr>
-                <w:rFonts w:ascii="Arial" w:hAnsi="Arial" w:cs="Arial"/>
-                <w:color w:val="000000"/>
-                <w:sz w:val="22"/>
-                <w:szCs w:val="22"/>
-              </w:rPr>
-            </w:pPr>
-            <w:r>
-              <w:rPr>
-                <w:rFonts w:ascii="Arial" w:eastAsia="Arial" w:hAnsi="Arial" w:cs="Arial"/>
-                <w:color w:val="000000"/>
-                <w:sz w:val="22"/>
-                <w:szCs w:val="22"/>
-              </w:rPr>
-              <w:t>58 650,00</w:t>
-            </w:r>
-          </w:p>
-        </w:tc>
-        <w:tc>
-          <w:tcPr>
-            <w:tcW w:w="1418" w:type="dxa"/>
-            <w:tcBorders>
-              <w:top w:val="single" w:sz="4" w:space="0" w:color="000000"/>
-              <w:left w:val="none" w:sz="4" w:space="0" w:color="000000"/>
-              <w:bottom w:val="single" w:sz="4" w:space="0" w:color="000000"/>
-              <w:right w:val="single" w:sz="4" w:space="0" w:color="000000"/>
-            </w:tcBorders>
-            <w:shd w:val="clear" w:color="000000" w:fill="FFFFFF"/>
-            <w:noWrap/>
-            <w:vAlign w:val="center"/>
-          </w:tcPr>
-          <w:p>
-            <w:pPr>
-              <w:jc w:val="right"/>
-              <w:rPr>
-                <w:rFonts w:ascii="Arial" w:eastAsia="Times New Roman" w:hAnsi="Arial" w:cs="Arial"/>
-                <w:color w:val="000000"/>
-                <w:sz w:val="18"/>
-                <w:szCs w:val="18"/>
-              </w:rPr>
-            </w:pPr>
-            <w:r>
-              <w:rPr>
-                <w:rFonts w:ascii="Arial" w:eastAsia="Times New Roman" w:hAnsi="Arial" w:cs="Arial"/>
-                <w:color w:val="000000"/>
-                <w:sz w:val="18"/>
-                <w:szCs w:val="18"/>
-              </w:rPr>
-              <w:t>1</w:t>
-            </w:r>
-          </w:p>
-        </w:tc>
-        <w:tc>
-          <w:tcPr>
-            <w:tcW w:w="1701" w:type="dxa"/>
-            <w:tcBorders>
-              <w:top w:val="single" w:sz="4" w:space="0" w:color="000000"/>
-              <w:left w:val="none" w:sz="4" w:space="0" w:color="000000"/>
-              <w:bottom w:val="single" w:sz="4" w:space="0" w:color="000000"/>
-              <w:right w:val="single" w:sz="4" w:space="0" w:color="000000"/>
-            </w:tcBorders>
-            <w:shd w:val="clear" w:color="FFFFFF" w:fill="FFFFFF"/>
-            <w:noWrap/>
-            <w:vAlign w:val="bottom"/>
-          </w:tcPr>
-          <w:p>
-            <w:pPr>
-              <w:jc w:val="right"/>
-              <w:rPr>
-                <w:rFonts w:ascii="Arial" w:hAnsi="Arial" w:cs="Arial"/>
-                <w:color w:val="000000"/>
-                <w:sz w:val="22"/>
-                <w:szCs w:val="22"/>
-              </w:rPr>
-            </w:pPr>
-            <w:r>
-              <w:rPr>
-                <w:rFonts w:ascii="Arial" w:eastAsia="Arial" w:hAnsi="Arial" w:cs="Arial"/>
-                <w:color w:val="000000"/>
-                <w:sz w:val="22"/>
-                <w:szCs w:val="22"/>
-              </w:rPr>
-              <w:t>58 650,00</w:t>
-            </w:r>
-          </w:p>
-        </w:tc>
-      </w:tr>
-      <w:tr>
-        <w:trPr>
-          <w:trHeight w:val="300"/>
-        </w:trPr>
-        <w:tc>
-          <w:tcPr>
-            <w:tcW w:w="2378" w:type="dxa"/>
-            <w:tcBorders>
-              <w:top w:val="single" w:sz="4" w:space="0" w:color="000000"/>
-              <w:left w:val="single" w:sz="4" w:space="0" w:color="000000"/>
-              <w:bottom w:val="single" w:sz="4" w:space="0" w:color="000000"/>
-              <w:right w:val="single" w:sz="4" w:space="0" w:color="000000"/>
-            </w:tcBorders>
-            <w:shd w:val="clear" w:color="000000" w:fill="FFFFFF"/>
-            <w:noWrap/>
-            <w:vAlign w:val="center"/>
-          </w:tcPr>
-          <w:p>
-            <w:pPr>
-              <w:ind w:firstLine="400"/>
-              <w:rPr>
-                <w:rFonts w:ascii="Arial" w:eastAsia="Times New Roman" w:hAnsi="Arial" w:cs="Arial"/>
-                <w:color w:val="000000"/>
-              </w:rPr>
-            </w:pPr>
-            <w:r>
-              <w:rPr>
-                <w:rFonts w:ascii="Arial" w:eastAsia="Times New Roman" w:hAnsi="Arial" w:cs="Arial"/>
-                <w:color w:val="000000"/>
-              </w:rPr>
-              <w:t>Урна универсальная, самозакрывающаяся, пластиковая, эстетичная, удобная для дома и офиса</w:t>
-            </w:r>
-          </w:p>
-        </w:tc>
-        <w:tc>
-          <w:tcPr>
-            <w:tcW w:w="1877" w:type="dxa"/>
-            <w:tcBorders>
-              <w:top w:val="single" w:sz="4" w:space="0" w:color="000000"/>
-              <w:left w:val="none" w:sz="4" w:space="0" w:color="000000"/>
-              <w:bottom w:val="single" w:sz="4" w:space="0" w:color="000000"/>
-              <w:right w:val="single" w:sz="4" w:space="0" w:color="000000"/>
-            </w:tcBorders>
-            <w:shd w:val="clear" w:color="000000" w:fill="FFFFFF"/>
-            <w:noWrap/>
-            <w:vAlign w:val="center"/>
-          </w:tcPr>
-          <w:p>
-            <w:pPr>
-              <w:jc w:val="right"/>
-              <w:rPr>
-                <w:rFonts w:ascii="Arial" w:eastAsia="Times New Roman" w:hAnsi="Arial" w:cs="Arial"/>
-                <w:color w:val="000000"/>
-                <w:sz w:val="18"/>
-                <w:szCs w:val="18"/>
-              </w:rPr>
-            </w:pPr>
-            <w:r>
-              <w:rPr>
-                <w:rFonts w:ascii="Arial" w:eastAsia="Times New Roman" w:hAnsi="Arial" w:cs="Arial"/>
-                <w:color w:val="000000"/>
-                <w:sz w:val="18"/>
-                <w:szCs w:val="18"/>
-              </w:rPr>
-              <w:t>1000076250131</w:t>
-            </w:r>
-          </w:p>
-        </w:tc>
-        <w:tc>
-          <w:tcPr>
-            <w:tcW w:w="1709" w:type="dxa"/>
-            <w:tcBorders>
-              <w:top w:val="single" w:sz="4" w:space="0" w:color="000000"/>
-              <w:left w:val="none" w:sz="4" w:space="0" w:color="000000"/>
-              <w:bottom w:val="single" w:sz="4" w:space="0" w:color="000000"/>
-              <w:right w:val="single" w:sz="4" w:space="0" w:color="000000"/>
-            </w:tcBorders>
-            <w:shd w:val="clear" w:color="FFFFFF" w:fill="FFFFFF"/>
-            <w:noWrap/>
-            <w:vAlign w:val="bottom"/>
-          </w:tcPr>
-          <w:p>
-            <w:pPr>
-              <w:rPr>
-                <w:rFonts w:ascii="Arial" w:hAnsi="Arial" w:cs="Arial"/>
-                <w:color w:val="000000"/>
-                <w:sz w:val="22"/>
-                <w:szCs w:val="22"/>
-              </w:rPr>
-            </w:pPr>
-            <w:r>
-              <w:rPr>
-                <w:rFonts w:ascii="Arial" w:eastAsia="Arial" w:hAnsi="Arial" w:cs="Arial"/>
-                <w:color w:val="000000"/>
-                <w:sz w:val="22"/>
-                <w:szCs w:val="22"/>
-              </w:rPr>
-              <w:t>утеря</w:t>
-            </w:r>
-          </w:p>
-        </w:tc>
-        <w:tc>
-          <w:tcPr>
-            <w:tcW w:w="1668" w:type="dxa"/>
-            <w:tcBorders>
-              <w:top w:val="single" w:sz="4" w:space="0" w:color="000000"/>
-              <w:left w:val="none" w:sz="4" w:space="0" w:color="000000"/>
-              <w:bottom w:val="single" w:sz="4" w:space="0" w:color="000000"/>
-              <w:right w:val="single" w:sz="4" w:space="0" w:color="000000"/>
-            </w:tcBorders>
-            <w:shd w:val="clear" w:color="FFFFFF" w:fill="FFFFFF"/>
-            <w:noWrap/>
-            <w:vAlign w:val="bottom"/>
-          </w:tcPr>
-          <w:p>
-            <w:pPr>
-              <w:jc w:val="right"/>
-              <w:rPr>
-                <w:rFonts w:ascii="Arial" w:hAnsi="Arial" w:cs="Arial"/>
-                <w:color w:val="000000"/>
-                <w:sz w:val="22"/>
-                <w:szCs w:val="22"/>
-              </w:rPr>
-            </w:pPr>
-            <w:r>
-              <w:rPr>
-                <w:rFonts w:ascii="Arial" w:eastAsia="Arial" w:hAnsi="Arial" w:cs="Arial"/>
-                <w:color w:val="000000"/>
-                <w:sz w:val="22"/>
-                <w:szCs w:val="22"/>
-              </w:rPr>
-              <w:t>35 200,00</w:t>
-            </w:r>
-          </w:p>
-        </w:tc>
-        <w:tc>
-          <w:tcPr>
-            <w:tcW w:w="1418" w:type="dxa"/>
-            <w:tcBorders>
-              <w:top w:val="single" w:sz="4" w:space="0" w:color="000000"/>
-              <w:left w:val="none" w:sz="4" w:space="0" w:color="000000"/>
-              <w:bottom w:val="single" w:sz="4" w:space="0" w:color="000000"/>
-              <w:right w:val="single" w:sz="4" w:space="0" w:color="000000"/>
-            </w:tcBorders>
-            <w:shd w:val="clear" w:color="000000" w:fill="FFFFFF"/>
-            <w:noWrap/>
-            <w:vAlign w:val="center"/>
-          </w:tcPr>
-          <w:p>
-            <w:pPr>
-              <w:jc w:val="right"/>
-              <w:rPr>
-                <w:rFonts w:ascii="Arial" w:eastAsia="Times New Roman" w:hAnsi="Arial" w:cs="Arial"/>
-                <w:color w:val="000000"/>
-                <w:sz w:val="18"/>
-                <w:szCs w:val="18"/>
-              </w:rPr>
-            </w:pPr>
-            <w:r>
-              <w:rPr>
-                <w:rFonts w:ascii="Arial" w:eastAsia="Times New Roman" w:hAnsi="Arial" w:cs="Arial"/>
-                <w:color w:val="000000"/>
-                <w:sz w:val="18"/>
-                <w:szCs w:val="18"/>
-              </w:rPr>
-              <w:t>1</w:t>
-            </w:r>
-          </w:p>
-        </w:tc>
-        <w:tc>
-          <w:tcPr>
-            <w:tcW w:w="1701" w:type="dxa"/>
-            <w:tcBorders>
-              <w:top w:val="single" w:sz="4" w:space="0" w:color="000000"/>
-              <w:left w:val="none" w:sz="4" w:space="0" w:color="000000"/>
-              <w:bottom w:val="single" w:sz="4" w:space="0" w:color="000000"/>
-              <w:right w:val="single" w:sz="4" w:space="0" w:color="000000"/>
-            </w:tcBorders>
-            <w:shd w:val="clear" w:color="FFFFFF" w:fill="FFFFFF"/>
-            <w:noWrap/>
-            <w:vAlign w:val="bottom"/>
-          </w:tcPr>
-          <w:p>
-            <w:pPr>
-              <w:jc w:val="right"/>
-              <w:rPr>
-                <w:rFonts w:ascii="Arial" w:hAnsi="Arial" w:cs="Arial"/>
-                <w:color w:val="000000"/>
-                <w:sz w:val="22"/>
-                <w:szCs w:val="22"/>
-              </w:rPr>
-            </w:pPr>
-            <w:r>
-              <w:rPr>
-                <w:rFonts w:ascii="Arial" w:eastAsia="Arial" w:hAnsi="Arial" w:cs="Arial"/>
-                <w:color w:val="000000"/>
-                <w:sz w:val="22"/>
-                <w:szCs w:val="22"/>
-              </w:rPr>
-              <w:t>35 200,00</w:t>
-            </w:r>
-          </w:p>
-        </w:tc>
-      </w:tr>
-      <w:tr>
-        <w:trPr>
-          <w:trHeight w:val="300"/>
-        </w:trPr>
-        <w:tc>
-          <w:tcPr>
-            <w:tcW w:w="2378" w:type="dxa"/>
-            <w:tcBorders>
-              <w:top w:val="single" w:sz="4" w:space="0" w:color="000000"/>
-              <w:left w:val="single" w:sz="4" w:space="0" w:color="000000"/>
-              <w:bottom w:val="single" w:sz="4" w:space="0" w:color="000000"/>
-              <w:right w:val="single" w:sz="4" w:space="0" w:color="000000"/>
-            </w:tcBorders>
-            <w:shd w:val="clear" w:color="000000" w:fill="FFFFFF"/>
-            <w:noWrap/>
-            <w:vAlign w:val="center"/>
-          </w:tcPr>
-          <w:p>
-            <w:pPr>
-              <w:ind w:firstLine="400"/>
-              <w:rPr>
-                <w:rFonts w:ascii="Arial" w:eastAsia="Times New Roman" w:hAnsi="Arial" w:cs="Arial"/>
-                <w:color w:val="000000"/>
-              </w:rPr>
-            </w:pPr>
-            <w:r>
-              <w:rPr>
-                <w:rFonts w:ascii="Arial" w:eastAsia="Times New Roman" w:hAnsi="Arial" w:cs="Arial"/>
-                <w:color w:val="000000"/>
-              </w:rPr>
-              <w:t>Набор для уборки с длинной ручкой, совок и щётка, пластиковый, удобный</w:t>
-            </w:r>
-          </w:p>
-        </w:tc>
-        <w:tc>
-          <w:tcPr>
-            <w:tcW w:w="1877" w:type="dxa"/>
-            <w:tcBorders>
-              <w:top w:val="single" w:sz="4" w:space="0" w:color="000000"/>
-              <w:left w:val="none" w:sz="4" w:space="0" w:color="000000"/>
-              <w:bottom w:val="single" w:sz="4" w:space="0" w:color="000000"/>
-              <w:right w:val="single" w:sz="4" w:space="0" w:color="000000"/>
-            </w:tcBorders>
-            <w:shd w:val="clear" w:color="000000" w:fill="FFFFFF"/>
-            <w:noWrap/>
-            <w:vAlign w:val="center"/>
-          </w:tcPr>
-          <w:p>
-            <w:pPr>
-              <w:jc w:val="right"/>
-              <w:rPr>
-                <w:rFonts w:ascii="Arial" w:eastAsia="Times New Roman" w:hAnsi="Arial" w:cs="Arial"/>
-                <w:color w:val="000000"/>
-                <w:sz w:val="18"/>
-                <w:szCs w:val="18"/>
-              </w:rPr>
-            </w:pPr>
-            <w:r>
-              <w:rPr>
-                <w:rFonts w:ascii="Arial" w:eastAsia="Times New Roman" w:hAnsi="Arial" w:cs="Arial"/>
-                <w:color w:val="000000"/>
-                <w:sz w:val="18"/>
-                <w:szCs w:val="18"/>
-              </w:rPr>
-              <w:t>1000075044243</w:t>
-            </w:r>
-          </w:p>
-        </w:tc>
-        <w:tc>
-          <w:tcPr>
-            <w:tcW w:w="1709" w:type="dxa"/>
-            <w:tcBorders>
-              <w:top w:val="single" w:sz="4" w:space="0" w:color="000000"/>
-              <w:left w:val="none" w:sz="4" w:space="0" w:color="000000"/>
-              <w:bottom w:val="single" w:sz="4" w:space="0" w:color="000000"/>
-              <w:right w:val="single" w:sz="4" w:space="0" w:color="000000"/>
-            </w:tcBorders>
-            <w:shd w:val="clear" w:color="FFFFFF" w:fill="FFFFFF"/>
-            <w:noWrap/>
-            <w:vAlign w:val="bottom"/>
-          </w:tcPr>
-          <w:p>
-            <w:pPr>
-              <w:rPr>
-                <w:rFonts w:ascii="Arial" w:hAnsi="Arial" w:cs="Arial"/>
-                <w:color w:val="000000"/>
-                <w:sz w:val="22"/>
-                <w:szCs w:val="22"/>
-              </w:rPr>
-            </w:pPr>
-            <w:r>
-              <w:rPr>
-                <w:rFonts w:ascii="Arial" w:eastAsia="Arial" w:hAnsi="Arial" w:cs="Arial"/>
-                <w:color w:val="000000"/>
-                <w:sz w:val="22"/>
-                <w:szCs w:val="22"/>
-              </w:rPr>
-              <w:t>утеря</w:t>
-            </w:r>
-          </w:p>
-        </w:tc>
-        <w:tc>
-          <w:tcPr>
-            <w:tcW w:w="1668" w:type="dxa"/>
-            <w:tcBorders>
-              <w:top w:val="single" w:sz="4" w:space="0" w:color="000000"/>
-              <w:left w:val="none" w:sz="4" w:space="0" w:color="000000"/>
-              <w:bottom w:val="single" w:sz="4" w:space="0" w:color="000000"/>
-              <w:right w:val="single" w:sz="4" w:space="0" w:color="000000"/>
-            </w:tcBorders>
-            <w:shd w:val="clear" w:color="FFFFFF" w:fill="FFFFFF"/>
-            <w:noWrap/>
-            <w:vAlign w:val="bottom"/>
-          </w:tcPr>
-          <w:p>
-            <w:pPr>
-              <w:jc w:val="right"/>
-              <w:rPr>
-                <w:rFonts w:ascii="Arial" w:hAnsi="Arial" w:cs="Arial"/>
-                <w:color w:val="000000"/>
-                <w:sz w:val="22"/>
-                <w:szCs w:val="22"/>
-              </w:rPr>
-            </w:pPr>
-            <w:r>
-              <w:rPr>
-                <w:rFonts w:ascii="Arial" w:eastAsia="Arial" w:hAnsi="Arial" w:cs="Arial"/>
-                <w:color w:val="000000"/>
-                <w:sz w:val="22"/>
-                <w:szCs w:val="22"/>
-              </w:rPr>
-              <w:t>72 000,00</w:t>
-            </w:r>
-          </w:p>
-        </w:tc>
-        <w:tc>
-          <w:tcPr>
-            <w:tcW w:w="1418" w:type="dxa"/>
-            <w:tcBorders>
-              <w:top w:val="single" w:sz="4" w:space="0" w:color="000000"/>
-              <w:left w:val="none" w:sz="4" w:space="0" w:color="000000"/>
-              <w:bottom w:val="single" w:sz="4" w:space="0" w:color="000000"/>
-              <w:right w:val="single" w:sz="4" w:space="0" w:color="000000"/>
-            </w:tcBorders>
-            <w:shd w:val="clear" w:color="000000" w:fill="FFFFFF"/>
-            <w:noWrap/>
-            <w:vAlign w:val="center"/>
-          </w:tcPr>
-          <w:p>
-            <w:pPr>
-              <w:jc w:val="right"/>
-              <w:rPr>
-                <w:rFonts w:ascii="Arial" w:eastAsia="Times New Roman" w:hAnsi="Arial" w:cs="Arial"/>
-                <w:color w:val="000000"/>
-                <w:sz w:val="18"/>
-                <w:szCs w:val="18"/>
-              </w:rPr>
-            </w:pPr>
-            <w:r>
-              <w:rPr>
-                <w:rFonts w:ascii="Arial" w:eastAsia="Times New Roman" w:hAnsi="Arial" w:cs="Arial"/>
-                <w:color w:val="000000"/>
-                <w:sz w:val="18"/>
-                <w:szCs w:val="18"/>
-              </w:rPr>
-              <w:t>1</w:t>
-            </w:r>
-          </w:p>
-        </w:tc>
-        <w:tc>
-          <w:tcPr>
-            <w:tcW w:w="1701" w:type="dxa"/>
-            <w:tcBorders>
-              <w:top w:val="single" w:sz="4" w:space="0" w:color="000000"/>
-              <w:left w:val="none" w:sz="4" w:space="0" w:color="000000"/>
-              <w:bottom w:val="single" w:sz="4" w:space="0" w:color="000000"/>
-              <w:right w:val="single" w:sz="4" w:space="0" w:color="000000"/>
-            </w:tcBorders>
-            <w:shd w:val="clear" w:color="FFFFFF" w:fill="FFFFFF"/>
-            <w:noWrap/>
-            <w:vAlign w:val="bottom"/>
-          </w:tcPr>
-          <w:p>
-            <w:pPr>
-              <w:jc w:val="right"/>
-              <w:rPr>
-                <w:rFonts w:ascii="Arial" w:hAnsi="Arial" w:cs="Arial"/>
-                <w:color w:val="000000"/>
-                <w:sz w:val="22"/>
-                <w:szCs w:val="22"/>
-              </w:rPr>
-            </w:pPr>
-            <w:r>
-              <w:rPr>
-                <w:rFonts w:ascii="Arial" w:eastAsia="Arial" w:hAnsi="Arial" w:cs="Arial"/>
-                <w:color w:val="000000"/>
-                <w:sz w:val="22"/>
-                <w:szCs w:val="22"/>
-              </w:rPr>
-              <w:t>72 000,00</w:t>
-            </w:r>
-          </w:p>
-        </w:tc>
-      </w:tr>
-      <w:tr>
-        <w:trPr>
-          <w:trHeight w:val="300"/>
-        </w:trPr>
-        <w:tc>
-          <w:tcPr>
-            <w:tcW w:w="2378" w:type="dxa"/>
-            <w:tcBorders>
-              <w:top w:val="single" w:sz="4" w:space="0" w:color="000000"/>
-              <w:left w:val="single" w:sz="4" w:space="0" w:color="000000"/>
-              <w:bottom w:val="single" w:sz="4" w:space="0" w:color="000000"/>
-              <w:right w:val="single" w:sz="4" w:space="0" w:color="000000"/>
-            </w:tcBorders>
-            <w:shd w:val="clear" w:color="000000" w:fill="FFFFFF"/>
-            <w:noWrap/>
-            <w:vAlign w:val="center"/>
-          </w:tcPr>
-          <w:p>
-            <w:pPr>
-              <w:ind w:firstLine="400"/>
-              <w:rPr>
-                <w:rFonts w:ascii="Arial" w:eastAsia="Times New Roman" w:hAnsi="Arial" w:cs="Arial"/>
-                <w:color w:val="000000"/>
-              </w:rPr>
-            </w:pPr>
-            <w:r>
-              <w:rPr>
-                <w:rFonts w:ascii="Arial" w:eastAsia="Times New Roman" w:hAnsi="Arial" w:cs="Arial"/>
-                <w:color w:val="000000"/>
-              </w:rPr>
-              <w:t>Трехэтажный универсальный пластмассовый шкаф для ванной, спальни, кухни и офиса, комод</w:t>
-            </w:r>
-          </w:p>
-        </w:tc>
-        <w:tc>
-          <w:tcPr>
-            <w:tcW w:w="1877" w:type="dxa"/>
-            <w:tcBorders>
-              <w:top w:val="single" w:sz="4" w:space="0" w:color="000000"/>
-              <w:left w:val="none" w:sz="4" w:space="0" w:color="000000"/>
-              <w:bottom w:val="single" w:sz="4" w:space="0" w:color="000000"/>
-              <w:right w:val="single" w:sz="4" w:space="0" w:color="000000"/>
-            </w:tcBorders>
-            <w:shd w:val="clear" w:color="000000" w:fill="FFFFFF"/>
-            <w:noWrap/>
-            <w:vAlign w:val="center"/>
-          </w:tcPr>
-          <w:p>
-            <w:pPr>
-              <w:jc w:val="right"/>
-              <w:rPr>
-                <w:rFonts w:ascii="Arial" w:eastAsia="Times New Roman" w:hAnsi="Arial" w:cs="Arial"/>
-                <w:color w:val="000000"/>
-                <w:sz w:val="18"/>
-                <w:szCs w:val="18"/>
-              </w:rPr>
-            </w:pPr>
-            <w:r>
-              <w:rPr>
-                <w:rFonts w:ascii="Arial" w:eastAsia="Times New Roman" w:hAnsi="Arial" w:cs="Arial"/>
-                <w:color w:val="000000"/>
-                <w:sz w:val="18"/>
-                <w:szCs w:val="18"/>
-              </w:rPr>
-              <w:t>1000074939939</w:t>
-            </w:r>
-          </w:p>
-        </w:tc>
-        <w:tc>
-          <w:tcPr>
-            <w:tcW w:w="1709" w:type="dxa"/>
-            <w:tcBorders>
-              <w:top w:val="single" w:sz="4" w:space="0" w:color="000000"/>
-              <w:left w:val="none" w:sz="4" w:space="0" w:color="000000"/>
-              <w:bottom w:val="single" w:sz="4" w:space="0" w:color="000000"/>
-              <w:right w:val="single" w:sz="4" w:space="0" w:color="000000"/>
-            </w:tcBorders>
-            <w:shd w:val="clear" w:color="FFFFFF" w:fill="FFFFFF"/>
-            <w:noWrap/>
-            <w:vAlign w:val="bottom"/>
-          </w:tcPr>
-          <w:p>
-            <w:pPr>
-              <w:rPr>
-                <w:rFonts w:ascii="Arial" w:hAnsi="Arial" w:cs="Arial"/>
-                <w:color w:val="000000"/>
-                <w:sz w:val="22"/>
-                <w:szCs w:val="22"/>
-              </w:rPr>
-            </w:pPr>
-            <w:r>
-              <w:rPr>
-                <w:rFonts w:ascii="Arial" w:eastAsia="Arial" w:hAnsi="Arial" w:cs="Arial"/>
-                <w:color w:val="000000"/>
-                <w:sz w:val="22"/>
-                <w:szCs w:val="22"/>
-              </w:rPr>
-              <w:t>утеря</w:t>
-            </w:r>
-          </w:p>
-        </w:tc>
-        <w:tc>
-          <w:tcPr>
-            <w:tcW w:w="1668" w:type="dxa"/>
-            <w:tcBorders>
-              <w:top w:val="single" w:sz="4" w:space="0" w:color="000000"/>
-              <w:left w:val="none" w:sz="4" w:space="0" w:color="000000"/>
-              <w:bottom w:val="single" w:sz="4" w:space="0" w:color="000000"/>
-              <w:right w:val="single" w:sz="4" w:space="0" w:color="000000"/>
-            </w:tcBorders>
-            <w:shd w:val="clear" w:color="FFFFFF" w:fill="FFFFFF"/>
-            <w:noWrap/>
-            <w:vAlign w:val="bottom"/>
-          </w:tcPr>
-          <w:p>
-            <w:pPr>
-              <w:jc w:val="right"/>
-              <w:rPr>
-                <w:rFonts w:ascii="Arial" w:hAnsi="Arial" w:cs="Arial"/>
-                <w:color w:val="000000"/>
-                <w:sz w:val="22"/>
-                <w:szCs w:val="22"/>
-              </w:rPr>
-            </w:pPr>
-            <w:r>
-              <w:rPr>
-                <w:rFonts w:ascii="Arial" w:eastAsia="Arial" w:hAnsi="Arial" w:cs="Arial"/>
-                <w:color w:val="000000"/>
-                <w:sz w:val="22"/>
-                <w:szCs w:val="22"/>
-              </w:rPr>
-              <w:t>254 150,00</w:t>
-            </w:r>
-          </w:p>
-        </w:tc>
-        <w:tc>
-          <w:tcPr>
-            <w:tcW w:w="1418" w:type="dxa"/>
-            <w:tcBorders>
-              <w:top w:val="single" w:sz="4" w:space="0" w:color="000000"/>
-              <w:left w:val="none" w:sz="4" w:space="0" w:color="000000"/>
-              <w:bottom w:val="single" w:sz="4" w:space="0" w:color="000000"/>
-              <w:right w:val="single" w:sz="4" w:space="0" w:color="000000"/>
-            </w:tcBorders>
-            <w:shd w:val="clear" w:color="000000" w:fill="FFFFFF"/>
-            <w:noWrap/>
-            <w:vAlign w:val="center"/>
-          </w:tcPr>
-          <w:p>
-            <w:pPr>
-              <w:jc w:val="right"/>
-              <w:rPr>
-                <w:rFonts w:ascii="Arial" w:eastAsia="Times New Roman" w:hAnsi="Arial" w:cs="Arial"/>
-                <w:color w:val="000000"/>
-                <w:sz w:val="18"/>
-                <w:szCs w:val="18"/>
-              </w:rPr>
-            </w:pPr>
-            <w:r>
-              <w:rPr>
-                <w:rFonts w:ascii="Arial" w:eastAsia="Times New Roman" w:hAnsi="Arial" w:cs="Arial"/>
-                <w:color w:val="000000"/>
-                <w:sz w:val="18"/>
-                <w:szCs w:val="18"/>
-              </w:rPr>
-              <w:t>1</w:t>
-            </w:r>
-          </w:p>
-        </w:tc>
-        <w:tc>
-          <w:tcPr>
-            <w:tcW w:w="1701" w:type="dxa"/>
-            <w:tcBorders>
-              <w:top w:val="single" w:sz="4" w:space="0" w:color="000000"/>
-              <w:left w:val="none" w:sz="4" w:space="0" w:color="000000"/>
-              <w:bottom w:val="single" w:sz="4" w:space="0" w:color="000000"/>
-              <w:right w:val="single" w:sz="4" w:space="0" w:color="000000"/>
-            </w:tcBorders>
-            <w:shd w:val="clear" w:color="FFFFFF" w:fill="FFFFFF"/>
-            <w:noWrap/>
-            <w:vAlign w:val="bottom"/>
-          </w:tcPr>
-          <w:p>
-            <w:pPr>
-              <w:jc w:val="right"/>
-              <w:rPr>
-                <w:rFonts w:ascii="Arial" w:hAnsi="Arial" w:cs="Arial"/>
-                <w:color w:val="000000"/>
-                <w:sz w:val="22"/>
-                <w:szCs w:val="22"/>
-              </w:rPr>
-            </w:pPr>
-            <w:r>
-              <w:rPr>
-                <w:rFonts w:ascii="Arial" w:eastAsia="Arial" w:hAnsi="Arial" w:cs="Arial"/>
-                <w:color w:val="000000"/>
-                <w:sz w:val="22"/>
-                <w:szCs w:val="22"/>
-              </w:rPr>
-              <w:t>254 150,00</w:t>
-            </w:r>
-          </w:p>
-        </w:tc>
-      </w:tr>
-      <w:tr>
-        <w:trPr>
-          <w:trHeight w:val="300"/>
-        </w:trPr>
-        <w:tc>
-          <w:tcPr>
-            <w:tcW w:w="2378" w:type="dxa"/>
-            <w:tcBorders>
-              <w:top w:val="none" w:sz="4" w:space="0" w:color="000000"/>
-              <w:left w:val="single" w:sz="4" w:space="0" w:color="000000"/>
-              <w:bottom w:val="single" w:sz="4" w:space="0" w:color="000000"/>
-              <w:right w:val="single" w:sz="4" w:space="0" w:color="000000"/>
-            </w:tcBorders>
-            <w:shd w:val="clear" w:color="000000" w:fill="FFFFFF"/>
-            <w:noWrap/>
-            <w:vAlign w:val="center"/>
-          </w:tcPr>
-          <w:p>
-            <w:pPr>
-              <w:ind w:firstLine="400"/>
-              <w:rPr>
-                <w:rFonts w:ascii="Arial" w:eastAsia="Times New Roman" w:hAnsi="Arial" w:cs="Arial"/>
-                <w:color w:val="000000"/>
-              </w:rPr>
-            </w:pPr>
-            <w:r>
-              <w:rPr>
-                <w:rFonts w:ascii="Arial" w:eastAsia="Times New Roman" w:hAnsi="Arial" w:cs="Arial"/>
-                <w:color w:val="000000"/>
-              </w:rPr>
-              <w:t>Итого:</w:t>
-            </w:r>
-          </w:p>
-        </w:tc>
-        <w:tc>
-          <w:tcPr>
-            <w:tcW w:w="1877" w:type="dxa"/>
-            <w:tcBorders>
-              <w:top w:val="none" w:sz="4" w:space="0" w:color="000000"/>
-              <w:left w:val="none" w:sz="4" w:space="0" w:color="000000"/>
-              <w:bottom w:val="single" w:sz="4" w:space="0" w:color="000000"/>
-              <w:right w:val="single" w:sz="4" w:space="0" w:color="000000"/>
-            </w:tcBorders>
-            <w:shd w:val="clear" w:color="000000" w:fill="FFFFFF"/>
-            <w:noWrap/>
-            <w:vAlign w:val="center"/>
-          </w:tcPr>
-          <w:p>
-            <w:pPr>
-              <w:ind w:firstLine="360"/>
-              <w:jc w:val="right"/>
-              <w:rPr>
-                <w:rFonts w:ascii="Arial" w:eastAsia="Times New Roman" w:hAnsi="Arial" w:cs="Arial"/>
-                <w:color w:val="000000"/>
-                <w:sz w:val="18"/>
-                <w:szCs w:val="18"/>
-              </w:rPr>
-            </w:pPr>
-            <w:r>
-              <w:rPr>
-                <w:rFonts w:ascii="Arial" w:eastAsia="Times New Roman" w:hAnsi="Arial" w:cs="Arial"/>
-                <w:color w:val="000000"/>
-                <w:sz w:val="18"/>
-                <w:szCs w:val="18"/>
-              </w:rPr>
-              <w:t>24</w:t>
-            </w:r>
-          </w:p>
-        </w:tc>
-        <w:tc>
-          <w:tcPr>
-            <w:tcW w:w="1709" w:type="dxa"/>
-            <w:tcBorders>
-              <w:top w:val="none" w:sz="4" w:space="0" w:color="000000"/>
-              <w:left w:val="none" w:sz="4" w:space="0" w:color="000000"/>
-              <w:bottom w:val="single" w:sz="4" w:space="0" w:color="000000"/>
-              <w:right w:val="single" w:sz="4" w:space="0" w:color="000000"/>
-            </w:tcBorders>
-            <w:shd w:val="clear" w:color="FFFFFF" w:fill="FFFFFF"/>
-            <w:noWrap/>
-            <w:vAlign w:val="bottom"/>
-          </w:tcPr>
-          <w:p>
-            <w:pPr>
-              <w:tabs>
-                <w:tab w:val="center" w:pos="703"/>
-              </w:tabs>
-              <w:rPr>
-                <w:rFonts w:ascii="Arial" w:hAnsi="Arial" w:cs="Arial"/>
-                <w:color w:val="000000"/>
-                <w:sz w:val="22"/>
-                <w:szCs w:val="22"/>
-              </w:rPr>
-            </w:pPr>
-            <w:r>
-              <w:rPr>
-                <w:rFonts w:ascii="Arial" w:eastAsia="Arial" w:hAnsi="Arial" w:cs="Arial"/>
-                <w:color w:val="000000"/>
-                <w:sz w:val="22"/>
-                <w:szCs w:val="22"/>
-              </w:rPr>
-              <w:t> </w:t>
-            </w:r>
-            <w:r>
-              <w:rPr>
-                <w:rFonts w:ascii="Arial" w:eastAsia="Arial" w:hAnsi="Arial" w:cs="Arial"/>
-                <w:color w:val="000000"/>
-                <w:sz w:val="22"/>
-                <w:szCs w:val="22"/>
-              </w:rPr>
-              <w:tab/>
-            </w:r>
-          </w:p>
-        </w:tc>
-        <w:tc>
-          <w:tcPr>
-            <w:tcW w:w="1668" w:type="dxa"/>
-            <w:tcBorders>
-              <w:top w:val="none" w:sz="4" w:space="0" w:color="000000"/>
-              <w:left w:val="none" w:sz="4" w:space="0" w:color="000000"/>
-              <w:bottom w:val="single" w:sz="4" w:space="0" w:color="000000"/>
-              <w:right w:val="single" w:sz="4" w:space="0" w:color="000000"/>
-            </w:tcBorders>
-            <w:shd w:val="clear" w:color="FFFFFF" w:fill="FFFFFF"/>
-            <w:noWrap/>
-            <w:vAlign w:val="bottom"/>
-          </w:tcPr>
-          <w:p>
-            <w:pPr>
-              <w:rPr>
-                <w:rFonts w:ascii="Arial" w:hAnsi="Arial" w:cs="Arial"/>
-                <w:color w:val="000000"/>
-                <w:sz w:val="22"/>
-                <w:szCs w:val="22"/>
-              </w:rPr>
-            </w:pPr>
-            <w:r>
-              <w:rPr>
-                <w:rFonts w:ascii="Arial" w:eastAsia="Arial" w:hAnsi="Arial" w:cs="Arial"/>
-                <w:color w:val="000000"/>
-                <w:sz w:val="22"/>
-                <w:szCs w:val="22"/>
-              </w:rPr>
-              <w:t> </w:t>
-            </w:r>
-          </w:p>
-        </w:tc>
-        <w:tc>
-          <w:tcPr>
-            <w:tcW w:w="1418" w:type="dxa"/>
-            <w:tcBorders>
-              <w:top w:val="none" w:sz="4" w:space="0" w:color="000000"/>
-              <w:left w:val="none" w:sz="4" w:space="0" w:color="000000"/>
-              <w:bottom w:val="single" w:sz="4" w:space="0" w:color="000000"/>
-              <w:right w:val="single" w:sz="4" w:space="0" w:color="000000"/>
-            </w:tcBorders>
-            <w:shd w:val="clear" w:color="000000" w:fill="FFFFFF"/>
-            <w:noWrap/>
-            <w:vAlign w:val="center"/>
-          </w:tcPr>
-          <w:p>
-            <w:pPr>
-              <w:jc w:val="right"/>
-              <w:rPr>
-                <w:rFonts w:ascii="Arial" w:eastAsia="Times New Roman" w:hAnsi="Arial" w:cs="Arial"/>
-                <w:color w:val="000000"/>
-                <w:sz w:val="18"/>
-                <w:szCs w:val="18"/>
-              </w:rPr>
-            </w:pPr>
-            <w:r>
-              <w:rPr>
-                <w:rFonts w:ascii="Arial" w:eastAsia="Times New Roman" w:hAnsi="Arial" w:cs="Arial"/>
-                <w:color w:val="000000"/>
-                <w:sz w:val="18"/>
-                <w:szCs w:val="18"/>
-              </w:rPr>
-              <w:t>64</w:t>
-            </w:r>
-          </w:p>
-        </w:tc>
-        <w:tc>
-          <w:tcPr>
-            <w:tcW w:w="1701" w:type="dxa"/>
-            <w:tcBorders>
-              <w:top w:val="none" w:sz="4" w:space="0" w:color="000000"/>
-              <w:left w:val="none" w:sz="4" w:space="0" w:color="000000"/>
-              <w:bottom w:val="single" w:sz="4" w:space="0" w:color="000000"/>
-              <w:right w:val="single" w:sz="4" w:space="0" w:color="000000"/>
-            </w:tcBorders>
-            <w:shd w:val="clear" w:color="FFFFFF" w:fill="FFFFFF"/>
-            <w:noWrap/>
-            <w:vAlign w:val="bottom"/>
-          </w:tcPr>
-          <w:p>
-            <w:pPr>
-              <w:jc w:val="right"/>
-              <w:rPr>
-                <w:rFonts w:ascii="Arial" w:hAnsi="Arial" w:cs="Arial"/>
-                <w:color w:val="000000"/>
-                <w:sz w:val="22"/>
-                <w:szCs w:val="22"/>
-              </w:rPr>
-            </w:pPr>
-            <w:r>
-              <w:rPr>
-                <w:rFonts w:ascii="Arial" w:eastAsia="Arial" w:hAnsi="Arial" w:cs="Arial"/>
-                <w:color w:val="000000"/>
-                <w:sz w:val="22"/>
-                <w:szCs w:val="22"/>
-              </w:rPr>
-              <w:t>3 434 732,90</w:t>
+              <w:t>{{item.line_total}}</w:t>
             </w:r>
           </w:p>
         </w:tc>
@@ -6090,44 +850,7 @@
           <w:sz w:val="24"/>
           <w:szCs w:val="24"/>
         </w:rPr>
-        <w:t>Итоговая сумма к выплате</w:t>
-      </w:r>
-      <w:r>
-        <w:rPr>
-          <w:rFonts w:ascii="Times New Roman" w:eastAsia="Times New Roman" w:hAnsi="Times New Roman" w:cs="Times New Roman"/>
-          <w:color w:val="000000"/>
-          <w:sz w:val="24"/>
-          <w:szCs w:val="24"/>
-        </w:rPr>
-        <w:t xml:space="preserve"> </w:t>
-      </w:r>
-      <w:r>
-        <w:rPr>
-          <w:rFonts w:ascii="Times New Roman" w:eastAsia="Times New Roman" w:hAnsi="Times New Roman" w:cs="Times New Roman"/>
-          <w:color w:val="000000"/>
-          <w:sz w:val="22"/>
-          <w:szCs w:val="22"/>
-        </w:rPr>
-        <w:t xml:space="preserve">3 434 732,90 </w:t>
-      </w:r>
-      <w:r>
-        <w:rPr>
-          <w:rFonts w:ascii="Times New Roman" w:eastAsia="Times New Roman" w:hAnsi="Times New Roman" w:cs="Times New Roman"/>
-          <w:b/>
-          <w:bCs/>
-          <w:color w:val="000000"/>
-        </w:rPr>
-        <w:t>сум</w:t>
-      </w:r>
-      <w:r>
-        <w:rPr>
-          <w:rFonts w:ascii="Times New Roman" w:eastAsia="Times New Roman" w:hAnsi="Times New Roman" w:cs="Times New Roman"/>
-          <w:b/>
-          <w:color w:val="000000"/>
-          <w:sz w:val="22"/>
-          <w:szCs w:val="22"/>
-        </w:rPr>
-        <w:t>.</w:t>
+        <w:t>Итоговая сумма к выплате {{total_amount}} сум.</w:t>
       </w:r>
     </w:p>
     <w:p>
